--- a/docs/BRIEF-v2.1.docx
+++ b/docs/BRIEF-v2.1.docx
@@ -88,7 +88,7 @@
         </w:p>
       </w:sdtContent>
     </w:sdt>
-    <w:bookmarkStart w:id="34" w:name="brief-v2.1-contrato-de-consistência"/>
+    <w:bookmarkStart w:id="37" w:name="brief-v2.1-contrato-de-consistência"/>
     <w:p>
       <w:pPr>
         <w:pStyle w:val="Heading1"/>
@@ -248,13 +248,152 @@
         <w:t xml:space="preserve">docs/</w:t>
       </w:r>
       <w:r>
-        <w:t xml:space="preserve">. O conteúdo abaixo é o estado final, já com as correções que a</w:t>
-      </w:r>
-      <w:r>
-        <w:t xml:space="preserve"> </w:t>
-      </w:r>
-      <w:r>
-        <w:t xml:space="preserve">validação contra PostgreSQL 16 e a auditoria da planilha real produziram.</w:t>
+        <w:t xml:space="preserve">. O conteúdo abaixo já traz as correções que a validação contra</w:t>
+      </w:r>
+      <w:r>
+        <w:t xml:space="preserve"> </w:t>
+      </w:r>
+      <w:r>
+        <w:t xml:space="preserve">PostgreSQL 16 e a auditoria da planilha real produziram.</w:t>
+      </w:r>
+    </w:p>
+    <w:p>
+      <w:pPr>
+        <w:pStyle w:val="BlockText"/>
+      </w:pPr>
+      <w:r>
+        <w:rPr>
+          <w:bCs/>
+          <w:b/>
+        </w:rPr>
+        <w:t xml:space="preserve">Revisão de 26/08/2026 (achados D-5 e D-6).</w:t>
+      </w:r>
+      <w:r>
+        <w:t xml:space="preserve"> </w:t>
+      </w:r>
+      <w:r>
+        <w:t xml:space="preserve">A primeira entrega deste arquivo não</w:t>
+      </w:r>
+      <w:r>
+        <w:t xml:space="preserve"> </w:t>
+      </w:r>
+      <w:r>
+        <w:t xml:space="preserve">conhecia a decisão</w:t>
+      </w:r>
+      <w:r>
+        <w:t xml:space="preserve"> </w:t>
+      </w:r>
+      <w:r>
+        <w:rPr>
+          <w:bCs/>
+          <w:b/>
+        </w:rPr>
+        <w:t xml:space="preserve">UE-1 rota (b)</w:t>
+      </w:r>
+      <w:r>
+        <w:t xml:space="preserve">, tomada no mesmo dia: o §2.1 tinha 26 tabelas, sem</w:t>
+      </w:r>
+      <w:r>
+        <w:t xml:space="preserve"> </w:t>
+      </w:r>
+      <w:r>
+        <w:rPr>
+          <w:rStyle w:val="VerbatimChar"/>
+        </w:rPr>
+        <w:t xml:space="preserve">unidades_ensino</w:t>
+      </w:r>
+      <w:r>
+        <w:t xml:space="preserve">, e descrevia</w:t>
+      </w:r>
+      <w:r>
+        <w:t xml:space="preserve"> </w:t>
+      </w:r>
+      <w:r>
+        <w:rPr>
+          <w:rStyle w:val="VerbatimChar"/>
+        </w:rPr>
+        <w:t xml:space="preserve">registros_aula</w:t>
+      </w:r>
+      <w:r>
+        <w:t xml:space="preserve"> </w:t>
+      </w:r>
+      <w:r>
+        <w:t xml:space="preserve">no grão antigo. Como o §2.1 se declara</w:t>
+      </w:r>
+      <w:r>
+        <w:t xml:space="preserve"> </w:t>
+      </w:r>
+      <w:r>
+        <w:t xml:space="preserve">autoridade de nomes, ele levaria o Épico 1 a excluir a tabela que a decisão exige.</w:t>
+      </w:r>
+      <w:r>
+        <w:t xml:space="preserve"> </w:t>
+      </w:r>
+      <w:r>
+        <w:t xml:space="preserve">Corrigido em</w:t>
+      </w:r>
+      <w:r>
+        <w:t xml:space="preserve"> </w:t>
+      </w:r>
+      <w:r>
+        <w:rPr>
+          <w:bCs/>
+          <w:b/>
+        </w:rPr>
+        <w:t xml:space="preserve">§2.1</w:t>
+      </w:r>
+      <w:r>
+        <w:t xml:space="preserve"> </w:t>
+      </w:r>
+      <w:r>
+        <w:t xml:space="preserve">(mapa),</w:t>
+      </w:r>
+      <w:r>
+        <w:t xml:space="preserve"> </w:t>
+      </w:r>
+      <w:r>
+        <w:rPr>
+          <w:bCs/>
+          <w:b/>
+        </w:rPr>
+        <w:t xml:space="preserve">§2.2</w:t>
+      </w:r>
+      <w:r>
+        <w:t xml:space="preserve"> </w:t>
+      </w:r>
+      <w:r>
+        <w:t xml:space="preserve">(o grão do fato, novo) e</w:t>
+      </w:r>
+      <w:r>
+        <w:t xml:space="preserve"> </w:t>
+      </w:r>
+      <w:r>
+        <w:rPr>
+          <w:bCs/>
+          <w:b/>
+        </w:rPr>
+        <w:t xml:space="preserve">§11</w:t>
+      </w:r>
+      <w:r>
+        <w:t xml:space="preserve"> </w:t>
+      </w:r>
+      <w:r>
+        <w:t xml:space="preserve">(o que em</w:t>
+      </w:r>
+      <w:r>
+        <w:t xml:space="preserve"> </w:t>
+      </w:r>
+      <w:r>
+        <w:rPr>
+          <w:rStyle w:val="VerbatimChar"/>
+        </w:rPr>
+        <w:t xml:space="preserve">docs/sql-referencia/</w:t>
+      </w:r>
+      <w:r>
+        <w:t xml:space="preserve"> </w:t>
+      </w:r>
+      <w:r>
+        <w:t xml:space="preserve">ficou para trás). D-6 está resolvido na nota ao fim do §2.1.</w:t>
       </w:r>
     </w:p>
     <w:p>
@@ -1713,7 +1852,7 @@
       </w:r>
     </w:p>
     <w:bookmarkEnd w:id="21"/>
-    <w:bookmarkStart w:id="23" w:name="convenções-de-banco-postgresql"/>
+    <w:bookmarkStart w:id="25" w:name="convenções-de-banco-postgresql"/>
     <w:p>
       <w:pPr>
         <w:pStyle w:val="Heading2"/>
@@ -2600,7 +2739,7 @@
         <w:t xml:space="preserve">Tabela sem policy é inacessível — é intencional.</w:t>
       </w:r>
     </w:p>
-    <w:bookmarkStart w:id="22" w:name="X9b015f818a834ce5048e254eab710cd333b4848"/>
+    <w:bookmarkStart w:id="23" w:name="X9b015f818a834ce5048e254eab710cd333b4848"/>
     <w:p>
       <w:pPr>
         <w:pStyle w:val="Heading3"/>
@@ -2634,28 +2773,303 @@
           <w:bCs/>
           <w:b/>
         </w:rPr>
-        <w:t xml:space="preserve">26 tabelas</w:t>
-      </w:r>
-      <w:r>
-        <w:t xml:space="preserve">, na ordem de criação das migrations. Esta tabela é a autoridade de nomes</w:t>
-      </w:r>
-      <w:r>
-        <w:t xml:space="preserve"> </w:t>
-      </w:r>
-      <w:r>
-        <w:t xml:space="preserve">citada pelo prompt do Épico 1 (documento 42) e casa exatamente com</w:t>
-      </w:r>
-      <w:r>
-        <w:t xml:space="preserve"> </w:t>
-      </w:r>
-      <w:r>
-        <w:rPr>
-          <w:rStyle w:val="VerbatimChar"/>
+        <w:t xml:space="preserve">27 tabelas</w:t>
+      </w:r>
+      <w:r>
+        <w:t xml:space="preserve">. Esta tabela é a autoridade de nomes citada pelo prompt do Épico 1</w:t>
+      </w:r>
+      <w:r>
+        <w:t xml:space="preserve"> </w:t>
+      </w:r>
+      <w:r>
+        <w:t xml:space="preserve">(documento 42,</w:t>
+      </w:r>
+      <w:r>
+        <w:t xml:space="preserve"> </w:t>
+      </w:r>
+      <w:r>
+        <w:rPr>
+          <w:iCs/>
+          <w:i/>
+        </w:rPr>
+        <w:t xml:space="preserve">“</w:t>
+      </w:r>
+      <w:r>
+        <w:rPr>
+          <w:iCs/>
+          <w:i/>
+        </w:rPr>
+        <w:t xml:space="preserve">use EXATAMENTE estes nomes</w:t>
+      </w:r>
+      <w:r>
+        <w:rPr>
+          <w:iCs/>
+          <w:i/>
+        </w:rPr>
+        <w:t xml:space="preserve">”</w:t>
+      </w:r>
+      <w:r>
+        <w:t xml:space="preserve">).</w:t>
+      </w:r>
+    </w:p>
+    <w:p>
+      <w:pPr>
+        <w:pStyle w:val="Heading3"/>
+      </w:pPr>
+      <w:bookmarkStart w:id="22" w:name="revisão-de-26082026-decisão-ue-1-rota-b"/>
+      <w:r>
+        <w:t xml:space="preserve">⚠️ Revisão de 26/08/2026 — decisão UE-1, rota (b)</w:t>
+      </w:r>
+      <w:bookmarkEnd w:id="22"/>
+    </w:p>
+    <w:p>
+      <w:pPr>
+        <w:pStyle w:val="BlockText"/>
+      </w:pPr>
+      <w:r>
+        <w:rPr>
+          <w:bCs/>
+          <w:b/>
+        </w:rPr>
+        <w:t xml:space="preserve">Esta seção foi corrigida depois da decisão UE-1</w:t>
+      </w:r>
+      <w:r>
+        <w:t xml:space="preserve">, e a correção não é cosmética.</w:t>
+      </w:r>
+    </w:p>
+    <w:p>
+      <w:pPr>
+        <w:pStyle w:val="BlockText"/>
+      </w:pPr>
+      <w:r>
+        <w:t xml:space="preserve">A primeira versão do mapa tinha 26 tabelas e</w:t>
+      </w:r>
+      <w:r>
+        <w:t xml:space="preserve"> </w:t>
+      </w:r>
+      <w:r>
+        <w:rPr>
+          <w:bCs/>
+          <w:b/>
+        </w:rPr>
+        <w:t xml:space="preserve">não conhecia</w:t>
+      </w:r>
+      <w:r>
+        <w:rPr>
+          <w:bCs/>
+          <w:b/>
+        </w:rPr>
+        <w:t xml:space="preserve"> </w:t>
+      </w:r>
+      <w:r>
+        <w:rPr>
+          <w:rStyle w:val="VerbatimChar"/>
+          <w:bCs/>
+          <w:b/>
+        </w:rPr>
+        <w:t xml:space="preserve">unidades_ensino</w:t>
+      </w:r>
+      <w:r>
+        <w:t xml:space="preserve">. Como o prompt</w:t>
+      </w:r>
+      <w:r>
+        <w:t xml:space="preserve"> </w:t>
+      </w:r>
+      <w:r>
+        <w:t xml:space="preserve">do Épico 1 manda usar exatamente os nomes daqui, ele levaria o agente a</w:t>
+      </w:r>
+      <w:r>
+        <w:t xml:space="preserve"> </w:t>
+      </w:r>
+      <w:r>
+        <w:rPr>
+          <w:bCs/>
+          <w:b/>
+        </w:rPr>
+        <w:t xml:space="preserve">excluir justamente a</w:t>
+      </w:r>
+      <w:r>
+        <w:rPr>
+          <w:bCs/>
+          <w:b/>
+        </w:rPr>
+        <w:t xml:space="preserve"> </w:t>
+      </w:r>
+      <w:r>
+        <w:rPr>
+          <w:bCs/>
+          <w:b/>
+        </w:rPr>
+        <w:t xml:space="preserve">tabela que a rota (b) exige</w:t>
+      </w:r>
+      <w:r>
+        <w:t xml:space="preserve"> </w:t>
+      </w:r>
+      <w:r>
+        <w:t xml:space="preserve">— e a excluí-la com autoridade, citando este documento. É o mesmo</w:t>
+      </w:r>
+      <w:r>
+        <w:t xml:space="preserve"> </w:t>
+      </w:r>
+      <w:r>
+        <w:t xml:space="preserve">padrão do achado P-1 (</w:t>
+      </w:r>
+      <w:r>
+        <w:rPr>
+          <w:rStyle w:val="VerbatimChar"/>
+        </w:rPr>
+        <w:t xml:space="preserve">turma_disciplina</w:t>
+      </w:r>
+      <w:r>
+        <w:t xml:space="preserve"> </w:t>
+      </w:r>
+      <w:r>
+        <w:t xml:space="preserve">fora do mapa), e a lição é a mesma:</w:t>
+      </w:r>
+      <w:r>
+        <w:t xml:space="preserve"> </w:t>
+      </w:r>
+      <w:r>
+        <w:rPr>
+          <w:bCs/>
+          <w:b/>
+        </w:rPr>
+        <w:t xml:space="preserve">um mapa</w:t>
+      </w:r>
+      <w:r>
+        <w:rPr>
+          <w:bCs/>
+          <w:b/>
+        </w:rPr>
+        <w:t xml:space="preserve"> </w:t>
+      </w:r>
+      <w:r>
+        <w:rPr>
+          <w:bCs/>
+          <w:b/>
+        </w:rPr>
+        <w:t xml:space="preserve">declarado autoritativo herda a obrigação de estar completo.</w:t>
+      </w:r>
+    </w:p>
+    <w:p>
+      <w:pPr>
+        <w:pStyle w:val="BlockText"/>
+      </w:pPr>
+      <w:r>
+        <w:rPr>
+          <w:rStyle w:val="VerbatimChar"/>
+          <w:bCs/>
+          <w:b/>
         </w:rPr>
         <w:t xml:space="preserve">docs/sql-referencia/</w:t>
       </w:r>
       <w:r>
-        <w:t xml:space="preserve">.</w:t>
+        <w:rPr>
+          <w:bCs/>
+          <w:b/>
+        </w:rPr>
+        <w:t xml:space="preserve"> </w:t>
+      </w:r>
+      <w:r>
+        <w:rPr>
+          <w:bCs/>
+          <w:b/>
+        </w:rPr>
+        <w:t xml:space="preserve">ainda reflete o grão antigo.</w:t>
+      </w:r>
+      <w:r>
+        <w:t xml:space="preserve"> </w:t>
+      </w:r>
+      <w:r>
+        <w:t xml:space="preserve">Os seis scripts foram escritos e</w:t>
+      </w:r>
+      <w:r>
+        <w:t xml:space="preserve"> </w:t>
+      </w:r>
+      <w:r>
+        <w:t xml:space="preserve">validados</w:t>
+      </w:r>
+      <w:r>
+        <w:t xml:space="preserve"> </w:t>
+      </w:r>
+      <w:r>
+        <w:rPr>
+          <w:bCs/>
+          <w:b/>
+        </w:rPr>
+        <w:t xml:space="preserve">antes</w:t>
+      </w:r>
+      <w:r>
+        <w:t xml:space="preserve"> </w:t>
+      </w:r>
+      <w:r>
+        <w:t xml:space="preserve">da decisão, e neles</w:t>
+      </w:r>
+      <w:r>
+        <w:t xml:space="preserve"> </w:t>
+      </w:r>
+      <w:r>
+        <w:rPr>
+          <w:rStyle w:val="VerbatimChar"/>
+        </w:rPr>
+        <w:t xml:space="preserve">registros_aula.disciplina_id</w:t>
+      </w:r>
+      <w:r>
+        <w:t xml:space="preserve"> </w:t>
+      </w:r>
+      <w:r>
+        <w:t xml:space="preserve">é</w:t>
+      </w:r>
+      <w:r>
+        <w:t xml:space="preserve"> </w:t>
+      </w:r>
+      <w:r>
+        <w:rPr>
+          <w:rStyle w:val="VerbatimChar"/>
+        </w:rPr>
+        <w:t xml:space="preserve">NOT NULL</w:t>
+      </w:r>
+      <w:r>
+        <w:t xml:space="preserve"> </w:t>
+      </w:r>
+      <w:r>
+        <w:t xml:space="preserve">— grão de</w:t>
+      </w:r>
+      <w:r>
+        <w:t xml:space="preserve"> </w:t>
+      </w:r>
+      <w:r>
+        <w:t xml:space="preserve">disciplina.</w:t>
+      </w:r>
+      <w:r>
+        <w:t xml:space="preserve"> </w:t>
+      </w:r>
+      <w:r>
+        <w:rPr>
+          <w:bCs/>
+          <w:b/>
+        </w:rPr>
+        <w:t xml:space="preserve">A migration do Épico 1 implementa o grão de UE; ela não copia o script de</w:t>
+      </w:r>
+      <w:r>
+        <w:rPr>
+          <w:bCs/>
+          <w:b/>
+        </w:rPr>
+        <w:t xml:space="preserve"> </w:t>
+      </w:r>
+      <w:r>
+        <w:rPr>
+          <w:bCs/>
+          <w:b/>
+        </w:rPr>
+        <w:t xml:space="preserve">referência neste ponto.</w:t>
+      </w:r>
+      <w:r>
+        <w:t xml:space="preserve"> </w:t>
+      </w:r>
+      <w:r>
+        <w:t xml:space="preserve">Ver §2.2 e §11.</w:t>
       </w:r>
     </w:p>
     <w:tbl>
@@ -2723,7 +3137,7 @@
               <w:jc w:val="left"/>
             </w:pPr>
             <w:r>
-              <w:t xml:space="preserve">Script</w:t>
+              <w:t xml:space="preserve">Script de referência</w:t>
             </w:r>
           </w:p>
         </w:tc>
@@ -3109,36 +3523,43 @@
             </w:pPr>
             <w:r>
               <w:rPr>
+                <w:iCs/>
+                <w:i/>
+              </w:rPr>
+              <w:t xml:space="preserve">(não existia — UE-1 rota (b))</w:t>
+            </w:r>
+          </w:p>
+        </w:tc>
+        <w:tc>
+          <w:tcPr/>
+          <w:p>
+            <w:pPr>
+              <w:pStyle w:val="Compact"/>
+              <w:jc w:val="left"/>
+            </w:pPr>
+            <w:r>
+              <w:rPr>
                 <w:rStyle w:val="VerbatimChar"/>
-              </w:rPr>
-              <w:t xml:space="preserve">Turma_Disciplina</w:t>
-            </w:r>
-          </w:p>
-        </w:tc>
-        <w:tc>
-          <w:tcPr/>
-          <w:p>
-            <w:pPr>
-              <w:pStyle w:val="Compact"/>
-              <w:jc w:val="left"/>
-            </w:pPr>
-            <w:r>
-              <w:rPr>
-                <w:rStyle w:val="VerbatimChar"/>
-              </w:rPr>
-              <w:t xml:space="preserve">turma_disciplina</w:t>
-            </w:r>
-          </w:p>
-        </w:tc>
-        <w:tc>
-          <w:tcPr/>
-          <w:p>
-            <w:pPr>
-              <w:pStyle w:val="Compact"/>
-              <w:jc w:val="left"/>
-            </w:pPr>
-            <w:r>
-              <w:t xml:space="preserve">01</w:t>
+                <w:bCs/>
+                <w:b/>
+              </w:rPr>
+              <w:t xml:space="preserve">unidades_ensino</w:t>
+            </w:r>
+          </w:p>
+        </w:tc>
+        <w:tc>
+          <w:tcPr/>
+          <w:p>
+            <w:pPr>
+              <w:pStyle w:val="Compact"/>
+              <w:jc w:val="left"/>
+            </w:pPr>
+            <w:r>
+              <w:rPr>
+                <w:bCs/>
+                <w:b/>
+              </w:rPr>
+              <w:t xml:space="preserve">a criar no Épico 1</w:t>
             </w:r>
           </w:p>
         </w:tc>
@@ -3167,7 +3588,7 @@
               <w:rPr>
                 <w:rStyle w:val="VerbatimChar"/>
               </w:rPr>
-              <w:t xml:space="preserve">Cad_Instrutor</w:t>
+              <w:t xml:space="preserve">Turma_Disciplina</w:t>
             </w:r>
           </w:p>
         </w:tc>
@@ -3182,7 +3603,7 @@
               <w:rPr>
                 <w:rStyle w:val="VerbatimChar"/>
               </w:rPr>
-              <w:t xml:space="preserve">instrutores</w:t>
+              <w:t xml:space="preserve">turma_disciplina</w:t>
             </w:r>
           </w:p>
         </w:tc>
@@ -3223,7 +3644,7 @@
               <w:rPr>
                 <w:rStyle w:val="VerbatimChar"/>
               </w:rPr>
-              <w:t xml:space="preserve">Instrutor_Disciplina</w:t>
+              <w:t xml:space="preserve">Cad_Instrutor</w:t>
             </w:r>
           </w:p>
         </w:tc>
@@ -3238,7 +3659,7 @@
               <w:rPr>
                 <w:rStyle w:val="VerbatimChar"/>
               </w:rPr>
-              <w:t xml:space="preserve">instrutor_disciplina</w:t>
+              <w:t xml:space="preserve">instrutores</w:t>
             </w:r>
           </w:p>
         </w:tc>
@@ -3279,7 +3700,7 @@
               <w:rPr>
                 <w:rStyle w:val="VerbatimChar"/>
               </w:rPr>
-              <w:t xml:space="preserve">Responsaveis_Curso</w:t>
+              <w:t xml:space="preserve">Instrutor_Disciplina</w:t>
             </w:r>
           </w:p>
         </w:tc>
@@ -3294,7 +3715,7 @@
               <w:rPr>
                 <w:rStyle w:val="VerbatimChar"/>
               </w:rPr>
-              <w:t xml:space="preserve">responsaveis_curso</w:t>
+              <w:t xml:space="preserve">instrutor_disciplina</w:t>
             </w:r>
           </w:p>
         </w:tc>
@@ -3321,6 +3742,62 @@
             </w:pPr>
             <w:r>
               <w:t xml:space="preserve">11</w:t>
+            </w:r>
+          </w:p>
+        </w:tc>
+        <w:tc>
+          <w:tcPr/>
+          <w:p>
+            <w:pPr>
+              <w:pStyle w:val="Compact"/>
+              <w:jc w:val="left"/>
+            </w:pPr>
+            <w:r>
+              <w:rPr>
+                <w:rStyle w:val="VerbatimChar"/>
+              </w:rPr>
+              <w:t xml:space="preserve">Responsaveis_Curso</w:t>
+            </w:r>
+          </w:p>
+        </w:tc>
+        <w:tc>
+          <w:tcPr/>
+          <w:p>
+            <w:pPr>
+              <w:pStyle w:val="Compact"/>
+              <w:jc w:val="left"/>
+            </w:pPr>
+            <w:r>
+              <w:rPr>
+                <w:rStyle w:val="VerbatimChar"/>
+              </w:rPr>
+              <w:t xml:space="preserve">responsaveis_curso</w:t>
+            </w:r>
+          </w:p>
+        </w:tc>
+        <w:tc>
+          <w:tcPr/>
+          <w:p>
+            <w:pPr>
+              <w:pStyle w:val="Compact"/>
+              <w:jc w:val="left"/>
+            </w:pPr>
+            <w:r>
+              <w:t xml:space="preserve">01</w:t>
+            </w:r>
+          </w:p>
+        </w:tc>
+      </w:tr>
+      <w:tr>
+        <w:tc>
+          <w:tcPr/>
+          <w:p>
+            <w:pPr>
+              <w:pStyle w:val="Compact"/>
+              <w:jc w:val="left"/>
+            </w:pPr>
+            <w:r>
+              <w:t xml:space="preserve">12</w:t>
             </w:r>
           </w:p>
         </w:tc>
@@ -3401,7 +3878,7 @@
               <w:jc w:val="left"/>
             </w:pPr>
             <w:r>
-              <w:t xml:space="preserve">12</w:t>
+              <w:t xml:space="preserve">13</w:t>
             </w:r>
           </w:p>
         </w:tc>
@@ -3457,7 +3934,7 @@
               <w:jc w:val="left"/>
             </w:pPr>
             <w:r>
-              <w:t xml:space="preserve">13</w:t>
+              <w:t xml:space="preserve">14</w:t>
             </w:r>
           </w:p>
         </w:tc>
@@ -3489,6 +3966,16 @@
               </w:rPr>
               <w:t xml:space="preserve">registros_aula</w:t>
             </w:r>
+            <w:r>
+              <w:t xml:space="preserve"> </w:t>
+            </w:r>
+            <w:r>
+              <w:rPr>
+                <w:bCs/>
+                <w:b/>
+              </w:rPr>
+              <w:t xml:space="preserve">(grão de UE — §2.2)</w:t>
+            </w:r>
           </w:p>
         </w:tc>
         <w:tc>
@@ -3500,6 +3987,16 @@
             </w:pPr>
             <w:r>
               <w:t xml:space="preserve">02</w:t>
+            </w:r>
+            <w:r>
+              <w:t xml:space="preserve"> </w:t>
+            </w:r>
+            <w:r>
+              <w:rPr>
+                <w:iCs/>
+                <w:i/>
+              </w:rPr>
+              <w:t xml:space="preserve">(a revisar)</w:t>
             </w:r>
           </w:p>
         </w:tc>
@@ -3513,7 +4010,7 @@
               <w:jc w:val="left"/>
             </w:pPr>
             <w:r>
-              <w:t xml:space="preserve">14</w:t>
+              <w:t xml:space="preserve">15</w:t>
             </w:r>
           </w:p>
         </w:tc>
@@ -3569,7 +4066,7 @@
               <w:jc w:val="left"/>
             </w:pPr>
             <w:r>
-              <w:t xml:space="preserve">15</w:t>
+              <w:t xml:space="preserve">16</w:t>
             </w:r>
           </w:p>
         </w:tc>
@@ -3625,7 +4122,7 @@
               <w:jc w:val="left"/>
             </w:pPr>
             <w:r>
-              <w:t xml:space="preserve">16</w:t>
+              <w:t xml:space="preserve">17</w:t>
             </w:r>
           </w:p>
         </w:tc>
@@ -3681,7 +4178,7 @@
               <w:jc w:val="left"/>
             </w:pPr>
             <w:r>
-              <w:t xml:space="preserve">17</w:t>
+              <w:t xml:space="preserve">18</w:t>
             </w:r>
           </w:p>
         </w:tc>
@@ -3737,7 +4234,7 @@
               <w:jc w:val="left"/>
             </w:pPr>
             <w:r>
-              <w:t xml:space="preserve">18</w:t>
+              <w:t xml:space="preserve">19</w:t>
             </w:r>
           </w:p>
         </w:tc>
@@ -3793,7 +4290,7 @@
               <w:jc w:val="left"/>
             </w:pPr>
             <w:r>
-              <w:t xml:space="preserve">19</w:t>
+              <w:t xml:space="preserve">20</w:t>
             </w:r>
           </w:p>
         </w:tc>
@@ -3850,7 +4347,7 @@
               <w:jc w:val="left"/>
             </w:pPr>
             <w:r>
-              <w:t xml:space="preserve">20</w:t>
+              <w:t xml:space="preserve">21</w:t>
             </w:r>
           </w:p>
         </w:tc>
@@ -3921,7 +4418,7 @@
               <w:jc w:val="left"/>
             </w:pPr>
             <w:r>
-              <w:t xml:space="preserve">21</w:t>
+              <w:t xml:space="preserve">22</w:t>
             </w:r>
           </w:p>
         </w:tc>
@@ -3977,7 +4474,7 @@
               <w:jc w:val="left"/>
             </w:pPr>
             <w:r>
-              <w:t xml:space="preserve">22</w:t>
+              <w:t xml:space="preserve">23</w:t>
             </w:r>
           </w:p>
         </w:tc>
@@ -4033,7 +4530,7 @@
               <w:jc w:val="left"/>
             </w:pPr>
             <w:r>
-              <w:t xml:space="preserve">23</w:t>
+              <w:t xml:space="preserve">24</w:t>
             </w:r>
           </w:p>
         </w:tc>
@@ -4089,7 +4586,7 @@
               <w:jc w:val="left"/>
             </w:pPr>
             <w:r>
-              <w:t xml:space="preserve">24</w:t>
+              <w:t xml:space="preserve">25</w:t>
             </w:r>
           </w:p>
         </w:tc>
@@ -4145,7 +4642,7 @@
               <w:jc w:val="left"/>
             </w:pPr>
             <w:r>
-              <w:t xml:space="preserve">25</w:t>
+              <w:t xml:space="preserve">26</w:t>
             </w:r>
           </w:p>
         </w:tc>
@@ -4201,7 +4698,7 @@
               <w:jc w:val="left"/>
             </w:pPr>
             <w:r>
-              <w:t xml:space="preserve">26</w:t>
+              <w:t xml:space="preserve">27</w:t>
             </w:r>
           </w:p>
         </w:tc>
@@ -4416,7 +4913,7 @@
           <w:bCs/>
           <w:b/>
         </w:rPr>
-        <w:t xml:space="preserve">Três tabelas não têm correspondência 1:1 com uma aba, e o motivo importa:</w:t>
+        <w:t xml:space="preserve">Quatro tabelas não têm correspondência 1:1 com uma aba, e o motivo importa:</w:t>
       </w:r>
     </w:p>
     <w:p>
@@ -4433,85 +4930,62 @@
           <w:bCs/>
           <w:b/>
         </w:rPr>
-        <w:t xml:space="preserve">configuracoes_horario</w:t>
-      </w:r>
-      <w:r>
-        <w:t xml:space="preserve"> </w:t>
-      </w:r>
-      <w:r>
-        <w:t xml:space="preserve">— cabeçalho extraído de</w:t>
-      </w:r>
-      <w:r>
-        <w:t xml:space="preserve"> </w:t>
-      </w:r>
-      <w:r>
-        <w:rPr>
-          <w:rStyle w:val="VerbatimChar"/>
-        </w:rPr>
-        <w:t xml:space="preserve">Horarios_Tempos_Aula</w:t>
-      </w:r>
-      <w:r>
-        <w:t xml:space="preserve">, que era</w:t>
-      </w:r>
-      <w:r>
-        <w:t xml:space="preserve"> </w:t>
-      </w:r>
-      <w:r>
-        <w:t xml:space="preserve">desnormalizada (</w:t>
-      </w:r>
-      <w:r>
-        <w:rPr>
-          <w:rStyle w:val="VerbatimChar"/>
-        </w:rPr>
-        <w:t xml:space="preserve">Nome_Config</w:t>
-      </w:r>
-      <w:r>
-        <w:t xml:space="preserve"> </w:t>
-      </w:r>
-      <w:r>
-        <w:t xml:space="preserve">repetido em todas as linhas da mesma configuração). Sem esse</w:t>
-      </w:r>
-      <w:r>
-        <w:t xml:space="preserve"> </w:t>
-      </w:r>
-      <w:r>
-        <w:t xml:space="preserve">cabeçalho não existe alvo de FK para</w:t>
-      </w:r>
-      <w:r>
-        <w:t xml:space="preserve"> </w:t>
-      </w:r>
-      <w:r>
-        <w:t xml:space="preserve">“</w:t>
-      </w:r>
-      <w:r>
-        <w:t xml:space="preserve">a configuração</w:t>
-      </w:r>
-      <w:r>
-        <w:t xml:space="preserve">”</w:t>
-      </w:r>
-      <w:r>
-        <w:t xml:space="preserve">, que é o que elimina as chaves órfãs</w:t>
-      </w:r>
-      <w:r>
-        <w:t xml:space="preserve"> </w:t>
-      </w:r>
-      <w:r>
-        <w:rPr>
-          <w:rStyle w:val="VerbatimChar"/>
-        </w:rPr>
-        <w:t xml:space="preserve">D</w:t>
-      </w:r>
-      <w:r>
-        <w:t xml:space="preserve">/</w:t>
-      </w:r>
-      <w:r>
-        <w:rPr>
-          <w:rStyle w:val="VerbatimChar"/>
-        </w:rPr>
-        <w:t xml:space="preserve">E</w:t>
-      </w:r>
-      <w:r>
-        <w:t xml:space="preserve">.</w:t>
+        <w:t xml:space="preserve">unidades_ensino</w:t>
+      </w:r>
+      <w:r>
+        <w:t xml:space="preserve"> </w:t>
+      </w:r>
+      <w:r>
+        <w:t xml:space="preserve">—</w:t>
+      </w:r>
+      <w:r>
+        <w:t xml:space="preserve"> </w:t>
+      </w:r>
+      <w:r>
+        <w:rPr>
+          <w:bCs/>
+          <w:b/>
+        </w:rPr>
+        <w:t xml:space="preserve">[NOVO — UE-1 rota (b), 26/08/2026]</w:t>
+      </w:r>
+      <w:r>
+        <w:t xml:space="preserve"> </w:t>
+      </w:r>
+      <w:r>
+        <w:t xml:space="preserve">a Unidade de Ensino como entidade</w:t>
+      </w:r>
+      <w:r>
+        <w:t xml:space="preserve"> </w:t>
+      </w:r>
+      <w:r>
+        <w:t xml:space="preserve">de primeira classe. Não existia em aba nenhuma: o</w:t>
+      </w:r>
+      <w:r>
+        <w:t xml:space="preserve"> </w:t>
+      </w:r>
+      <w:r>
+        <w:rPr>
+          <w:rStyle w:val="VerbatimChar"/>
+        </w:rPr>
+        <w:t xml:space="preserve">Rascunho de funcionalidades.txt</w:t>
+      </w:r>
+      <w:r>
+        <w:t xml:space="preserve"> </w:t>
+      </w:r>
+      <w:r>
+        <w:t xml:space="preserve">a descrevia</w:t>
+      </w:r>
+      <w:r>
+        <w:t xml:space="preserve"> </w:t>
+      </w:r>
+      <w:r>
+        <w:t xml:space="preserve">(número da UE, tópico, instrutor daquela UE, data, tempos), mas nenhum documento da suíte a</w:t>
+      </w:r>
+      <w:r>
+        <w:t xml:space="preserve"> </w:t>
+      </w:r>
+      <w:r>
+        <w:t xml:space="preserve">modelava. Detalhe em §2.2.</w:t>
       </w:r>
     </w:p>
     <w:p>
@@ -4528,152 +5002,85 @@
           <w:bCs/>
           <w:b/>
         </w:rPr>
-        <w:t xml:space="preserve">turma_disciplina_instrutor</w:t>
-      </w:r>
-      <w:r>
-        <w:t xml:space="preserve"> </w:t>
-      </w:r>
-      <w:r>
-        <w:t xml:space="preserve">— a atribuição</w:t>
-      </w:r>
-      <w:r>
-        <w:t xml:space="preserve"> </w:t>
-      </w:r>
-      <w:r>
-        <w:rPr>
-          <w:bCs/>
-          <w:b/>
-        </w:rPr>
-        <w:t xml:space="preserve">real</w:t>
-      </w:r>
-      <w:r>
-        <w:t xml:space="preserve"> </w:t>
-      </w:r>
-      <w:r>
-        <w:t xml:space="preserve">de instrutor por turma, com rateio de</w:t>
-      </w:r>
-      <w:r>
-        <w:t xml:space="preserve"> </w:t>
-      </w:r>
-      <w:r>
-        <w:t xml:space="preserve">carga. A auditoria da planilha viva provou que</w:t>
-      </w:r>
-      <w:r>
-        <w:t xml:space="preserve"> </w:t>
-      </w:r>
-      <w:r>
-        <w:rPr>
-          <w:rStyle w:val="VerbatimChar"/>
-        </w:rPr>
-        <w:t xml:space="preserve">Turma_Disciplina.ID_Instrutor</w:t>
-      </w:r>
-      <w:r>
-        <w:t xml:space="preserve"> </w:t>
-      </w:r>
-      <w:r>
-        <w:t xml:space="preserve">contém</w:t>
-      </w:r>
-      <w:r>
-        <w:t xml:space="preserve"> </w:t>
-      </w:r>
-      <w:r>
-        <w:rPr>
-          <w:bCs/>
-          <w:b/>
-        </w:rPr>
-        <w:t xml:space="preserve">lista</w:t>
-      </w:r>
-      <w:r>
-        <w:t xml:space="preserve"> </w:t>
-      </w:r>
-      <w:r>
-        <w:t xml:space="preserve">(</w:t>
-      </w:r>
-      <w:r>
-        <w:rPr>
-          <w:rStyle w:val="VerbatimChar"/>
-        </w:rPr>
-        <w:t xml:space="preserve">"40, 60, 18, 19, 20, 21"</w:t>
-      </w:r>
-      <w:r>
-        <w:t xml:space="preserve">) e</w:t>
-      </w:r>
-      <w:r>
-        <w:t xml:space="preserve"> </w:t>
-      </w:r>
-      <w:r>
-        <w:rPr>
-          <w:rStyle w:val="VerbatimChar"/>
-        </w:rPr>
-        <w:t xml:space="preserve">CH_Prevista_Por_Instrutor</w:t>
-      </w:r>
-      <w:r>
-        <w:t xml:space="preserve"> </w:t>
-      </w:r>
-      <w:r>
-        <w:t xml:space="preserve">contém</w:t>
-      </w:r>
-      <w:r>
-        <w:t xml:space="preserve"> </w:t>
-      </w:r>
-      <w:r>
-        <w:rPr>
-          <w:bCs/>
-          <w:b/>
-        </w:rPr>
-        <w:t xml:space="preserve">mapa</w:t>
-      </w:r>
-      <w:r>
-        <w:t xml:space="preserve"> </w:t>
-      </w:r>
-      <w:r>
-        <w:t xml:space="preserve">(</w:t>
-      </w:r>
-      <w:r>
-        <w:rPr>
-          <w:rStyle w:val="VerbatimChar"/>
-        </w:rPr>
-        <w:t xml:space="preserve">"40:200, 60:200"</w:t>
-      </w:r>
-      <w:r>
-        <w:t xml:space="preserve">).</w:t>
-      </w:r>
-      <w:r>
-        <w:t xml:space="preserve"> </w:t>
-      </w:r>
-      <w:r>
-        <w:t xml:space="preserve">Coluna escalar não comporta isso.</w:t>
-      </w:r>
-      <w:r>
-        <w:t xml:space="preserve"> </w:t>
-      </w:r>
-      <w:r>
-        <w:rPr>
-          <w:bCs/>
-          <w:b/>
-        </w:rPr>
-        <w:t xml:space="preserve">É daqui que a LIQ e a OS de Instrutoria leem</w:t>
-      </w:r>
-      <w:r>
-        <w:t xml:space="preserve"> </w:t>
-      </w:r>
-      <w:r>
-        <w:t xml:space="preserve">— ler</w:t>
-      </w:r>
-      <w:r>
-        <w:t xml:space="preserve"> </w:t>
-      </w:r>
-      <w:r>
-        <w:rPr>
-          <w:rStyle w:val="VerbatimChar"/>
-        </w:rPr>
-        <w:t xml:space="preserve">instrutor_disciplina</w:t>
-      </w:r>
-      <w:r>
-        <w:t xml:space="preserve"> </w:t>
-      </w:r>
-      <w:r>
-        <w:t xml:space="preserve">no lugar foi o defeito de produção que a spec 034 corrigiu.</w:t>
+        <w:t xml:space="preserve">configuracoes_horario</w:t>
+      </w:r>
+      <w:r>
+        <w:t xml:space="preserve"> </w:t>
+      </w:r>
+      <w:r>
+        <w:t xml:space="preserve">— cabeçalho extraído de</w:t>
+      </w:r>
+      <w:r>
+        <w:t xml:space="preserve"> </w:t>
+      </w:r>
+      <w:r>
+        <w:rPr>
+          <w:rStyle w:val="VerbatimChar"/>
+        </w:rPr>
+        <w:t xml:space="preserve">Horarios_Tempos_Aula</w:t>
+      </w:r>
+      <w:r>
+        <w:t xml:space="preserve">, que era</w:t>
+      </w:r>
+      <w:r>
+        <w:t xml:space="preserve"> </w:t>
+      </w:r>
+      <w:r>
+        <w:t xml:space="preserve">desnormalizada (</w:t>
+      </w:r>
+      <w:r>
+        <w:rPr>
+          <w:rStyle w:val="VerbatimChar"/>
+        </w:rPr>
+        <w:t xml:space="preserve">Nome_Config</w:t>
+      </w:r>
+      <w:r>
+        <w:t xml:space="preserve"> </w:t>
+      </w:r>
+      <w:r>
+        <w:t xml:space="preserve">repetido em todas as linhas da mesma configuração). Sem esse</w:t>
+      </w:r>
+      <w:r>
+        <w:t xml:space="preserve"> </w:t>
+      </w:r>
+      <w:r>
+        <w:t xml:space="preserve">cabeçalho não existe alvo de FK para</w:t>
+      </w:r>
+      <w:r>
+        <w:t xml:space="preserve"> </w:t>
+      </w:r>
+      <w:r>
+        <w:t xml:space="preserve">“</w:t>
+      </w:r>
+      <w:r>
+        <w:t xml:space="preserve">a configuração</w:t>
+      </w:r>
+      <w:r>
+        <w:t xml:space="preserve">”</w:t>
+      </w:r>
+      <w:r>
+        <w:t xml:space="preserve">, que é o que elimina as chaves órfãs</w:t>
+      </w:r>
+      <w:r>
+        <w:t xml:space="preserve"> </w:t>
+      </w:r>
+      <w:r>
+        <w:rPr>
+          <w:rStyle w:val="VerbatimChar"/>
+        </w:rPr>
+        <w:t xml:space="preserve">D</w:t>
+      </w:r>
+      <w:r>
+        <w:t xml:space="preserve">/</w:t>
+      </w:r>
+      <w:r>
+        <w:rPr>
+          <w:rStyle w:val="VerbatimChar"/>
+        </w:rPr>
+        <w:t xml:space="preserve">E</w:t>
+      </w:r>
+      <w:r>
+        <w:t xml:space="preserve">.</w:t>
       </w:r>
     </w:p>
     <w:p>
@@ -4690,6 +5097,168 @@
           <w:bCs/>
           <w:b/>
         </w:rPr>
+        <w:t xml:space="preserve">turma_disciplina_instrutor</w:t>
+      </w:r>
+      <w:r>
+        <w:t xml:space="preserve"> </w:t>
+      </w:r>
+      <w:r>
+        <w:t xml:space="preserve">— a atribuição</w:t>
+      </w:r>
+      <w:r>
+        <w:t xml:space="preserve"> </w:t>
+      </w:r>
+      <w:r>
+        <w:rPr>
+          <w:bCs/>
+          <w:b/>
+        </w:rPr>
+        <w:t xml:space="preserve">real</w:t>
+      </w:r>
+      <w:r>
+        <w:t xml:space="preserve"> </w:t>
+      </w:r>
+      <w:r>
+        <w:t xml:space="preserve">de instrutor por turma, com rateio de</w:t>
+      </w:r>
+      <w:r>
+        <w:t xml:space="preserve"> </w:t>
+      </w:r>
+      <w:r>
+        <w:t xml:space="preserve">carga. A auditoria da planilha viva provou que</w:t>
+      </w:r>
+      <w:r>
+        <w:t xml:space="preserve"> </w:t>
+      </w:r>
+      <w:r>
+        <w:rPr>
+          <w:rStyle w:val="VerbatimChar"/>
+        </w:rPr>
+        <w:t xml:space="preserve">Turma_Disciplina.ID_Instrutor</w:t>
+      </w:r>
+      <w:r>
+        <w:t xml:space="preserve"> </w:t>
+      </w:r>
+      <w:r>
+        <w:t xml:space="preserve">contém</w:t>
+      </w:r>
+      <w:r>
+        <w:t xml:space="preserve"> </w:t>
+      </w:r>
+      <w:r>
+        <w:rPr>
+          <w:bCs/>
+          <w:b/>
+        </w:rPr>
+        <w:t xml:space="preserve">lista</w:t>
+      </w:r>
+      <w:r>
+        <w:t xml:space="preserve"> </w:t>
+      </w:r>
+      <w:r>
+        <w:t xml:space="preserve">(</w:t>
+      </w:r>
+      <w:r>
+        <w:rPr>
+          <w:rStyle w:val="VerbatimChar"/>
+        </w:rPr>
+        <w:t xml:space="preserve">"40, 60, 18, 19, 20, 21"</w:t>
+      </w:r>
+      <w:r>
+        <w:t xml:space="preserve">) e</w:t>
+      </w:r>
+      <w:r>
+        <w:t xml:space="preserve"> </w:t>
+      </w:r>
+      <w:r>
+        <w:rPr>
+          <w:rStyle w:val="VerbatimChar"/>
+        </w:rPr>
+        <w:t xml:space="preserve">CH_Prevista_Por_Instrutor</w:t>
+      </w:r>
+      <w:r>
+        <w:t xml:space="preserve"> </w:t>
+      </w:r>
+      <w:r>
+        <w:t xml:space="preserve">contém</w:t>
+      </w:r>
+      <w:r>
+        <w:t xml:space="preserve"> </w:t>
+      </w:r>
+      <w:r>
+        <w:rPr>
+          <w:bCs/>
+          <w:b/>
+        </w:rPr>
+        <w:t xml:space="preserve">mapa</w:t>
+      </w:r>
+      <w:r>
+        <w:t xml:space="preserve"> </w:t>
+      </w:r>
+      <w:r>
+        <w:t xml:space="preserve">(</w:t>
+      </w:r>
+      <w:r>
+        <w:rPr>
+          <w:rStyle w:val="VerbatimChar"/>
+        </w:rPr>
+        <w:t xml:space="preserve">"40:200, 60:200"</w:t>
+      </w:r>
+      <w:r>
+        <w:t xml:space="preserve">).</w:t>
+      </w:r>
+      <w:r>
+        <w:t xml:space="preserve"> </w:t>
+      </w:r>
+      <w:r>
+        <w:t xml:space="preserve">Coluna escalar não comporta isso.</w:t>
+      </w:r>
+      <w:r>
+        <w:t xml:space="preserve"> </w:t>
+      </w:r>
+      <w:r>
+        <w:rPr>
+          <w:bCs/>
+          <w:b/>
+        </w:rPr>
+        <w:t xml:space="preserve">É daqui que a LIQ e a OS de Instrutoria leem</w:t>
+      </w:r>
+      <w:r>
+        <w:t xml:space="preserve"> </w:t>
+      </w:r>
+      <w:r>
+        <w:t xml:space="preserve">— ler</w:t>
+      </w:r>
+      <w:r>
+        <w:t xml:space="preserve"> </w:t>
+      </w:r>
+      <w:r>
+        <w:rPr>
+          <w:rStyle w:val="VerbatimChar"/>
+        </w:rPr>
+        <w:t xml:space="preserve">instrutor_disciplina</w:t>
+      </w:r>
+      <w:r>
+        <w:t xml:space="preserve"> </w:t>
+      </w:r>
+      <w:r>
+        <w:t xml:space="preserve">no lugar foi o defeito de produção que a spec 034 corrigiu.</w:t>
+      </w:r>
+    </w:p>
+    <w:p>
+      <w:pPr>
+        <w:numPr>
+          <w:ilvl w:val="0"/>
+          <w:numId w:val="1002"/>
+        </w:numPr>
+        <w:pStyle w:val="Compact"/>
+      </w:pPr>
+      <w:r>
+        <w:rPr>
+          <w:rStyle w:val="VerbatimChar"/>
+          <w:bCs/>
+          <w:b/>
+        </w:rPr>
         <w:t xml:space="preserve">perfil_permissao</w:t>
       </w:r>
       <w:r>
@@ -4701,7 +5270,897 @@
     </w:p>
     <w:p>
       <w:pPr>
+        <w:pStyle w:val="BlockText"/>
+      </w:pPr>
+      <w:r>
+        <w:rPr>
+          <w:bCs/>
+          <w:b/>
+        </w:rPr>
+        <w:t xml:space="preserve">Achado D-6 — resolvido aqui.</w:t>
+      </w:r>
+      <w:r>
+        <w:t xml:space="preserve"> </w:t>
+      </w:r>
+      <w:r>
+        <w:t xml:space="preserve">Três destas quatro (</w:t>
+      </w:r>
+      <w:r>
+        <w:rPr>
+          <w:rStyle w:val="VerbatimChar"/>
+        </w:rPr>
+        <w:t xml:space="preserve">unidades_ensino</w:t>
+      </w:r>
+      <w:r>
+        <w:t xml:space="preserve">,</w:t>
+      </w:r>
+      <w:r>
+        <w:t xml:space="preserve"> </w:t>
+      </w:r>
+      <w:r>
+        <w:rPr>
+          <w:rStyle w:val="VerbatimChar"/>
+        </w:rPr>
+        <w:t xml:space="preserve">turma_disciplina_instrutor</w:t>
+      </w:r>
+      <w:r>
+        <w:t xml:space="preserve">,</w:t>
+      </w:r>
+      <w:r>
+        <w:t xml:space="preserve"> </w:t>
+      </w:r>
+      <w:r>
+        <w:rPr>
+          <w:rStyle w:val="VerbatimChar"/>
+        </w:rPr>
+        <w:t xml:space="preserve">configuracoes_horario</w:t>
+      </w:r>
+      <w:r>
+        <w:t xml:space="preserve">)</w:t>
+      </w:r>
+      <w:r>
+        <w:t xml:space="preserve"> </w:t>
+      </w:r>
+      <w:r>
+        <w:rPr>
+          <w:bCs/>
+          <w:b/>
+        </w:rPr>
+        <w:t xml:space="preserve">não constam do dicionário de entidades</w:t>
+      </w:r>
+      <w:r>
+        <w:rPr>
+          <w:bCs/>
+          <w:b/>
+        </w:rPr>
+        <w:t xml:space="preserve"> </w:t>
+      </w:r>
+      <w:r>
+        <w:rPr>
+          <w:bCs/>
+          <w:b/>
+        </w:rPr>
+        <w:t xml:space="preserve">do documento 05 §4</w:t>
+      </w:r>
+      <w:r>
+        <w:t xml:space="preserve">, porque nasceram depois dele: as duas primeiras de decisões de 26/08, a</w:t>
+      </w:r>
+      <w:r>
+        <w:t xml:space="preserve"> </w:t>
+      </w:r>
+      <w:r>
+        <w:t xml:space="preserve">terceira da despivotagem de</w:t>
+      </w:r>
+      <w:r>
+        <w:t xml:space="preserve"> </w:t>
+      </w:r>
+      <w:r>
+        <w:rPr>
+          <w:rStyle w:val="VerbatimChar"/>
+        </w:rPr>
+        <w:t xml:space="preserve">Horarios_Tempos_Aula</w:t>
+      </w:r>
+      <w:r>
+        <w:t xml:space="preserve">.</w:t>
+      </w:r>
+    </w:p>
+    <w:p>
+      <w:pPr>
+        <w:pStyle w:val="BlockText"/>
+      </w:pPr>
+      <w:r>
+        <w:rPr>
+          <w:bCs/>
+          <w:b/>
+        </w:rPr>
+        <w:t xml:space="preserve">Autoridade, para não travar o Épico 1:</w:t>
+      </w:r>
+      <w:r>
+        <w:t xml:space="preserve"> </w:t>
+      </w:r>
+      <w:r>
+        <w:t xml:space="preserve">em</w:t>
+      </w:r>
+      <w:r>
+        <w:t xml:space="preserve"> </w:t>
+      </w:r>
+      <w:r>
+        <w:rPr>
+          <w:bCs/>
+          <w:b/>
+        </w:rPr>
+        <w:t xml:space="preserve">inventário e nome de tabela</w:t>
+      </w:r>
+      <w:r>
+        <w:t xml:space="preserve">, este §2.1 prevalece</w:t>
+      </w:r>
+      <w:r>
+        <w:t xml:space="preserve"> </w:t>
+      </w:r>
+      <w:r>
+        <w:t xml:space="preserve">— é o que a constitution e o documento 42 citam. O documento 05 §4 é a fonte de</w:t>
+      </w:r>
+      <w:r>
+        <w:t xml:space="preserve"> </w:t>
+      </w:r>
+      <w:r>
+        <w:rPr>
+          <w:bCs/>
+          <w:b/>
+        </w:rPr>
+        <w:t xml:space="preserve">semântica de</w:t>
+      </w:r>
+      <w:r>
+        <w:rPr>
+          <w:bCs/>
+          <w:b/>
+        </w:rPr>
+        <w:t xml:space="preserve"> </w:t>
+      </w:r>
+      <w:r>
+        <w:rPr>
+          <w:bCs/>
+          <w:b/>
+        </w:rPr>
+        <w:t xml:space="preserve">atributo</w:t>
+      </w:r>
+      <w:r>
+        <w:t xml:space="preserve">, e está</w:t>
+      </w:r>
+      <w:r>
+        <w:t xml:space="preserve"> </w:t>
+      </w:r>
+      <w:r>
+        <w:rPr>
+          <w:bCs/>
+          <w:b/>
+        </w:rPr>
+        <w:t xml:space="preserve">incompleto</w:t>
+      </w:r>
+      <w:r>
+        <w:t xml:space="preserve">, não errado: as três entradas faltantes precisam ser escritas</w:t>
+      </w:r>
+      <w:r>
+        <w:t xml:space="preserve"> </w:t>
+      </w:r>
+      <w:r>
+        <w:t xml:space="preserve">lá, e essa é uma pendência de documentação, não um bloqueio de implementação. Não invente</w:t>
+      </w:r>
+      <w:r>
+        <w:t xml:space="preserve"> </w:t>
+      </w:r>
+      <w:r>
+        <w:t xml:space="preserve">atributo para as três a partir do §4 — use o §2.2 abaixo e</w:t>
+      </w:r>
+      <w:r>
+        <w:t xml:space="preserve"> </w:t>
+      </w:r>
+      <w:r>
+        <w:rPr>
+          <w:rStyle w:val="VerbatimChar"/>
+        </w:rPr>
+        <w:t xml:space="preserve">docs/sql-referencia/</w:t>
+      </w:r>
+      <w:r>
+        <w:t xml:space="preserve">.</w:t>
+      </w:r>
+    </w:p>
+    <w:bookmarkEnd w:id="23"/>
+    <w:bookmarkStart w:id="24" w:name="Xf3d04c023b30e6016b4aa09c6f832a14acd2112"/>
+    <w:p>
+      <w:pPr>
+        <w:pStyle w:val="Heading3"/>
+      </w:pPr>
+      <w:r>
+        <w:t xml:space="preserve">2.2 O grão do fato de execução —</w:t>
+      </w:r>
+      <w:r>
+        <w:t xml:space="preserve"> </w:t>
+      </w:r>
+      <w:r>
+        <w:rPr>
+          <w:bCs/>
+          <w:b/>
+        </w:rPr>
+        <w:t xml:space="preserve">decisão UE-1, rota (b)</w:t>
+      </w:r>
+    </w:p>
+    <w:p>
+      <w:pPr>
         <w:pStyle w:val="FirstParagraph"/>
+      </w:pPr>
+      <w:r>
+        <w:rPr>
+          <w:bCs/>
+          <w:b/>
+        </w:rPr>
+        <w:t xml:space="preserve">Decidido em 26/08/2026 por Bernardo Villas Bôas dos Santos. Registro em</w:t>
+      </w:r>
+      <w:r>
+        <w:rPr>
+          <w:bCs/>
+          <w:b/>
+        </w:rPr>
+        <w:t xml:space="preserve"> </w:t>
+      </w:r>
+      <w:r>
+        <w:rPr>
+          <w:rStyle w:val="VerbatimChar"/>
+          <w:bCs/>
+          <w:b/>
+        </w:rPr>
+        <w:t xml:space="preserve">docs/fase-1/05</w:t>
+      </w:r>
+      <w:r>
+        <w:rPr>
+          <w:bCs/>
+          <w:b/>
+        </w:rPr>
+        <w:t xml:space="preserve"> </w:t>
+      </w:r>
+      <w:r>
+        <w:rPr>
+          <w:bCs/>
+          <w:b/>
+        </w:rPr>
+        <w:t xml:space="preserve">§9.1 e</w:t>
+      </w:r>
+      <w:r>
+        <w:rPr>
+          <w:bCs/>
+          <w:b/>
+        </w:rPr>
+        <w:t xml:space="preserve"> </w:t>
+      </w:r>
+      <w:r>
+        <w:rPr>
+          <w:bCs/>
+          <w:b/>
+        </w:rPr>
+        <w:t xml:space="preserve">na tabela de decisões da constitution.</w:t>
+      </w:r>
+      <w:r>
+        <w:t xml:space="preserve"> </w:t>
+      </w:r>
+      <w:r>
+        <w:t xml:space="preserve">É bloqueante para o Épico 1 porque</w:t>
+      </w:r>
+      <w:r>
+        <w:t xml:space="preserve"> </w:t>
+      </w:r>
+      <w:r>
+        <w:rPr>
+          <w:bCs/>
+          <w:b/>
+        </w:rPr>
+        <w:t xml:space="preserve">grão de tabela de</w:t>
+      </w:r>
+      <w:r>
+        <w:rPr>
+          <w:bCs/>
+          <w:b/>
+        </w:rPr>
+        <w:t xml:space="preserve"> </w:t>
+      </w:r>
+      <w:r>
+        <w:rPr>
+          <w:bCs/>
+          <w:b/>
+        </w:rPr>
+        <w:t xml:space="preserve">fato se escolhe na primeira migration, não depois</w:t>
+      </w:r>
+      <w:r>
+        <w:t xml:space="preserve">.</w:t>
+      </w:r>
+    </w:p>
+    <w:p>
+      <w:pPr>
+        <w:pStyle w:val="BodyText"/>
+      </w:pPr>
+      <w:r>
+        <w:t xml:space="preserve">Quatro consequências, todas obrigatórias:</w:t>
+      </w:r>
+    </w:p>
+    <w:p>
+      <w:pPr>
+        <w:numPr>
+          <w:ilvl w:val="0"/>
+          <w:numId w:val="1003"/>
+        </w:numPr>
+        <w:pStyle w:val="Compact"/>
+      </w:pPr>
+      <w:r>
+        <w:rPr>
+          <w:rStyle w:val="VerbatimChar"/>
+          <w:bCs/>
+          <w:b/>
+        </w:rPr>
+        <w:t xml:space="preserve">unidades_ensino</w:t>
+      </w:r>
+      <w:r>
+        <w:rPr>
+          <w:bCs/>
+          <w:b/>
+        </w:rPr>
+        <w:t xml:space="preserve"> </w:t>
+      </w:r>
+      <w:r>
+        <w:rPr>
+          <w:bCs/>
+          <w:b/>
+        </w:rPr>
+        <w:t xml:space="preserve">é entidade de primeira classe</w:t>
+      </w:r>
+      <w:r>
+        <w:t xml:space="preserve"> </w:t>
+      </w:r>
+      <w:r>
+        <w:t xml:space="preserve">— FK</w:t>
+      </w:r>
+      <w:r>
+        <w:t xml:space="preserve"> </w:t>
+      </w:r>
+      <w:r>
+        <w:rPr>
+          <w:rStyle w:val="VerbatimChar"/>
+        </w:rPr>
+        <w:t xml:space="preserve">disciplina_id → disciplinas(id)</w:t>
+      </w:r>
+      <w:r>
+        <w:t xml:space="preserve"> </w:t>
+      </w:r>
+      <w:r>
+        <w:t xml:space="preserve">e</w:t>
+      </w:r>
+      <w:r>
+        <w:t xml:space="preserve"> </w:t>
+      </w:r>
+      <w:r>
+        <w:rPr>
+          <w:rStyle w:val="VerbatimChar"/>
+        </w:rPr>
+        <w:t xml:space="preserve">unique (disciplina_id, numero_ue)</w:t>
+      </w:r>
+      <w:r>
+        <w:t xml:space="preserve">.</w:t>
+      </w:r>
+    </w:p>
+    <w:p>
+      <w:pPr>
+        <w:numPr>
+          <w:ilvl w:val="0"/>
+          <w:numId w:val="1003"/>
+        </w:numPr>
+        <w:pStyle w:val="Compact"/>
+      </w:pPr>
+      <w:r>
+        <w:rPr>
+          <w:rStyle w:val="VerbatimChar"/>
+          <w:bCs/>
+          <w:b/>
+        </w:rPr>
+        <w:t xml:space="preserve">registros_aula</w:t>
+      </w:r>
+      <w:r>
+        <w:rPr>
+          <w:bCs/>
+          <w:b/>
+        </w:rPr>
+        <w:t xml:space="preserve"> </w:t>
+      </w:r>
+      <w:r>
+        <w:rPr>
+          <w:bCs/>
+          <w:b/>
+        </w:rPr>
+        <w:t xml:space="preserve">nasce no grão de UE</w:t>
+      </w:r>
+      <w:r>
+        <w:t xml:space="preserve">, não no grão de disciplina. É a mudança de fundo, e é a</w:t>
+      </w:r>
+      <w:r>
+        <w:t xml:space="preserve"> </w:t>
+      </w:r>
+      <w:r>
+        <w:t xml:space="preserve">razão de a decisão ter travado o épico.</w:t>
+      </w:r>
+    </w:p>
+    <w:p>
+      <w:pPr>
+        <w:numPr>
+          <w:ilvl w:val="0"/>
+          <w:numId w:val="1003"/>
+        </w:numPr>
+        <w:pStyle w:val="Compact"/>
+      </w:pPr>
+      <w:r>
+        <w:rPr>
+          <w:bCs/>
+          <w:b/>
+        </w:rPr>
+        <w:t xml:space="preserve">“</w:t>
+      </w:r>
+      <w:r>
+        <w:rPr>
+          <w:bCs/>
+          <w:b/>
+        </w:rPr>
+        <w:t xml:space="preserve">CH executada da disciplina</w:t>
+      </w:r>
+      <w:r>
+        <w:rPr>
+          <w:bCs/>
+          <w:b/>
+        </w:rPr>
+        <w:t xml:space="preserve">”</w:t>
+      </w:r>
+      <w:r>
+        <w:rPr>
+          <w:bCs/>
+          <w:b/>
+        </w:rPr>
+        <w:t xml:space="preserve"> </w:t>
+      </w:r>
+      <w:r>
+        <w:rPr>
+          <w:bCs/>
+          <w:b/>
+        </w:rPr>
+        <w:t xml:space="preserve">é derivada</w:t>
+      </w:r>
+      <w:r>
+        <w:t xml:space="preserve"> </w:t>
+      </w:r>
+      <w:r>
+        <w:t xml:space="preserve">— VIEW ou coluna</w:t>
+      </w:r>
+      <w:r>
+        <w:t xml:space="preserve"> </w:t>
+      </w:r>
+      <w:r>
+        <w:rPr>
+          <w:rStyle w:val="VerbatimChar"/>
+        </w:rPr>
+        <w:t xml:space="preserve">GENERATED</w:t>
+      </w:r>
+      <w:r>
+        <w:t xml:space="preserve">,</w:t>
+      </w:r>
+      <w:r>
+        <w:t xml:space="preserve"> </w:t>
+      </w:r>
+      <w:r>
+        <w:rPr>
+          <w:bCs/>
+          <w:b/>
+        </w:rPr>
+        <w:t xml:space="preserve">jamais uma segunda</w:t>
+      </w:r>
+      <w:r>
+        <w:rPr>
+          <w:bCs/>
+          <w:b/>
+        </w:rPr>
+        <w:t xml:space="preserve"> </w:t>
+      </w:r>
+      <w:r>
+        <w:rPr>
+          <w:bCs/>
+          <w:b/>
+        </w:rPr>
+        <w:t xml:space="preserve">fonte de verdade</w:t>
+      </w:r>
+      <w:r>
+        <w:t xml:space="preserve">. É o que elimina a objeção principal que existia contra a rota (b):</w:t>
+      </w:r>
+      <w:r>
+        <w:t xml:space="preserve"> </w:t>
+      </w:r>
+      <w:r>
+        <w:t xml:space="preserve">“</w:t>
+      </w:r>
+      <w:r>
+        <w:t xml:space="preserve">duas</w:t>
+      </w:r>
+      <w:r>
+        <w:t xml:space="preserve"> </w:t>
+      </w:r>
+      <w:r>
+        <w:t xml:space="preserve">fontes de quanto foi dado</w:t>
+      </w:r>
+      <w:r>
+        <w:t xml:space="preserve">”</w:t>
+      </w:r>
+      <w:r>
+        <w:t xml:space="preserve"> </w:t>
+      </w:r>
+      <w:r>
+        <w:t xml:space="preserve">deixa de ser risco quando uma é derivada da outra pelo motor.</w:t>
+      </w:r>
+    </w:p>
+    <w:p>
+      <w:pPr>
+        <w:numPr>
+          <w:ilvl w:val="0"/>
+          <w:numId w:val="1003"/>
+        </w:numPr>
+        <w:pStyle w:val="Compact"/>
+      </w:pPr>
+      <w:r>
+        <w:rPr>
+          <w:bCs/>
+          <w:b/>
+        </w:rPr>
+        <w:t xml:space="preserve">CHD, DSA, Cronograma e motor preditivo leem o agregado</w:t>
+      </w:r>
+      <w:r>
+        <w:t xml:space="preserve">, não o fato bruto — salvo onde a UE</w:t>
+      </w:r>
+      <w:r>
+        <w:t xml:space="preserve"> </w:t>
+      </w:r>
+      <w:r>
+        <w:t xml:space="preserve">for o objeto explícito da tela, que é o diário de classe.</w:t>
+      </w:r>
+    </w:p>
+    <w:p>
+      <w:pPr>
+        <w:pStyle w:val="FirstParagraph"/>
+      </w:pPr>
+      <w:r>
+        <w:rPr>
+          <w:bCs/>
+          <w:b/>
+        </w:rPr>
+        <w:t xml:space="preserve">O custo foi assumido de olhos abertos, e está declarado aqui para que ninguém o descubra depois.</w:t>
+      </w:r>
+      <w:r>
+        <w:t xml:space="preserve"> </w:t>
+      </w:r>
+      <w:r>
+        <w:t xml:space="preserve">A recomendação da revisão de 14/08 era a rota (a), por Princípio VI (mudança cirúrgica). A rota (b)</w:t>
+      </w:r>
+      <w:r>
+        <w:t xml:space="preserve"> </w:t>
+      </w:r>
+      <w:r>
+        <w:t xml:space="preserve">foi escolhida assim mesmo, pela coerência conceitual e porque sob PostgreSQL a assimetria de custo</w:t>
+      </w:r>
+      <w:r>
+        <w:t xml:space="preserve"> </w:t>
+      </w:r>
+      <w:r>
+        <w:t xml:space="preserve">diminuiu muito — a FK é declarativa, o agregado é VIEW e mover o grão é</w:t>
+      </w:r>
+      <w:r>
+        <w:t xml:space="preserve"> </w:t>
+      </w:r>
+      <w:r>
+        <w:rPr>
+          <w:rStyle w:val="VerbatimChar"/>
+        </w:rPr>
+        <w:t xml:space="preserve">INSERT … SELECT</w:t>
+      </w:r>
+      <w:r>
+        <w:t xml:space="preserve">.</w:t>
+      </w:r>
+      <w:r>
+        <w:t xml:space="preserve"> </w:t>
+      </w:r>
+      <w:r>
+        <w:rPr>
+          <w:bCs/>
+          <w:b/>
+        </w:rPr>
+        <w:t xml:space="preserve">A</w:t>
+      </w:r>
+      <w:r>
+        <w:rPr>
+          <w:bCs/>
+          <w:b/>
+        </w:rPr>
+        <w:t xml:space="preserve"> </w:t>
+      </w:r>
+      <w:r>
+        <w:rPr>
+          <w:bCs/>
+          <w:b/>
+        </w:rPr>
+        <w:t xml:space="preserve">contrapartida é que os quatro consumidores centrais entram no escopo do Épico 1 desde o primeiro</w:t>
+      </w:r>
+      <w:r>
+        <w:rPr>
+          <w:bCs/>
+          <w:b/>
+        </w:rPr>
+        <w:t xml:space="preserve"> </w:t>
+      </w:r>
+      <w:r>
+        <w:rPr>
+          <w:bCs/>
+          <w:b/>
+        </w:rPr>
+        <w:t xml:space="preserve">dia.</w:t>
+      </w:r>
+    </w:p>
+    <w:p>
+      <w:pPr>
+        <w:pStyle w:val="BodyText"/>
+      </w:pPr>
+      <w:r>
+        <w:rPr>
+          <w:bCs/>
+          <w:b/>
+        </w:rPr>
+        <w:t xml:space="preserve">O que isso muda em</w:t>
+      </w:r>
+      <w:r>
+        <w:rPr>
+          <w:bCs/>
+          <w:b/>
+        </w:rPr>
+        <w:t xml:space="preserve"> </w:t>
+      </w:r>
+      <w:r>
+        <w:rPr>
+          <w:rStyle w:val="VerbatimChar"/>
+          <w:bCs/>
+          <w:b/>
+        </w:rPr>
+        <w:t xml:space="preserve">docs/sql-referencia/02_tabelas_fato.sql</w:t>
+      </w:r>
+      <w:r>
+        <w:rPr>
+          <w:bCs/>
+          <w:b/>
+        </w:rPr>
+        <w:t xml:space="preserve">:</w:t>
+      </w:r>
+      <w:r>
+        <w:t xml:space="preserve"> </w:t>
+      </w:r>
+      <w:r>
+        <w:t xml:space="preserve">hoje</w:t>
+      </w:r>
+      <w:r>
+        <w:t xml:space="preserve"> </w:t>
+      </w:r>
+      <w:r>
+        <w:rPr>
+          <w:rStyle w:val="VerbatimChar"/>
+        </w:rPr>
+        <w:t xml:space="preserve">registros_aula</w:t>
+      </w:r>
+      <w:r>
+        <w:t xml:space="preserve"> </w:t>
+      </w:r>
+      <w:r>
+        <w:t xml:space="preserve">tem</w:t>
+      </w:r>
+      <w:r>
+        <w:t xml:space="preserve"> </w:t>
+      </w:r>
+      <w:r>
+        <w:rPr>
+          <w:rStyle w:val="VerbatimChar"/>
+        </w:rPr>
+        <w:t xml:space="preserve">disciplina_id uuid not null references disciplinas(id)</w:t>
+      </w:r>
+      <w:r>
+        <w:t xml:space="preserve">. Na migration do Épico 1 o fato passa a</w:t>
+      </w:r>
+      <w:r>
+        <w:t xml:space="preserve"> </w:t>
+      </w:r>
+      <w:r>
+        <w:t xml:space="preserve">apontar para</w:t>
+      </w:r>
+      <w:r>
+        <w:t xml:space="preserve"> </w:t>
+      </w:r>
+      <w:r>
+        <w:rPr>
+          <w:rStyle w:val="VerbatimChar"/>
+        </w:rPr>
+        <w:t xml:space="preserve">unidades_ensino</w:t>
+      </w:r>
+      <w:r>
+        <w:t xml:space="preserve">, e a disciplina volta como agregado derivado. O script de referência</w:t>
+      </w:r>
+      <w:r>
+        <w:t xml:space="preserve"> </w:t>
+      </w:r>
+      <w:r>
+        <w:rPr>
+          <w:bCs/>
+          <w:b/>
+        </w:rPr>
+        <w:t xml:space="preserve">não</w:t>
+      </w:r>
+      <w:r>
+        <w:t xml:space="preserve"> </w:t>
+      </w:r>
+      <w:r>
+        <w:t xml:space="preserve">é a autoridade neste ponto — esta seção é.</w:t>
+      </w:r>
+    </w:p>
+    <w:p>
+      <w:pPr>
+        <w:pStyle w:val="BodyText"/>
+      </w:pPr>
+      <w:r>
+        <w:rPr>
+          <w:bCs/>
+          <w:b/>
+        </w:rPr>
+        <w:t xml:space="preserve">O que a decisão NÃO autoriza.</w:t>
+      </w:r>
+      <w:r>
+        <w:t xml:space="preserve"> </w:t>
+      </w:r>
+      <w:r>
+        <w:t xml:space="preserve">Ela fixa o grão e a entidade;</w:t>
+      </w:r>
+      <w:r>
+        <w:t xml:space="preserve"> </w:t>
+      </w:r>
+      <w:r>
+        <w:rPr>
+          <w:bCs/>
+          <w:b/>
+        </w:rPr>
+        <w:t xml:space="preserve">não</w:t>
+      </w:r>
+      <w:r>
+        <w:t xml:space="preserve"> </w:t>
+      </w:r>
+      <w:r>
+        <w:t xml:space="preserve">define atributos além dos</w:t>
+      </w:r>
+      <w:r>
+        <w:t xml:space="preserve"> </w:t>
+      </w:r>
+      <w:r>
+        <w:t xml:space="preserve">que o §9.1 do documento 05 nomeia (</w:t>
+      </w:r>
+      <w:r>
+        <w:rPr>
+          <w:rStyle w:val="VerbatimChar"/>
+        </w:rPr>
+        <w:t xml:space="preserve">numero_ue</w:t>
+      </w:r>
+      <w:r>
+        <w:t xml:space="preserve">,</w:t>
+      </w:r>
+      <w:r>
+        <w:t xml:space="preserve"> </w:t>
+      </w:r>
+      <w:r>
+        <w:rPr>
+          <w:rStyle w:val="VerbatimChar"/>
+        </w:rPr>
+        <w:t xml:space="preserve">topico</w:t>
+      </w:r>
+      <w:r>
+        <w:t xml:space="preserve">,</w:t>
+      </w:r>
+      <w:r>
+        <w:t xml:space="preserve"> </w:t>
+      </w:r>
+      <w:r>
+        <w:rPr>
+          <w:rStyle w:val="VerbatimChar"/>
+        </w:rPr>
+        <w:t xml:space="preserve">ch_prevista_tempos</w:t>
+      </w:r>
+      <w:r>
+        <w:t xml:space="preserve">,</w:t>
+      </w:r>
+      <w:r>
+        <w:t xml:space="preserve"> </w:t>
+      </w:r>
+      <w:r>
+        <w:rPr>
+          <w:rStyle w:val="VerbatimChar"/>
+        </w:rPr>
+        <w:t xml:space="preserve">tecnica_ensino_sugerida</w:t>
+      </w:r>
+      <w:r>
+        <w:t xml:space="preserve">,</w:t>
+      </w:r>
+      <w:r>
+        <w:t xml:space="preserve"> </w:t>
+      </w:r>
+      <w:r>
+        <w:rPr>
+          <w:rStyle w:val="VerbatimChar"/>
+        </w:rPr>
+        <w:t xml:space="preserve">status</w:t>
+      </w:r>
+      <w:r>
+        <w:t xml:space="preserve">), e</w:t>
+      </w:r>
+      <w:r>
+        <w:t xml:space="preserve"> </w:t>
+      </w:r>
+      <w:r>
+        <w:rPr>
+          <w:bCs/>
+          <w:b/>
+        </w:rPr>
+        <w:t xml:space="preserve">não</w:t>
+      </w:r>
+      <w:r>
+        <w:t xml:space="preserve"> </w:t>
+      </w:r>
+      <w:r>
+        <w:t xml:space="preserve">cria tela nova. O diário de classe por UE é</w:t>
+      </w:r>
+      <w:r>
+        <w:t xml:space="preserve"> </w:t>
+      </w:r>
+      <w:r>
+        <w:t xml:space="preserve">funcionalidade, e funcionalidade nova esbarra no</w:t>
+      </w:r>
+      <w:r>
+        <w:t xml:space="preserve"> </w:t>
+      </w:r>
+      <w:r>
+        <w:rPr>
+          <w:bCs/>
+          <w:b/>
+        </w:rPr>
+        <w:t xml:space="preserve">Princípio X — Paridade Antes de Novidade</w:t>
+      </w:r>
+      <w:r>
+        <w:t xml:space="preserve">: a</w:t>
+      </w:r>
+      <w:r>
+        <w:t xml:space="preserve"> </w:t>
+      </w:r>
+      <w:r>
+        <w:t xml:space="preserve">v2.1 entrega a estrutura que a decisão exige, não a tela que ela viabiliza. Se faltar atributo,</w:t>
+      </w:r>
+      <w:r>
+        <w:t xml:space="preserve"> </w:t>
+      </w:r>
+      <w:r>
+        <w:rPr>
+          <w:bCs/>
+          <w:b/>
+        </w:rPr>
+        <w:t xml:space="preserve">pergunte</w:t>
+      </w:r>
+      <w:r>
+        <w:t xml:space="preserve"> </w:t>
+      </w:r>
+      <w:r>
+        <w:t xml:space="preserve">(Princípio I).</w:t>
+      </w:r>
+    </w:p>
+    <w:p>
+      <w:pPr>
+        <w:pStyle w:val="BodyText"/>
       </w:pPr>
       <w:r>
         <w:rPr>
@@ -4886,1080 +6345,15 @@
         </w:pict>
       </w:r>
     </w:p>
-    <w:bookmarkEnd w:id="22"/>
-    <w:bookmarkEnd w:id="23"/>
-    <w:bookmarkStart w:id="24" w:name="autenticação-e-rbac"/>
+    <w:bookmarkEnd w:id="24"/>
+    <w:bookmarkEnd w:id="25"/>
+    <w:bookmarkStart w:id="26" w:name="autenticação-e-rbac"/>
     <w:p>
       <w:pPr>
         <w:pStyle w:val="Heading2"/>
       </w:pPr>
       <w:r>
         <w:t xml:space="preserve">3. Autenticação e RBAC</w:t>
-      </w:r>
-    </w:p>
-    <w:p>
-      <w:pPr>
-        <w:numPr>
-          <w:ilvl w:val="0"/>
-          <w:numId w:val="1003"/>
-        </w:numPr>
-        <w:pStyle w:val="Compact"/>
-      </w:pPr>
-      <w:r>
-        <w:rPr>
-          <w:bCs/>
-          <w:b/>
-        </w:rPr>
-        <w:t xml:space="preserve">Somente e-mail/senha, criado por convite do Admin</w:t>
-      </w:r>
-      <w:r>
-        <w:t xml:space="preserve"> </w:t>
-      </w:r>
-      <w:r>
-        <w:t xml:space="preserve">(decisão do Bernardo, 25/08/2026).</w:t>
-      </w:r>
-      <w:r>
-        <w:t xml:space="preserve"> </w:t>
-      </w:r>
-      <w:r>
-        <w:t xml:space="preserve">Reverte a decisão D1 da v2.0, que dependia do runtime Apps Script.</w:t>
-      </w:r>
-    </w:p>
-    <w:p>
-      <w:pPr>
-        <w:numPr>
-          <w:ilvl w:val="0"/>
-          <w:numId w:val="1003"/>
-        </w:numPr>
-        <w:pStyle w:val="Compact"/>
-      </w:pPr>
-      <w:r>
-        <w:rPr>
-          <w:bCs/>
-          <w:b/>
-        </w:rPr>
-        <w:t xml:space="preserve">A primeira tela do sistema é o Login.</w:t>
-      </w:r>
-      <w:r>
-        <w:t xml:space="preserve"> </w:t>
-      </w:r>
-      <w:r>
-        <w:t xml:space="preserve">Nenhuma rota de</w:t>
-      </w:r>
-      <w:r>
-        <w:t xml:space="preserve"> </w:t>
-      </w:r>
-      <w:r>
-        <w:rPr>
-          <w:rStyle w:val="VerbatimChar"/>
-        </w:rPr>
-        <w:t xml:space="preserve">(app)</w:t>
-      </w:r>
-      <w:r>
-        <w:t xml:space="preserve"> </w:t>
-      </w:r>
-      <w:r>
-        <w:t xml:space="preserve">ou</w:t>
-      </w:r>
-      <w:r>
-        <w:t xml:space="preserve"> </w:t>
-      </w:r>
-      <w:r>
-        <w:rPr>
-          <w:rStyle w:val="VerbatimChar"/>
-        </w:rPr>
-        <w:t xml:space="preserve">print</w:t>
-      </w:r>
-      <w:r>
-        <w:t xml:space="preserve"> </w:t>
-      </w:r>
-      <w:r>
-        <w:t xml:space="preserve">é acessível sem</w:t>
-      </w:r>
-      <w:r>
-        <w:t xml:space="preserve"> </w:t>
-      </w:r>
-      <w:r>
-        <w:t xml:space="preserve">sessão; o middleware redireciona para</w:t>
-      </w:r>
-      <w:r>
-        <w:t xml:space="preserve"> </w:t>
-      </w:r>
-      <w:r>
-        <w:rPr>
-          <w:rStyle w:val="VerbatimChar"/>
-        </w:rPr>
-        <w:t xml:space="preserve">/login</w:t>
-      </w:r>
-      <w:r>
-        <w:t xml:space="preserve">.</w:t>
-      </w:r>
-    </w:p>
-    <w:p>
-      <w:pPr>
-        <w:numPr>
-          <w:ilvl w:val="0"/>
-          <w:numId w:val="1003"/>
-        </w:numPr>
-        <w:pStyle w:val="Compact"/>
-      </w:pPr>
-      <w:r>
-        <w:t xml:space="preserve">Fluxo: Admin cadastra → Server Action com</w:t>
-      </w:r>
-      <w:r>
-        <w:t xml:space="preserve"> </w:t>
-      </w:r>
-      <w:r>
-        <w:rPr>
-          <w:rStyle w:val="VerbatimChar"/>
-        </w:rPr>
-        <w:t xml:space="preserve">service_role</w:t>
-      </w:r>
-      <w:r>
-        <w:t xml:space="preserve"> </w:t>
-      </w:r>
-      <w:r>
-        <w:t xml:space="preserve">chama</w:t>
-      </w:r>
-      <w:r>
-        <w:t xml:space="preserve"> </w:t>
-      </w:r>
-      <w:r>
-        <w:rPr>
-          <w:rStyle w:val="VerbatimChar"/>
-        </w:rPr>
-        <w:t xml:space="preserve">auth.admin.inviteUserByEmail()</w:t>
-      </w:r>
-      <w:r>
-        <w:t xml:space="preserve"> </w:t>
-      </w:r>
-      <w:r>
-        <w:t xml:space="preserve">→ usuário define senha em</w:t>
-      </w:r>
-      <w:r>
-        <w:t xml:space="preserve"> </w:t>
-      </w:r>
-      <w:r>
-        <w:rPr>
-          <w:rStyle w:val="VerbatimChar"/>
-        </w:rPr>
-        <w:t xml:space="preserve">/convite/[token]</w:t>
-      </w:r>
-      <w:r>
-        <w:t xml:space="preserve">.</w:t>
-      </w:r>
-      <w:r>
-        <w:t xml:space="preserve"> </w:t>
-      </w:r>
-      <w:r>
-        <w:rPr>
-          <w:bCs/>
-          <w:b/>
-        </w:rPr>
-        <w:t xml:space="preserve">Signup público desabilitado no painel Supabase</w:t>
-      </w:r>
-      <w:r>
-        <w:t xml:space="preserve"> </w:t>
-      </w:r>
-      <w:r>
-        <w:t xml:space="preserve">(item de checklist do Épico 0, sem equivalente em código).</w:t>
-      </w:r>
-    </w:p>
-    <w:p>
-      <w:pPr>
-        <w:numPr>
-          <w:ilvl w:val="0"/>
-          <w:numId w:val="1003"/>
-        </w:numPr>
-        <w:pStyle w:val="Compact"/>
-      </w:pPr>
-      <w:r>
-        <w:t xml:space="preserve">Senha: mínimo 12 caracteres, verificação contra vazamentos habilitada, sem expiração compulsória.</w:t>
-      </w:r>
-    </w:p>
-    <w:p>
-      <w:pPr>
-        <w:numPr>
-          <w:ilvl w:val="0"/>
-          <w:numId w:val="1003"/>
-        </w:numPr>
-        <w:pStyle w:val="Compact"/>
-      </w:pPr>
-      <w:r>
-        <w:rPr>
-          <w:rStyle w:val="VerbatimChar"/>
-        </w:rPr>
-        <w:t xml:space="preserve">usuarios.auth_user_id uuid unique references auth.users(id) on delete restrict</w:t>
-      </w:r>
-      <w:r>
-        <w:t xml:space="preserve"> </w:t>
-      </w:r>
-      <w:r>
-        <w:t xml:space="preserve">— 1:1 com o</w:t>
-      </w:r>
-      <w:r>
-        <w:t xml:space="preserve"> </w:t>
-      </w:r>
-      <w:r>
-        <w:t xml:space="preserve">Supabase Auth,</w:t>
-      </w:r>
-      <w:r>
-        <w:t xml:space="preserve"> </w:t>
-      </w:r>
-      <w:r>
-        <w:rPr>
-          <w:bCs/>
-          <w:b/>
-        </w:rPr>
-        <w:t xml:space="preserve">nulo entre o cadastro e o aceite do convite</w:t>
-      </w:r>
-      <w:r>
-        <w:t xml:space="preserve"> </w:t>
-      </w:r>
-      <w:r>
-        <w:t xml:space="preserve">(é a janela em que o Admin revisa</w:t>
-      </w:r>
-      <w:r>
-        <w:t xml:space="preserve"> </w:t>
-      </w:r>
-      <w:r>
-        <w:t xml:space="preserve">o perfil antes de a pessoa entrar).</w:t>
-      </w:r>
-    </w:p>
-    <w:p>
-      <w:pPr>
-        <w:numPr>
-          <w:ilvl w:val="0"/>
-          <w:numId w:val="1003"/>
-        </w:numPr>
-        <w:pStyle w:val="Compact"/>
-      </w:pPr>
-      <w:r>
-        <w:rPr>
-          <w:bCs/>
-          <w:b/>
-        </w:rPr>
-        <w:t xml:space="preserve">Matriz de permissões como dado:</w:t>
-      </w:r>
-      <w:r>
-        <w:t xml:space="preserve"> </w:t>
-      </w:r>
-      <w:r>
-        <w:rPr>
-          <w:rStyle w:val="VerbatimChar"/>
-        </w:rPr>
-        <w:t xml:space="preserve">perfil_permissao (perfil, recurso, acao, permitido)</w:t>
-      </w:r>
-      <w:r>
-        <w:t xml:space="preserve">.</w:t>
-      </w:r>
-      <w:r>
-        <w:t xml:space="preserve"> </w:t>
-      </w:r>
-      <w:r>
-        <w:t xml:space="preserve">As policies consultam</w:t>
-      </w:r>
-      <w:r>
-        <w:t xml:space="preserve"> </w:t>
-      </w:r>
-      <w:r>
-        <w:rPr>
-          <w:rStyle w:val="VerbatimChar"/>
-        </w:rPr>
-        <w:t xml:space="preserve">app.pode()</w:t>
-      </w:r>
-      <w:r>
-        <w:t xml:space="preserve">; trocar uma permissão é</w:t>
-      </w:r>
-      <w:r>
-        <w:t xml:space="preserve"> </w:t>
-      </w:r>
-      <w:r>
-        <w:rPr>
-          <w:rStyle w:val="VerbatimChar"/>
-        </w:rPr>
-        <w:t xml:space="preserve">UPDATE</w:t>
-      </w:r>
-      <w:r>
-        <w:t xml:space="preserve">, não migration.</w:t>
-      </w:r>
-    </w:p>
-    <w:p>
-      <w:pPr>
-        <w:numPr>
-          <w:ilvl w:val="0"/>
-          <w:numId w:val="1003"/>
-        </w:numPr>
-        <w:pStyle w:val="Compact"/>
-      </w:pPr>
-      <w:r>
-        <w:t xml:space="preserve">Funções auxiliares (schema</w:t>
-      </w:r>
-      <w:r>
-        <w:t xml:space="preserve"> </w:t>
-      </w:r>
-      <w:r>
-        <w:rPr>
-          <w:rStyle w:val="VerbatimChar"/>
-        </w:rPr>
-        <w:t xml:space="preserve">app</w:t>
-      </w:r>
-      <w:r>
-        <w:t xml:space="preserve">,</w:t>
-      </w:r>
-      <w:r>
-        <w:t xml:space="preserve"> </w:t>
-      </w:r>
-      <w:r>
-        <w:rPr>
-          <w:rStyle w:val="VerbatimChar"/>
-        </w:rPr>
-        <w:t xml:space="preserve">SECURITY DEFINER</w:t>
-      </w:r>
-      <w:r>
-        <w:t xml:space="preserve">,</w:t>
-      </w:r>
-      <w:r>
-        <w:t xml:space="preserve"> </w:t>
-      </w:r>
-      <w:r>
-        <w:rPr>
-          <w:rStyle w:val="VerbatimChar"/>
-        </w:rPr>
-        <w:t xml:space="preserve">STABLE</w:t>
-      </w:r>
-      <w:r>
-        <w:t xml:space="preserve">,</w:t>
-      </w:r>
-      <w:r>
-        <w:t xml:space="preserve"> </w:t>
-      </w:r>
-      <w:r>
-        <w:rPr>
-          <w:rStyle w:val="VerbatimChar"/>
-        </w:rPr>
-        <w:t xml:space="preserve">search_path</w:t>
-      </w:r>
-      <w:r>
-        <w:t xml:space="preserve"> </w:t>
-      </w:r>
-      <w:r>
-        <w:t xml:space="preserve">fixo):</w:t>
-      </w:r>
-      <w:r>
-        <w:t xml:space="preserve"> </w:t>
-      </w:r>
-      <w:r>
-        <w:rPr>
-          <w:rStyle w:val="VerbatimChar"/>
-        </w:rPr>
-        <w:t xml:space="preserve">app.usuario_atual()</w:t>
-      </w:r>
-      <w:r>
-        <w:t xml:space="preserve">,</w:t>
-      </w:r>
-      <w:r>
-        <w:t xml:space="preserve"> </w:t>
-      </w:r>
-      <w:r>
-        <w:rPr>
-          <w:rStyle w:val="VerbatimChar"/>
-        </w:rPr>
-        <w:t xml:space="preserve">app.perfil_atual()</w:t>
-      </w:r>
-      <w:r>
-        <w:t xml:space="preserve">,</w:t>
-      </w:r>
-      <w:r>
-        <w:t xml:space="preserve"> </w:t>
-      </w:r>
-      <w:r>
-        <w:rPr>
-          <w:rStyle w:val="VerbatimChar"/>
-        </w:rPr>
-        <w:t xml:space="preserve">app.pode()</w:t>
-      </w:r>
-      <w:r>
-        <w:t xml:space="preserve">,</w:t>
-      </w:r>
-      <w:r>
-        <w:t xml:space="preserve"> </w:t>
-      </w:r>
-      <w:r>
-        <w:rPr>
-          <w:rStyle w:val="VerbatimChar"/>
-        </w:rPr>
-        <w:t xml:space="preserve">app.eh_admin()</w:t>
-      </w:r>
-      <w:r>
-        <w:t xml:space="preserve">,</w:t>
-      </w:r>
-      <w:r>
-        <w:t xml:space="preserve"> </w:t>
-      </w:r>
-      <w:r>
-        <w:rPr>
-          <w:rStyle w:val="VerbatimChar"/>
-        </w:rPr>
-        <w:t xml:space="preserve">app.cursos_do_usuario()</w:t>
-      </w:r>
-      <w:r>
-        <w:t xml:space="preserve">,</w:t>
-      </w:r>
-      <w:r>
-        <w:t xml:space="preserve"> </w:t>
-      </w:r>
-      <w:r>
-        <w:rPr>
-          <w:rStyle w:val="VerbatimChar"/>
-        </w:rPr>
-        <w:t xml:space="preserve">app.alcanca_curso()</w:t>
-      </w:r>
-      <w:r>
-        <w:t xml:space="preserve">,</w:t>
-      </w:r>
-      <w:r>
-        <w:t xml:space="preserve"> </w:t>
-      </w:r>
-      <w:r>
-        <w:rPr>
-          <w:rStyle w:val="VerbatimChar"/>
-        </w:rPr>
-        <w:t xml:space="preserve">app.alcanca_turma()</w:t>
-      </w:r>
-      <w:r>
-        <w:t xml:space="preserve">,</w:t>
-      </w:r>
-      <w:r>
-        <w:t xml:space="preserve"> </w:t>
-      </w:r>
-      <w:r>
-        <w:rPr>
-          <w:rStyle w:val="VerbatimChar"/>
-        </w:rPr>
-        <w:t xml:space="preserve">app.alcanca_disciplina()</w:t>
-      </w:r>
-      <w:r>
-        <w:t xml:space="preserve">.</w:t>
-      </w:r>
-    </w:p>
-    <w:p>
-      <w:pPr>
-        <w:numPr>
-          <w:ilvl w:val="0"/>
-          <w:numId w:val="1003"/>
-        </w:numPr>
-        <w:pStyle w:val="Compact"/>
-      </w:pPr>
-      <w:r>
-        <w:rPr>
-          <w:rStyle w:val="VerbatimChar"/>
-        </w:rPr>
-        <w:t xml:space="preserve">RNF-SEG-02</w:t>
-      </w:r>
-      <w:r>
-        <w:t xml:space="preserve"> </w:t>
-      </w:r>
-      <w:r>
-        <w:t xml:space="preserve">deixa de ser disciplina de código e vira garantia do motor:</w:t>
-      </w:r>
-      <w:r>
-        <w:t xml:space="preserve"> </w:t>
-      </w:r>
-      <w:r>
-        <w:rPr>
-          <w:bCs/>
-          <w:b/>
-        </w:rPr>
-        <w:t xml:space="preserve">é RLS</w:t>
-      </w:r>
-      <w:r>
-        <w:t xml:space="preserve">.</w:t>
-      </w:r>
-    </w:p>
-    <w:p>
-      <w:pPr>
-        <w:pStyle w:val="BlockText"/>
-      </w:pPr>
-      <w:r>
-        <w:t xml:space="preserve">⚠️</w:t>
-      </w:r>
-      <w:r>
-        <w:t xml:space="preserve"> </w:t>
-      </w:r>
-      <w:r>
-        <w:rPr>
-          <w:bCs/>
-          <w:b/>
-        </w:rPr>
-        <w:t xml:space="preserve">Pendência que afeta a policy do Operador — decidir antes do Épico 3.</w:t>
-      </w:r>
-      <w:r>
-        <w:t xml:space="preserve"> </w:t>
-      </w:r>
-      <w:r>
-        <w:t xml:space="preserve">A policy pressupõe que</w:t>
-      </w:r>
-      <w:r>
-        <w:t xml:space="preserve"> </w:t>
-      </w:r>
-      <w:r>
-        <w:rPr>
-          <w:rStyle w:val="VerbatimChar"/>
-        </w:rPr>
-        <w:t xml:space="preserve">cursos.classificacao</w:t>
-      </w:r>
-      <w:r>
-        <w:t xml:space="preserve"> </w:t>
-      </w:r>
-      <w:r>
-        <w:t xml:space="preserve">e</w:t>
-      </w:r>
-      <w:r>
-        <w:t xml:space="preserve"> </w:t>
-      </w:r>
-      <w:r>
-        <w:rPr>
-          <w:rStyle w:val="VerbatimChar"/>
-        </w:rPr>
-        <w:t xml:space="preserve">usuarios.escopo_curso</w:t>
-      </w:r>
-      <w:r>
-        <w:t xml:space="preserve"> </w:t>
-      </w:r>
-      <w:r>
-        <w:t xml:space="preserve">compartilham domínio.</w:t>
-      </w:r>
-      <w:r>
-        <w:t xml:space="preserve"> </w:t>
-      </w:r>
-      <w:r>
-        <w:rPr>
-          <w:bCs/>
-          <w:b/>
-        </w:rPr>
-        <w:t xml:space="preserve">A planilha real desmentiu:</w:t>
-      </w:r>
-      <w:r>
-        <w:t xml:space="preserve"> </w:t>
-      </w:r>
-      <w:r>
-        <w:t xml:space="preserve">as classificações são</w:t>
-      </w:r>
-      <w:r>
-        <w:t xml:space="preserve"> </w:t>
-      </w:r>
-      <w:r>
-        <w:rPr>
-          <w:rStyle w:val="VerbatimChar"/>
-        </w:rPr>
-        <w:t xml:space="preserve">Curso Regular</w:t>
-      </w:r>
-      <w:r>
-        <w:t xml:space="preserve">,</w:t>
-      </w:r>
-      <w:r>
-        <w:t xml:space="preserve"> </w:t>
-      </w:r>
-      <w:r>
-        <w:rPr>
-          <w:rStyle w:val="VerbatimChar"/>
-        </w:rPr>
-        <w:t xml:space="preserve">Curso Expedito</w:t>
-      </w:r>
-      <w:r>
-        <w:t xml:space="preserve">,</w:t>
-      </w:r>
-      <w:r>
-        <w:t xml:space="preserve"> </w:t>
-      </w:r>
-      <w:r>
-        <w:rPr>
-          <w:rStyle w:val="VerbatimChar"/>
-        </w:rPr>
-        <w:t xml:space="preserve">Curso Especial</w:t>
-      </w:r>
-      <w:r>
-        <w:t xml:space="preserve">,</w:t>
-      </w:r>
-      <w:r>
-        <w:t xml:space="preserve"> </w:t>
-      </w:r>
-      <w:r>
-        <w:rPr>
-          <w:rStyle w:val="VerbatimChar"/>
-        </w:rPr>
-        <w:t xml:space="preserve">Curso de Aperfeiçoamento Avançado</w:t>
-      </w:r>
-      <w:r>
-        <w:t xml:space="preserve"> </w:t>
-      </w:r>
-      <w:r>
-        <w:t xml:space="preserve">e</w:t>
-      </w:r>
-      <w:r>
-        <w:t xml:space="preserve"> </w:t>
-      </w:r>
-      <w:r>
-        <w:rPr>
-          <w:rStyle w:val="VerbatimChar"/>
-        </w:rPr>
-        <w:t xml:space="preserve">Estágio de qualificação</w:t>
-      </w:r>
-      <w:r>
-        <w:t xml:space="preserve">, enquanto o</w:t>
-      </w:r>
-      <w:r>
-        <w:t xml:space="preserve"> </w:t>
-      </w:r>
-      <w:r>
-        <w:t xml:space="preserve">escopo prevê</w:t>
-      </w:r>
-      <w:r>
-        <w:t xml:space="preserve"> </w:t>
-      </w:r>
-      <w:r>
-        <w:rPr>
-          <w:rStyle w:val="VerbatimChar"/>
-        </w:rPr>
-        <w:t xml:space="preserve">ead_semipresencial</w:t>
-      </w:r>
-      <w:r>
-        <w:t xml:space="preserve"> </w:t>
-      </w:r>
-      <w:r>
-        <w:t xml:space="preserve">— que na verdade é</w:t>
-      </w:r>
-      <w:r>
-        <w:t xml:space="preserve"> </w:t>
-      </w:r>
-      <w:r>
-        <w:rPr>
-          <w:bCs/>
-          <w:b/>
-        </w:rPr>
-        <w:t xml:space="preserve">modalidade</w:t>
-      </w:r>
-      <w:r>
-        <w:t xml:space="preserve">, coluna separada. Duas</w:t>
-      </w:r>
-      <w:r>
-        <w:t xml:space="preserve"> </w:t>
-      </w:r>
-      <w:r>
-        <w:t xml:space="preserve">classificações não têm escopo correspondente. Recomendação: separar os domínios e ligá-los por</w:t>
-      </w:r>
-      <w:r>
-        <w:t xml:space="preserve"> </w:t>
-      </w:r>
-      <w:r>
-        <w:t xml:space="preserve">uma tabela</w:t>
-      </w:r>
-      <w:r>
-        <w:t xml:space="preserve"> </w:t>
-      </w:r>
-      <w:r>
-        <w:rPr>
-          <w:rStyle w:val="VerbatimChar"/>
-        </w:rPr>
-        <w:t xml:space="preserve">escopo_classificacao</w:t>
-      </w:r>
-      <w:r>
-        <w:t xml:space="preserve">. Detalhe no documento 32, §5.</w:t>
-      </w:r>
-    </w:p>
-    <w:p>
-      <w:r>
-        <w:pict>
-          <v:rect style="width:0;height:1.5pt" o:hralign="center" o:hrstd="t" o:hr="t"/>
-        </w:pict>
-      </w:r>
-    </w:p>
-    <w:bookmarkEnd w:id="24"/>
-    <w:bookmarkStart w:id="25" w:name="estrutura-do-repositório"/>
-    <w:p>
-      <w:pPr>
-        <w:pStyle w:val="Heading2"/>
-      </w:pPr>
-      <w:r>
-        <w:t xml:space="preserve">4. Estrutura do repositório</w:t>
-      </w:r>
-    </w:p>
-    <w:p>
-      <w:pPr>
-        <w:pStyle w:val="SourceCode"/>
-      </w:pPr>
-      <w:r>
-        <w:rPr>
-          <w:rStyle w:val="VerbatimChar"/>
-        </w:rPr>
-        <w:t xml:space="preserve">├── app/</w:t>
-      </w:r>
-      <w:r>
-        <w:br/>
-      </w:r>
-      <w:r>
-        <w:rPr>
-          <w:rStyle w:val="VerbatimChar"/>
-        </w:rPr>
-        <w:t xml:space="preserve">│   ├── (auth)/login/ · convite/[token]/ · recuperar-senha/</w:t>
-      </w:r>
-      <w:r>
-        <w:br/>
-      </w:r>
-      <w:r>
-        <w:rPr>
-          <w:rStyle w:val="VerbatimChar"/>
-        </w:rPr>
-        <w:t xml:space="preserve">│   ├── (app)/inicio/ · cursos/[curso]/ · turmas/[turma]/dsa/ · cronograma/</w:t>
-      </w:r>
-      <w:r>
-        <w:br/>
-      </w:r>
-      <w:r>
-        <w:rPr>
-          <w:rStyle w:val="VerbatimChar"/>
-        </w:rPr>
-        <w:t xml:space="preserve">│   │         avaliacoes/ · atividades/ · relatorio/ · instrutores/ · disciplinas/</w:t>
-      </w:r>
-      <w:r>
-        <w:br/>
-      </w:r>
-      <w:r>
-        <w:rPr>
-          <w:rStyle w:val="VerbatimChar"/>
-        </w:rPr>
-        <w:t xml:space="preserve">│   │         admin/usuarios/ · admin/parametros/ · admin/calendario/</w:t>
-      </w:r>
-      <w:r>
-        <w:br/>
-      </w:r>
-      <w:r>
-        <w:rPr>
-          <w:rStyle w:val="VerbatimChar"/>
-        </w:rPr>
-        <w:t xml:space="preserve">│   ├── print/            # dsa · relatorio · cronograma · ficha-instrutor · liq · os-instrutoria</w:t>
-      </w:r>
-      <w:r>
-        <w:br/>
-      </w:r>
-      <w:r>
-        <w:rPr>
-          <w:rStyle w:val="VerbatimChar"/>
-        </w:rPr>
-        <w:t xml:space="preserve">│   └── layout.tsx · error.tsx · not-found.tsx</w:t>
-      </w:r>
-      <w:r>
-        <w:br/>
-      </w:r>
-      <w:r>
-        <w:rPr>
-          <w:rStyle w:val="VerbatimChar"/>
-        </w:rPr>
-        <w:t xml:space="preserve">├── components/{ui,ciaara,graficos,impressao}/</w:t>
-      </w:r>
-      <w:r>
-        <w:br/>
-      </w:r>
-      <w:r>
-        <w:rPr>
-          <w:rStyle w:val="VerbatimChar"/>
-        </w:rPr>
-        <w:t xml:space="preserve">├── lib/</w:t>
-      </w:r>
-      <w:r>
-        <w:br/>
-      </w:r>
-      <w:r>
-        <w:rPr>
-          <w:rStyle w:val="VerbatimChar"/>
-        </w:rPr>
-        <w:t xml:space="preserve">│   ├── supabase/{client,server,middleware,admin}.ts</w:t>
-      </w:r>
-      <w:r>
-        <w:br/>
-      </w:r>
-      <w:r>
-        <w:rPr>
-          <w:rStyle w:val="VerbatimChar"/>
-        </w:rPr>
-        <w:t xml:space="preserve">│   ├── dominio/          # ← REGRAS DE NEGÓCIO PURAS (RN-*). Sem I/O</w:t>
-      </w:r>
-      <w:r>
-        <w:br/>
-      </w:r>
-      <w:r>
-        <w:rPr>
-          <w:rStyle w:val="VerbatimChar"/>
-        </w:rPr>
-        <w:t xml:space="preserve">│   ├── validacao/        # schemas Zod, compartilhados</w:t>
-      </w:r>
-      <w:r>
-        <w:br/>
-      </w:r>
-      <w:r>
-        <w:rPr>
-          <w:rStyle w:val="VerbatimChar"/>
-        </w:rPr>
-        <w:t xml:space="preserve">│   ├── acoes/            # Server Actions por domínio</w:t>
-      </w:r>
-      <w:r>
-        <w:br/>
-      </w:r>
-      <w:r>
-        <w:rPr>
-          <w:rStyle w:val="VerbatimChar"/>
-        </w:rPr>
-        <w:t xml:space="preserve">│   └── tipos/database.ts # gerado por `supabase gen types typescript`</w:t>
-      </w:r>
-      <w:r>
-        <w:br/>
-      </w:r>
-      <w:r>
-        <w:rPr>
-          <w:rStyle w:val="VerbatimChar"/>
-        </w:rPr>
-        <w:t xml:space="preserve">├── supabase/migrations/ · seed.sql · config.toml</w:t>
-      </w:r>
-      <w:r>
-        <w:br/>
-      </w:r>
-      <w:r>
-        <w:rPr>
-          <w:rStyle w:val="VerbatimChar"/>
-        </w:rPr>
-        <w:t xml:space="preserve">├── scripts/etl/          # Python — Sheets → PostgreSQL</w:t>
-      </w:r>
-      <w:r>
-        <w:br/>
-      </w:r>
-      <w:r>
-        <w:rPr>
-          <w:rStyle w:val="VerbatimChar"/>
-        </w:rPr>
-        <w:t xml:space="preserve">├── tests/{unidade,invariantes,e2e}/</w:t>
-      </w:r>
-      <w:r>
-        <w:br/>
-      </w:r>
-      <w:r>
-        <w:rPr>
-          <w:rStyle w:val="VerbatimChar"/>
-        </w:rPr>
-        <w:t xml:space="preserve">├── docs/                 # esta documentação</w:t>
-      </w:r>
-      <w:r>
-        <w:br/>
-      </w:r>
-      <w:r>
-        <w:rPr>
-          <w:rStyle w:val="VerbatimChar"/>
-        </w:rPr>
-        <w:t xml:space="preserve">├── specs/                # Spec 00 + as 39 specs convertidas</w:t>
-      </w:r>
-      <w:r>
-        <w:br/>
-      </w:r>
-      <w:r>
-        <w:rPr>
-          <w:rStyle w:val="VerbatimChar"/>
-        </w:rPr>
-        <w:t xml:space="preserve">└── CLAUDE.md · AGENTS.md · .claude/</w:t>
-      </w:r>
-    </w:p>
-    <w:p>
-      <w:pPr>
-        <w:pStyle w:val="FirstParagraph"/>
-      </w:pPr>
-      <w:r>
-        <w:rPr>
-          <w:rStyle w:val="VerbatimChar"/>
-          <w:bCs/>
-          <w:b/>
-        </w:rPr>
-        <w:t xml:space="preserve">lib/dominio/</w:t>
-      </w:r>
-      <w:r>
-        <w:rPr>
-          <w:bCs/>
-          <w:b/>
-        </w:rPr>
-        <w:t xml:space="preserve"> </w:t>
-      </w:r>
-      <w:r>
-        <w:rPr>
-          <w:bCs/>
-          <w:b/>
-        </w:rPr>
-        <w:t xml:space="preserve">é o item mais importante desta migração.</w:t>
-      </w:r>
-      <w:r>
-        <w:t xml:space="preserve"> </w:t>
-      </w:r>
-      <w:r>
-        <w:t xml:space="preserve">É onde as ~40 regras</w:t>
-      </w:r>
-      <w:r>
-        <w:t xml:space="preserve"> </w:t>
-      </w:r>
-      <w:r>
-        <w:rPr>
-          <w:rStyle w:val="VerbatimChar"/>
-        </w:rPr>
-        <w:t xml:space="preserve">RN-</w:t>
-      </w:r>
-      <w:r>
-        <w:t xml:space="preserve"> </w:t>
-      </w:r>
-      <w:r>
-        <w:t xml:space="preserve">viram</w:t>
-      </w:r>
-      <w:r>
-        <w:t xml:space="preserve"> </w:t>
-      </w:r>
-      <w:r>
-        <w:t xml:space="preserve">funções TypeScript puras, sem acesso a banco: motor preditivo, distribuição semanal de carga</w:t>
-      </w:r>
-      <w:r>
-        <w:t xml:space="preserve"> </w:t>
-      </w:r>
-      <w:r>
-        <w:t xml:space="preserve">horária, detecção de conflito de horário, sugestão do DSA, ordenação por antiguidade, tetos</w:t>
-      </w:r>
-      <w:r>
-        <w:t xml:space="preserve"> </w:t>
-      </w:r>
-      <w:r>
-        <w:t xml:space="preserve">normativos. Puras ⇒ testáveis sem banco ⇒ a suíte de invariantes da v2.0 porta quase 1:1.</w:t>
-      </w:r>
-      <w:r>
-        <w:t xml:space="preserve"> </w:t>
-      </w:r>
-      <w:r>
-        <w:rPr>
-          <w:bCs/>
-          <w:b/>
-        </w:rPr>
-        <w:t xml:space="preserve">Regra: nada em</w:t>
-      </w:r>
-      <w:r>
-        <w:rPr>
-          <w:bCs/>
-          <w:b/>
-        </w:rPr>
-        <w:t xml:space="preserve"> </w:t>
-      </w:r>
-      <w:r>
-        <w:rPr>
-          <w:rStyle w:val="VerbatimChar"/>
-          <w:bCs/>
-          <w:b/>
-        </w:rPr>
-        <w:t xml:space="preserve">lib/dominio/</w:t>
-      </w:r>
-      <w:r>
-        <w:rPr>
-          <w:bCs/>
-          <w:b/>
-        </w:rPr>
-        <w:t xml:space="preserve"> </w:t>
-      </w:r>
-      <w:r>
-        <w:rPr>
-          <w:bCs/>
-          <w:b/>
-        </w:rPr>
-        <w:t xml:space="preserve">importa</w:t>
-      </w:r>
-      <w:r>
-        <w:rPr>
-          <w:bCs/>
-          <w:b/>
-        </w:rPr>
-        <w:t xml:space="preserve"> </w:t>
-      </w:r>
-      <w:r>
-        <w:rPr>
-          <w:rStyle w:val="VerbatimChar"/>
-          <w:bCs/>
-          <w:b/>
-        </w:rPr>
-        <w:t xml:space="preserve">supabase</w:t>
-      </w:r>
-      <w:r>
-        <w:rPr>
-          <w:bCs/>
-          <w:b/>
-        </w:rPr>
-        <w:t xml:space="preserve">,</w:t>
-      </w:r>
-      <w:r>
-        <w:rPr>
-          <w:bCs/>
-          <w:b/>
-        </w:rPr>
-        <w:t xml:space="preserve"> </w:t>
-      </w:r>
-      <w:r>
-        <w:rPr>
-          <w:rStyle w:val="VerbatimChar"/>
-          <w:bCs/>
-          <w:b/>
-        </w:rPr>
-        <w:t xml:space="preserve">next</w:t>
-      </w:r>
-      <w:r>
-        <w:rPr>
-          <w:bCs/>
-          <w:b/>
-        </w:rPr>
-        <w:t xml:space="preserve"> </w:t>
-      </w:r>
-      <w:r>
-        <w:rPr>
-          <w:bCs/>
-          <w:b/>
-        </w:rPr>
-        <w:t xml:space="preserve">ou</w:t>
-      </w:r>
-      <w:r>
-        <w:rPr>
-          <w:bCs/>
-          <w:b/>
-        </w:rPr>
-        <w:t xml:space="preserve"> </w:t>
-      </w:r>
-      <w:r>
-        <w:rPr>
-          <w:rStyle w:val="VerbatimChar"/>
-          <w:bCs/>
-          <w:b/>
-        </w:rPr>
-        <w:t xml:space="preserve">react</w:t>
-      </w:r>
-      <w:r>
-        <w:rPr>
-          <w:bCs/>
-          <w:b/>
-        </w:rPr>
-        <w:t xml:space="preserve">.</w:t>
-      </w:r>
-    </w:p>
-    <w:p>
-      <w:r>
-        <w:pict>
-          <v:rect style="width:0;height:1.5pt" o:hralign="center" o:hrstd="t" o:hr="t"/>
-        </w:pict>
-      </w:r>
-    </w:p>
-    <w:bookmarkEnd w:id="25"/>
-    <w:bookmarkStart w:id="26" w:name="design-system"/>
-    <w:p>
-      <w:pPr>
-        <w:pStyle w:val="Heading2"/>
-      </w:pPr>
-      <w:r>
-        <w:t xml:space="preserve">5. Design System</w:t>
       </w:r>
     </w:p>
     <w:p>
@@ -5971,37 +6365,23 @@
         <w:pStyle w:val="Compact"/>
       </w:pPr>
       <w:r>
-        <w:t xml:space="preserve">Tokens CIAARA como CSS custom properties em</w:t>
-      </w:r>
-      <w:r>
-        <w:t xml:space="preserve"> </w:t>
-      </w:r>
-      <w:r>
-        <w:rPr>
-          <w:rStyle w:val="VerbatimChar"/>
-        </w:rPr>
-        <w:t xml:space="preserve">app/globals.css</w:t>
-      </w:r>
-      <w:r>
-        <w:t xml:space="preserve"> </w:t>
-      </w:r>
-      <w:r>
-        <w:t xml:space="preserve">sob</w:t>
-      </w:r>
-      <w:r>
-        <w:t xml:space="preserve"> </w:t>
-      </w:r>
-      <w:r>
-        <w:rPr>
-          <w:rStyle w:val="VerbatimChar"/>
-        </w:rPr>
-        <w:t xml:space="preserve">@theme</w:t>
-      </w:r>
-      <w:r>
-        <w:t xml:space="preserve"> </w:t>
-      </w:r>
-      <w:r>
-        <w:t xml:space="preserve">(Tailwind v4).</w:t>
+        <w:rPr>
+          <w:bCs/>
+          <w:b/>
+        </w:rPr>
+        <w:t xml:space="preserve">Somente e-mail/senha, criado por convite do Admin</w:t>
+      </w:r>
+      <w:r>
+        <w:t xml:space="preserve"> </w:t>
+      </w:r>
+      <w:r>
+        <w:t xml:space="preserve">(decisão do Bernardo, 25/08/2026).</w:t>
+      </w:r>
+      <w:r>
+        <w:t xml:space="preserve"> </w:t>
+      </w:r>
+      <w:r>
+        <w:t xml:space="preserve">Reverte a decisão D1 da v2.0, que dependia do runtime Apps Script.</w:t>
       </w:r>
     </w:p>
     <w:p>
@@ -6013,40 +6393,62 @@
         <w:pStyle w:val="Compact"/>
       </w:pPr>
       <w:r>
-        <w:t xml:space="preserve">Tema claro e modo noturno via</w:t>
-      </w:r>
-      <w:r>
-        <w:t xml:space="preserve"> </w:t>
-      </w:r>
-      <w:r>
-        <w:rPr>
-          <w:rStyle w:val="VerbatimChar"/>
-        </w:rPr>
-        <w:t xml:space="preserve">next-themes</w:t>
-      </w:r>
-      <w:r>
-        <w:t xml:space="preserve">, estratégia</w:t>
-      </w:r>
-      <w:r>
-        <w:t xml:space="preserve"> </w:t>
-      </w:r>
-      <w:r>
-        <w:rPr>
-          <w:rStyle w:val="VerbatimChar"/>
-        </w:rPr>
-        <w:t xml:space="preserve">class</w:t>
-      </w:r>
-      <w:r>
-        <w:t xml:space="preserve">, persistido — preserva</w:t>
-      </w:r>
-      <w:r>
-        <w:t xml:space="preserve"> </w:t>
-      </w:r>
-      <w:r>
-        <w:rPr>
-          <w:rStyle w:val="VerbatimChar"/>
-        </w:rPr>
-        <w:t xml:space="preserve">RNF-USA-05</w:t>
+        <w:rPr>
+          <w:bCs/>
+          <w:b/>
+        </w:rPr>
+        <w:t xml:space="preserve">A primeira tela do sistema é o Login.</w:t>
+      </w:r>
+      <w:r>
+        <w:t xml:space="preserve"> </w:t>
+      </w:r>
+      <w:r>
+        <w:t xml:space="preserve">Nenhuma rota de</w:t>
+      </w:r>
+      <w:r>
+        <w:t xml:space="preserve"> </w:t>
+      </w:r>
+      <w:r>
+        <w:rPr>
+          <w:rStyle w:val="VerbatimChar"/>
+        </w:rPr>
+        <w:t xml:space="preserve">(app)</w:t>
+      </w:r>
+      <w:r>
+        <w:t xml:space="preserve"> </w:t>
+      </w:r>
+      <w:r>
+        <w:t xml:space="preserve">ou</w:t>
+      </w:r>
+      <w:r>
+        <w:t xml:space="preserve"> </w:t>
+      </w:r>
+      <w:r>
+        <w:rPr>
+          <w:rStyle w:val="VerbatimChar"/>
+        </w:rPr>
+        <w:t xml:space="preserve">print</w:t>
+      </w:r>
+      <w:r>
+        <w:t xml:space="preserve"> </w:t>
+      </w:r>
+      <w:r>
+        <w:t xml:space="preserve">é acessível sem</w:t>
+      </w:r>
+      <w:r>
+        <w:t xml:space="preserve"> </w:t>
+      </w:r>
+      <w:r>
+        <w:t xml:space="preserve">sessão; o middleware redireciona para</w:t>
+      </w:r>
+      <w:r>
+        <w:t xml:space="preserve"> </w:t>
+      </w:r>
+      <w:r>
+        <w:rPr>
+          <w:rStyle w:val="VerbatimChar"/>
+        </w:rPr>
+        <w:t xml:space="preserve">/login</w:t>
       </w:r>
       <w:r>
         <w:t xml:space="preserve">.</w:t>
@@ -6061,77 +6463,65 @@
         <w:pStyle w:val="Compact"/>
       </w:pPr>
       <w:r>
-        <w:t xml:space="preserve">O objeto global</w:t>
-      </w:r>
-      <w:r>
-        <w:t xml:space="preserve"> </w:t>
-      </w:r>
-      <w:r>
-        <w:rPr>
-          <w:rStyle w:val="VerbatimChar"/>
-        </w:rPr>
-        <w:t xml:space="preserve">UI</w:t>
-      </w:r>
-      <w:r>
-        <w:t xml:space="preserve"> </w:t>
-      </w:r>
-      <w:r>
-        <w:t xml:space="preserve">da v2.0 deixa de existir: vira</w:t>
-      </w:r>
-      <w:r>
-        <w:t xml:space="preserve"> </w:t>
-      </w:r>
-      <w:r>
-        <w:rPr>
-          <w:bCs/>
-          <w:b/>
-        </w:rPr>
-        <w:t xml:space="preserve">tokens + biblioteca de componentes</w:t>
-      </w:r>
-      <w:r>
-        <w:rPr>
-          <w:bCs/>
-          <w:b/>
-        </w:rPr>
-        <w:t xml:space="preserve"> </w:t>
-      </w:r>
-      <w:r>
-        <w:rPr>
-          <w:bCs/>
-          <w:b/>
-        </w:rPr>
-        <w:t xml:space="preserve">tipada</w:t>
-      </w:r>
-      <w:r>
-        <w:t xml:space="preserve">. O requisito</w:t>
-      </w:r>
-      <w:r>
-        <w:t xml:space="preserve"> </w:t>
-      </w:r>
-      <w:r>
-        <w:rPr>
-          <w:rStyle w:val="VerbatimChar"/>
-        </w:rPr>
-        <w:t xml:space="preserve">RF-DS</w:t>
-      </w:r>
-      <w:r>
-        <w:t xml:space="preserve"> </w:t>
-      </w:r>
-      <w:r>
-        <w:t xml:space="preserve">é</w:t>
-      </w:r>
-      <w:r>
-        <w:t xml:space="preserve"> </w:t>
-      </w:r>
-      <w:r>
-        <w:rPr>
-          <w:bCs/>
-          <w:b/>
-        </w:rPr>
-        <w:t xml:space="preserve">preservado</w:t>
-      </w:r>
-      <w:r>
-        <w:t xml:space="preserve">; o mecanismo muda.</w:t>
+        <w:t xml:space="preserve">Fluxo: Admin cadastra → Server Action com</w:t>
+      </w:r>
+      <w:r>
+        <w:t xml:space="preserve"> </w:t>
+      </w:r>
+      <w:r>
+        <w:rPr>
+          <w:rStyle w:val="VerbatimChar"/>
+        </w:rPr>
+        <w:t xml:space="preserve">service_role</w:t>
+      </w:r>
+      <w:r>
+        <w:t xml:space="preserve"> </w:t>
+      </w:r>
+      <w:r>
+        <w:t xml:space="preserve">chama</w:t>
+      </w:r>
+      <w:r>
+        <w:t xml:space="preserve"> </w:t>
+      </w:r>
+      <w:r>
+        <w:rPr>
+          <w:rStyle w:val="VerbatimChar"/>
+        </w:rPr>
+        <w:t xml:space="preserve">auth.admin.inviteUserByEmail()</w:t>
+      </w:r>
+      <w:r>
+        <w:t xml:space="preserve"> </w:t>
+      </w:r>
+      <w:r>
+        <w:t xml:space="preserve">→ usuário define senha em</w:t>
+      </w:r>
+      <w:r>
+        <w:t xml:space="preserve"> </w:t>
+      </w:r>
+      <w:r>
+        <w:rPr>
+          <w:rStyle w:val="VerbatimChar"/>
+        </w:rPr>
+        <w:t xml:space="preserve">/convite/[token]</w:t>
+      </w:r>
+      <w:r>
+        <w:t xml:space="preserve">.</w:t>
+      </w:r>
+      <w:r>
+        <w:t xml:space="preserve"> </w:t>
+      </w:r>
+      <w:r>
+        <w:rPr>
+          <w:bCs/>
+          <w:b/>
+        </w:rPr>
+        <w:t xml:space="preserve">Signup público desabilitado no painel Supabase</w:t>
+      </w:r>
+      <w:r>
+        <w:t xml:space="preserve"> </w:t>
+      </w:r>
+      <w:r>
+        <w:t xml:space="preserve">(item de checklist do Épico 0, sem equivalente em código).</w:t>
       </w:r>
     </w:p>
     <w:p>
@@ -6143,47 +6533,7 @@
         <w:pStyle w:val="Compact"/>
       </w:pPr>
       <w:r>
-        <w:rPr>
-          <w:bCs/>
-          <w:b/>
-        </w:rPr>
-        <w:t xml:space="preserve">Impressão é requisito, não detalhe</w:t>
-      </w:r>
-      <w:r>
-        <w:t xml:space="preserve"> </w:t>
-      </w:r>
-      <w:r>
-        <w:t xml:space="preserve">(</w:t>
-      </w:r>
-      <w:r>
-        <w:rPr>
-          <w:rStyle w:val="VerbatimChar"/>
-        </w:rPr>
-        <w:t xml:space="preserve">RNF-COMP-01</w:t>
-      </w:r>
-      <w:r>
-        <w:t xml:space="preserve">): DSA, Relatório, Cronograma, Ficha do</w:t>
-      </w:r>
-      <w:r>
-        <w:t xml:space="preserve"> </w:t>
-      </w:r>
-      <w:r>
-        <w:t xml:space="preserve">Instrutor, LIQ e OS de Instrutoria mantêm paridade. Rotas</w:t>
-      </w:r>
-      <w:r>
-        <w:t xml:space="preserve"> </w:t>
-      </w:r>
-      <w:r>
-        <w:rPr>
-          <w:rStyle w:val="VerbatimChar"/>
-        </w:rPr>
-        <w:t xml:space="preserve">/print/*</w:t>
-      </w:r>
-      <w:r>
-        <w:t xml:space="preserve"> </w:t>
-      </w:r>
-      <w:r>
-        <w:t xml:space="preserve">sem shell.</w:t>
+        <w:t xml:space="preserve">Senha: mínimo 12 caracteres, verificação contra vazamentos habilitada, sem expiração compulsória.</w:t>
       </w:r>
     </w:p>
     <w:p>
@@ -6195,7 +6545,44 @@
         <w:pStyle w:val="Compact"/>
       </w:pPr>
       <w:r>
-        <w:t xml:space="preserve">Densidade antes de beleza: é sistema de gestão, com tabelas de centenas de linhas.</w:t>
+        <w:rPr>
+          <w:rStyle w:val="VerbatimChar"/>
+        </w:rPr>
+        <w:t xml:space="preserve">usuarios.auth_user_id uuid unique references auth.users(id) on delete restrict</w:t>
+      </w:r>
+      <w:r>
+        <w:t xml:space="preserve"> </w:t>
+      </w:r>
+      <w:r>
+        <w:t xml:space="preserve">— 1:1 com o</w:t>
+      </w:r>
+      <w:r>
+        <w:t xml:space="preserve"> </w:t>
+      </w:r>
+      <w:r>
+        <w:t xml:space="preserve">Supabase Auth,</w:t>
+      </w:r>
+      <w:r>
+        <w:t xml:space="preserve"> </w:t>
+      </w:r>
+      <w:r>
+        <w:rPr>
+          <w:bCs/>
+          <w:b/>
+        </w:rPr>
+        <w:t xml:space="preserve">nulo entre o cadastro e o aceite do convite</w:t>
+      </w:r>
+      <w:r>
+        <w:t xml:space="preserve"> </w:t>
+      </w:r>
+      <w:r>
+        <w:t xml:space="preserve">(é a janela em que o Admin revisa</w:t>
+      </w:r>
+      <w:r>
+        <w:t xml:space="preserve"> </w:t>
+      </w:r>
+      <w:r>
+        <w:t xml:space="preserve">o perfil antes de a pessoa entrar).</w:t>
       </w:r>
     </w:p>
     <w:p>
@@ -6207,7 +6594,437 @@
         <w:pStyle w:val="Compact"/>
       </w:pPr>
       <w:r>
-        <w:t xml:space="preserve">Acessibilidade AA; nenhuma cor entra fora dos tokens.</w:t>
+        <w:rPr>
+          <w:bCs/>
+          <w:b/>
+        </w:rPr>
+        <w:t xml:space="preserve">Matriz de permissões como dado:</w:t>
+      </w:r>
+      <w:r>
+        <w:t xml:space="preserve"> </w:t>
+      </w:r>
+      <w:r>
+        <w:rPr>
+          <w:rStyle w:val="VerbatimChar"/>
+        </w:rPr>
+        <w:t xml:space="preserve">perfil_permissao (perfil, recurso, acao, permitido)</w:t>
+      </w:r>
+      <w:r>
+        <w:t xml:space="preserve">.</w:t>
+      </w:r>
+      <w:r>
+        <w:t xml:space="preserve"> </w:t>
+      </w:r>
+      <w:r>
+        <w:t xml:space="preserve">As policies consultam</w:t>
+      </w:r>
+      <w:r>
+        <w:t xml:space="preserve"> </w:t>
+      </w:r>
+      <w:r>
+        <w:rPr>
+          <w:rStyle w:val="VerbatimChar"/>
+        </w:rPr>
+        <w:t xml:space="preserve">app.pode()</w:t>
+      </w:r>
+      <w:r>
+        <w:t xml:space="preserve">; trocar uma permissão é</w:t>
+      </w:r>
+      <w:r>
+        <w:t xml:space="preserve"> </w:t>
+      </w:r>
+      <w:r>
+        <w:rPr>
+          <w:rStyle w:val="VerbatimChar"/>
+        </w:rPr>
+        <w:t xml:space="preserve">UPDATE</w:t>
+      </w:r>
+      <w:r>
+        <w:t xml:space="preserve">, não migration.</w:t>
+      </w:r>
+    </w:p>
+    <w:p>
+      <w:pPr>
+        <w:numPr>
+          <w:ilvl w:val="0"/>
+          <w:numId w:val="1004"/>
+        </w:numPr>
+        <w:pStyle w:val="Compact"/>
+      </w:pPr>
+      <w:r>
+        <w:t xml:space="preserve">Funções auxiliares (schema</w:t>
+      </w:r>
+      <w:r>
+        <w:t xml:space="preserve"> </w:t>
+      </w:r>
+      <w:r>
+        <w:rPr>
+          <w:rStyle w:val="VerbatimChar"/>
+        </w:rPr>
+        <w:t xml:space="preserve">app</w:t>
+      </w:r>
+      <w:r>
+        <w:t xml:space="preserve">,</w:t>
+      </w:r>
+      <w:r>
+        <w:t xml:space="preserve"> </w:t>
+      </w:r>
+      <w:r>
+        <w:rPr>
+          <w:rStyle w:val="VerbatimChar"/>
+        </w:rPr>
+        <w:t xml:space="preserve">SECURITY DEFINER</w:t>
+      </w:r>
+      <w:r>
+        <w:t xml:space="preserve">,</w:t>
+      </w:r>
+      <w:r>
+        <w:t xml:space="preserve"> </w:t>
+      </w:r>
+      <w:r>
+        <w:rPr>
+          <w:rStyle w:val="VerbatimChar"/>
+        </w:rPr>
+        <w:t xml:space="preserve">STABLE</w:t>
+      </w:r>
+      <w:r>
+        <w:t xml:space="preserve">,</w:t>
+      </w:r>
+      <w:r>
+        <w:t xml:space="preserve"> </w:t>
+      </w:r>
+      <w:r>
+        <w:rPr>
+          <w:rStyle w:val="VerbatimChar"/>
+        </w:rPr>
+        <w:t xml:space="preserve">search_path</w:t>
+      </w:r>
+      <w:r>
+        <w:t xml:space="preserve"> </w:t>
+      </w:r>
+      <w:r>
+        <w:t xml:space="preserve">fixo):</w:t>
+      </w:r>
+      <w:r>
+        <w:t xml:space="preserve"> </w:t>
+      </w:r>
+      <w:r>
+        <w:rPr>
+          <w:rStyle w:val="VerbatimChar"/>
+        </w:rPr>
+        <w:t xml:space="preserve">app.usuario_atual()</w:t>
+      </w:r>
+      <w:r>
+        <w:t xml:space="preserve">,</w:t>
+      </w:r>
+      <w:r>
+        <w:t xml:space="preserve"> </w:t>
+      </w:r>
+      <w:r>
+        <w:rPr>
+          <w:rStyle w:val="VerbatimChar"/>
+        </w:rPr>
+        <w:t xml:space="preserve">app.perfil_atual()</w:t>
+      </w:r>
+      <w:r>
+        <w:t xml:space="preserve">,</w:t>
+      </w:r>
+      <w:r>
+        <w:t xml:space="preserve"> </w:t>
+      </w:r>
+      <w:r>
+        <w:rPr>
+          <w:rStyle w:val="VerbatimChar"/>
+        </w:rPr>
+        <w:t xml:space="preserve">app.pode()</w:t>
+      </w:r>
+      <w:r>
+        <w:t xml:space="preserve">,</w:t>
+      </w:r>
+      <w:r>
+        <w:t xml:space="preserve"> </w:t>
+      </w:r>
+      <w:r>
+        <w:rPr>
+          <w:rStyle w:val="VerbatimChar"/>
+        </w:rPr>
+        <w:t xml:space="preserve">app.eh_admin()</w:t>
+      </w:r>
+      <w:r>
+        <w:t xml:space="preserve">,</w:t>
+      </w:r>
+      <w:r>
+        <w:t xml:space="preserve"> </w:t>
+      </w:r>
+      <w:r>
+        <w:rPr>
+          <w:rStyle w:val="VerbatimChar"/>
+        </w:rPr>
+        <w:t xml:space="preserve">app.cursos_do_usuario()</w:t>
+      </w:r>
+      <w:r>
+        <w:t xml:space="preserve">,</w:t>
+      </w:r>
+      <w:r>
+        <w:t xml:space="preserve"> </w:t>
+      </w:r>
+      <w:r>
+        <w:rPr>
+          <w:rStyle w:val="VerbatimChar"/>
+        </w:rPr>
+        <w:t xml:space="preserve">app.alcanca_curso()</w:t>
+      </w:r>
+      <w:r>
+        <w:t xml:space="preserve">,</w:t>
+      </w:r>
+      <w:r>
+        <w:t xml:space="preserve"> </w:t>
+      </w:r>
+      <w:r>
+        <w:rPr>
+          <w:rStyle w:val="VerbatimChar"/>
+        </w:rPr>
+        <w:t xml:space="preserve">app.alcanca_turma()</w:t>
+      </w:r>
+      <w:r>
+        <w:t xml:space="preserve">,</w:t>
+      </w:r>
+      <w:r>
+        <w:t xml:space="preserve"> </w:t>
+      </w:r>
+      <w:r>
+        <w:rPr>
+          <w:rStyle w:val="VerbatimChar"/>
+        </w:rPr>
+        <w:t xml:space="preserve">app.alcanca_disciplina()</w:t>
+      </w:r>
+      <w:r>
+        <w:t xml:space="preserve">.</w:t>
+      </w:r>
+    </w:p>
+    <w:p>
+      <w:pPr>
+        <w:numPr>
+          <w:ilvl w:val="0"/>
+          <w:numId w:val="1004"/>
+        </w:numPr>
+        <w:pStyle w:val="Compact"/>
+      </w:pPr>
+      <w:r>
+        <w:rPr>
+          <w:rStyle w:val="VerbatimChar"/>
+        </w:rPr>
+        <w:t xml:space="preserve">RNF-SEG-02</w:t>
+      </w:r>
+      <w:r>
+        <w:t xml:space="preserve"> </w:t>
+      </w:r>
+      <w:r>
+        <w:t xml:space="preserve">deixa de ser disciplina de código e vira garantia do motor:</w:t>
+      </w:r>
+      <w:r>
+        <w:t xml:space="preserve"> </w:t>
+      </w:r>
+      <w:r>
+        <w:rPr>
+          <w:bCs/>
+          <w:b/>
+        </w:rPr>
+        <w:t xml:space="preserve">é RLS</w:t>
+      </w:r>
+      <w:r>
+        <w:t xml:space="preserve">.</w:t>
+      </w:r>
+    </w:p>
+    <w:p>
+      <w:pPr>
+        <w:pStyle w:val="BlockText"/>
+      </w:pPr>
+      <w:r>
+        <w:t xml:space="preserve">⚠️</w:t>
+      </w:r>
+      <w:r>
+        <w:t xml:space="preserve"> </w:t>
+      </w:r>
+      <w:r>
+        <w:rPr>
+          <w:bCs/>
+          <w:b/>
+        </w:rPr>
+        <w:t xml:space="preserve">Pendência que afeta a policy do Operador — decidir antes do Épico 3.</w:t>
+      </w:r>
+      <w:r>
+        <w:t xml:space="preserve"> </w:t>
+      </w:r>
+      <w:r>
+        <w:t xml:space="preserve">A policy pressupõe que</w:t>
+      </w:r>
+      <w:r>
+        <w:t xml:space="preserve"> </w:t>
+      </w:r>
+      <w:r>
+        <w:rPr>
+          <w:rStyle w:val="VerbatimChar"/>
+        </w:rPr>
+        <w:t xml:space="preserve">cursos.classificacao</w:t>
+      </w:r>
+      <w:r>
+        <w:t xml:space="preserve"> </w:t>
+      </w:r>
+      <w:r>
+        <w:t xml:space="preserve">e</w:t>
+      </w:r>
+      <w:r>
+        <w:t xml:space="preserve"> </w:t>
+      </w:r>
+      <w:r>
+        <w:rPr>
+          <w:rStyle w:val="VerbatimChar"/>
+        </w:rPr>
+        <w:t xml:space="preserve">usuarios.escopo_curso</w:t>
+      </w:r>
+      <w:r>
+        <w:t xml:space="preserve"> </w:t>
+      </w:r>
+      <w:r>
+        <w:t xml:space="preserve">compartilham domínio.</w:t>
+      </w:r>
+      <w:r>
+        <w:t xml:space="preserve"> </w:t>
+      </w:r>
+      <w:r>
+        <w:rPr>
+          <w:bCs/>
+          <w:b/>
+        </w:rPr>
+        <w:t xml:space="preserve">A planilha real desmentiu:</w:t>
+      </w:r>
+      <w:r>
+        <w:t xml:space="preserve"> </w:t>
+      </w:r>
+      <w:r>
+        <w:t xml:space="preserve">as classificações são</w:t>
+      </w:r>
+      <w:r>
+        <w:t xml:space="preserve"> </w:t>
+      </w:r>
+      <w:r>
+        <w:rPr>
+          <w:rStyle w:val="VerbatimChar"/>
+        </w:rPr>
+        <w:t xml:space="preserve">Curso Regular</w:t>
+      </w:r>
+      <w:r>
+        <w:t xml:space="preserve">,</w:t>
+      </w:r>
+      <w:r>
+        <w:t xml:space="preserve"> </w:t>
+      </w:r>
+      <w:r>
+        <w:rPr>
+          <w:rStyle w:val="VerbatimChar"/>
+        </w:rPr>
+        <w:t xml:space="preserve">Curso Expedito</w:t>
+      </w:r>
+      <w:r>
+        <w:t xml:space="preserve">,</w:t>
+      </w:r>
+      <w:r>
+        <w:t xml:space="preserve"> </w:t>
+      </w:r>
+      <w:r>
+        <w:rPr>
+          <w:rStyle w:val="VerbatimChar"/>
+        </w:rPr>
+        <w:t xml:space="preserve">Curso Especial</w:t>
+      </w:r>
+      <w:r>
+        <w:t xml:space="preserve">,</w:t>
+      </w:r>
+      <w:r>
+        <w:t xml:space="preserve"> </w:t>
+      </w:r>
+      <w:r>
+        <w:rPr>
+          <w:rStyle w:val="VerbatimChar"/>
+        </w:rPr>
+        <w:t xml:space="preserve">Curso de Aperfeiçoamento Avançado</w:t>
+      </w:r>
+      <w:r>
+        <w:t xml:space="preserve"> </w:t>
+      </w:r>
+      <w:r>
+        <w:t xml:space="preserve">e</w:t>
+      </w:r>
+      <w:r>
+        <w:t xml:space="preserve"> </w:t>
+      </w:r>
+      <w:r>
+        <w:rPr>
+          <w:rStyle w:val="VerbatimChar"/>
+        </w:rPr>
+        <w:t xml:space="preserve">Estágio de qualificação</w:t>
+      </w:r>
+      <w:r>
+        <w:t xml:space="preserve">, enquanto o</w:t>
+      </w:r>
+      <w:r>
+        <w:t xml:space="preserve"> </w:t>
+      </w:r>
+      <w:r>
+        <w:t xml:space="preserve">escopo prevê</w:t>
+      </w:r>
+      <w:r>
+        <w:t xml:space="preserve"> </w:t>
+      </w:r>
+      <w:r>
+        <w:rPr>
+          <w:rStyle w:val="VerbatimChar"/>
+        </w:rPr>
+        <w:t xml:space="preserve">ead_semipresencial</w:t>
+      </w:r>
+      <w:r>
+        <w:t xml:space="preserve"> </w:t>
+      </w:r>
+      <w:r>
+        <w:t xml:space="preserve">— que na verdade é</w:t>
+      </w:r>
+      <w:r>
+        <w:t xml:space="preserve"> </w:t>
+      </w:r>
+      <w:r>
+        <w:rPr>
+          <w:bCs/>
+          <w:b/>
+        </w:rPr>
+        <w:t xml:space="preserve">modalidade</w:t>
+      </w:r>
+      <w:r>
+        <w:t xml:space="preserve">, coluna separada. Duas</w:t>
+      </w:r>
+      <w:r>
+        <w:t xml:space="preserve"> </w:t>
+      </w:r>
+      <w:r>
+        <w:t xml:space="preserve">classificações não têm escopo correspondente. Recomendação: separar os domínios e ligá-los por</w:t>
+      </w:r>
+      <w:r>
+        <w:t xml:space="preserve"> </w:t>
+      </w:r>
+      <w:r>
+        <w:t xml:space="preserve">uma tabela</w:t>
+      </w:r>
+      <w:r>
+        <w:t xml:space="preserve"> </w:t>
+      </w:r>
+      <w:r>
+        <w:rPr>
+          <w:rStyle w:val="VerbatimChar"/>
+        </w:rPr>
+        <w:t xml:space="preserve">escopo_classificacao</w:t>
+      </w:r>
+      <w:r>
+        <w:t xml:space="preserve">. Detalhe no documento 32, §5.</w:t>
       </w:r>
     </w:p>
     <w:p>
@@ -6218,13 +7035,390 @@
       </w:r>
     </w:p>
     <w:bookmarkEnd w:id="26"/>
-    <w:bookmarkStart w:id="27" w:name="estado-e-navegação"/>
+    <w:bookmarkStart w:id="27" w:name="estrutura-do-repositório"/>
     <w:p>
       <w:pPr>
         <w:pStyle w:val="Heading2"/>
       </w:pPr>
       <w:r>
-        <w:t xml:space="preserve">6. Estado e navegação</w:t>
+        <w:t xml:space="preserve">4. Estrutura do repositório</w:t>
+      </w:r>
+    </w:p>
+    <w:p>
+      <w:pPr>
+        <w:pStyle w:val="SourceCode"/>
+      </w:pPr>
+      <w:r>
+        <w:rPr>
+          <w:rStyle w:val="VerbatimChar"/>
+        </w:rPr>
+        <w:t xml:space="preserve">├── app/</w:t>
+      </w:r>
+      <w:r>
+        <w:br/>
+      </w:r>
+      <w:r>
+        <w:rPr>
+          <w:rStyle w:val="VerbatimChar"/>
+        </w:rPr>
+        <w:t xml:space="preserve">│   ├── (auth)/login/ · convite/[token]/ · recuperar-senha/</w:t>
+      </w:r>
+      <w:r>
+        <w:br/>
+      </w:r>
+      <w:r>
+        <w:rPr>
+          <w:rStyle w:val="VerbatimChar"/>
+        </w:rPr>
+        <w:t xml:space="preserve">│   ├── (app)/inicio/ · cursos/[curso]/ · turmas/[turma]/dsa/ · cronograma/</w:t>
+      </w:r>
+      <w:r>
+        <w:br/>
+      </w:r>
+      <w:r>
+        <w:rPr>
+          <w:rStyle w:val="VerbatimChar"/>
+        </w:rPr>
+        <w:t xml:space="preserve">│   │         avaliacoes/ · atividades/ · relatorio/ · instrutores/ · disciplinas/</w:t>
+      </w:r>
+      <w:r>
+        <w:br/>
+      </w:r>
+      <w:r>
+        <w:rPr>
+          <w:rStyle w:val="VerbatimChar"/>
+        </w:rPr>
+        <w:t xml:space="preserve">│   │         admin/usuarios/ · admin/parametros/ · admin/calendario/</w:t>
+      </w:r>
+      <w:r>
+        <w:br/>
+      </w:r>
+      <w:r>
+        <w:rPr>
+          <w:rStyle w:val="VerbatimChar"/>
+        </w:rPr>
+        <w:t xml:space="preserve">│   ├── print/            # dsa · relatorio · cronograma · ficha-instrutor · liq · os-instrutoria</w:t>
+      </w:r>
+      <w:r>
+        <w:br/>
+      </w:r>
+      <w:r>
+        <w:rPr>
+          <w:rStyle w:val="VerbatimChar"/>
+        </w:rPr>
+        <w:t xml:space="preserve">│   └── layout.tsx · error.tsx · not-found.tsx</w:t>
+      </w:r>
+      <w:r>
+        <w:br/>
+      </w:r>
+      <w:r>
+        <w:rPr>
+          <w:rStyle w:val="VerbatimChar"/>
+        </w:rPr>
+        <w:t xml:space="preserve">├── components/{ui,ciaara,graficos,impressao}/</w:t>
+      </w:r>
+      <w:r>
+        <w:br/>
+      </w:r>
+      <w:r>
+        <w:rPr>
+          <w:rStyle w:val="VerbatimChar"/>
+        </w:rPr>
+        <w:t xml:space="preserve">├── lib/</w:t>
+      </w:r>
+      <w:r>
+        <w:br/>
+      </w:r>
+      <w:r>
+        <w:rPr>
+          <w:rStyle w:val="VerbatimChar"/>
+        </w:rPr>
+        <w:t xml:space="preserve">│   ├── supabase/{client,server,middleware,admin}.ts</w:t>
+      </w:r>
+      <w:r>
+        <w:br/>
+      </w:r>
+      <w:r>
+        <w:rPr>
+          <w:rStyle w:val="VerbatimChar"/>
+        </w:rPr>
+        <w:t xml:space="preserve">│   ├── dominio/          # ← REGRAS DE NEGÓCIO PURAS (RN-*). Sem I/O</w:t>
+      </w:r>
+      <w:r>
+        <w:br/>
+      </w:r>
+      <w:r>
+        <w:rPr>
+          <w:rStyle w:val="VerbatimChar"/>
+        </w:rPr>
+        <w:t xml:space="preserve">│   ├── validacao/        # schemas Zod, compartilhados</w:t>
+      </w:r>
+      <w:r>
+        <w:br/>
+      </w:r>
+      <w:r>
+        <w:rPr>
+          <w:rStyle w:val="VerbatimChar"/>
+        </w:rPr>
+        <w:t xml:space="preserve">│   ├── acoes/            # Server Actions por domínio</w:t>
+      </w:r>
+      <w:r>
+        <w:br/>
+      </w:r>
+      <w:r>
+        <w:rPr>
+          <w:rStyle w:val="VerbatimChar"/>
+        </w:rPr>
+        <w:t xml:space="preserve">│   └── tipos/database.ts # gerado por `supabase gen types typescript`</w:t>
+      </w:r>
+      <w:r>
+        <w:br/>
+      </w:r>
+      <w:r>
+        <w:rPr>
+          <w:rStyle w:val="VerbatimChar"/>
+        </w:rPr>
+        <w:t xml:space="preserve">├── supabase/migrations/ · seed.sql · config.toml</w:t>
+      </w:r>
+      <w:r>
+        <w:br/>
+      </w:r>
+      <w:r>
+        <w:rPr>
+          <w:rStyle w:val="VerbatimChar"/>
+        </w:rPr>
+        <w:t xml:space="preserve">├── scripts/etl/          # Python — Sheets → PostgreSQL</w:t>
+      </w:r>
+      <w:r>
+        <w:br/>
+      </w:r>
+      <w:r>
+        <w:rPr>
+          <w:rStyle w:val="VerbatimChar"/>
+        </w:rPr>
+        <w:t xml:space="preserve">├── tests/{unidade,invariantes,e2e}/</w:t>
+      </w:r>
+      <w:r>
+        <w:br/>
+      </w:r>
+      <w:r>
+        <w:rPr>
+          <w:rStyle w:val="VerbatimChar"/>
+        </w:rPr>
+        <w:t xml:space="preserve">├── docs/                 # esta documentação</w:t>
+      </w:r>
+      <w:r>
+        <w:br/>
+      </w:r>
+      <w:r>
+        <w:rPr>
+          <w:rStyle w:val="VerbatimChar"/>
+        </w:rPr>
+        <w:t xml:space="preserve">├── specs/                # Spec 00 + as 39 specs convertidas</w:t>
+      </w:r>
+      <w:r>
+        <w:br/>
+      </w:r>
+      <w:r>
+        <w:rPr>
+          <w:rStyle w:val="VerbatimChar"/>
+        </w:rPr>
+        <w:t xml:space="preserve">└── CLAUDE.md · AGENTS.md · .claude/</w:t>
+      </w:r>
+    </w:p>
+    <w:p>
+      <w:pPr>
+        <w:pStyle w:val="FirstParagraph"/>
+      </w:pPr>
+      <w:r>
+        <w:rPr>
+          <w:rStyle w:val="VerbatimChar"/>
+          <w:bCs/>
+          <w:b/>
+        </w:rPr>
+        <w:t xml:space="preserve">lib/dominio/</w:t>
+      </w:r>
+      <w:r>
+        <w:rPr>
+          <w:bCs/>
+          <w:b/>
+        </w:rPr>
+        <w:t xml:space="preserve"> </w:t>
+      </w:r>
+      <w:r>
+        <w:rPr>
+          <w:bCs/>
+          <w:b/>
+        </w:rPr>
+        <w:t xml:space="preserve">é o item mais importante desta migração.</w:t>
+      </w:r>
+      <w:r>
+        <w:t xml:space="preserve"> </w:t>
+      </w:r>
+      <w:r>
+        <w:t xml:space="preserve">É onde as ~40 regras</w:t>
+      </w:r>
+      <w:r>
+        <w:t xml:space="preserve"> </w:t>
+      </w:r>
+      <w:r>
+        <w:rPr>
+          <w:rStyle w:val="VerbatimChar"/>
+        </w:rPr>
+        <w:t xml:space="preserve">RN-</w:t>
+      </w:r>
+      <w:r>
+        <w:t xml:space="preserve"> </w:t>
+      </w:r>
+      <w:r>
+        <w:t xml:space="preserve">viram</w:t>
+      </w:r>
+      <w:r>
+        <w:t xml:space="preserve"> </w:t>
+      </w:r>
+      <w:r>
+        <w:t xml:space="preserve">funções TypeScript puras, sem acesso a banco: motor preditivo, distribuição semanal de carga</w:t>
+      </w:r>
+      <w:r>
+        <w:t xml:space="preserve"> </w:t>
+      </w:r>
+      <w:r>
+        <w:t xml:space="preserve">horária, detecção de conflito de horário, sugestão do DSA, ordenação por antiguidade, tetos</w:t>
+      </w:r>
+      <w:r>
+        <w:t xml:space="preserve"> </w:t>
+      </w:r>
+      <w:r>
+        <w:t xml:space="preserve">normativos. Puras ⇒ testáveis sem banco ⇒ a suíte de invariantes da v2.0 porta quase 1:1.</w:t>
+      </w:r>
+      <w:r>
+        <w:t xml:space="preserve"> </w:t>
+      </w:r>
+      <w:r>
+        <w:rPr>
+          <w:bCs/>
+          <w:b/>
+        </w:rPr>
+        <w:t xml:space="preserve">Regra: nada em</w:t>
+      </w:r>
+      <w:r>
+        <w:rPr>
+          <w:bCs/>
+          <w:b/>
+        </w:rPr>
+        <w:t xml:space="preserve"> </w:t>
+      </w:r>
+      <w:r>
+        <w:rPr>
+          <w:rStyle w:val="VerbatimChar"/>
+          <w:bCs/>
+          <w:b/>
+        </w:rPr>
+        <w:t xml:space="preserve">lib/dominio/</w:t>
+      </w:r>
+      <w:r>
+        <w:rPr>
+          <w:bCs/>
+          <w:b/>
+        </w:rPr>
+        <w:t xml:space="preserve"> </w:t>
+      </w:r>
+      <w:r>
+        <w:rPr>
+          <w:bCs/>
+          <w:b/>
+        </w:rPr>
+        <w:t xml:space="preserve">importa</w:t>
+      </w:r>
+      <w:r>
+        <w:rPr>
+          <w:bCs/>
+          <w:b/>
+        </w:rPr>
+        <w:t xml:space="preserve"> </w:t>
+      </w:r>
+      <w:r>
+        <w:rPr>
+          <w:rStyle w:val="VerbatimChar"/>
+          <w:bCs/>
+          <w:b/>
+        </w:rPr>
+        <w:t xml:space="preserve">supabase</w:t>
+      </w:r>
+      <w:r>
+        <w:rPr>
+          <w:bCs/>
+          <w:b/>
+        </w:rPr>
+        <w:t xml:space="preserve">,</w:t>
+      </w:r>
+      <w:r>
+        <w:rPr>
+          <w:bCs/>
+          <w:b/>
+        </w:rPr>
+        <w:t xml:space="preserve"> </w:t>
+      </w:r>
+      <w:r>
+        <w:rPr>
+          <w:rStyle w:val="VerbatimChar"/>
+          <w:bCs/>
+          <w:b/>
+        </w:rPr>
+        <w:t xml:space="preserve">next</w:t>
+      </w:r>
+      <w:r>
+        <w:rPr>
+          <w:bCs/>
+          <w:b/>
+        </w:rPr>
+        <w:t xml:space="preserve"> </w:t>
+      </w:r>
+      <w:r>
+        <w:rPr>
+          <w:bCs/>
+          <w:b/>
+        </w:rPr>
+        <w:t xml:space="preserve">ou</w:t>
+      </w:r>
+      <w:r>
+        <w:rPr>
+          <w:bCs/>
+          <w:b/>
+        </w:rPr>
+        <w:t xml:space="preserve"> </w:t>
+      </w:r>
+      <w:r>
+        <w:rPr>
+          <w:rStyle w:val="VerbatimChar"/>
+          <w:bCs/>
+          <w:b/>
+        </w:rPr>
+        <w:t xml:space="preserve">react</w:t>
+      </w:r>
+      <w:r>
+        <w:rPr>
+          <w:bCs/>
+          <w:b/>
+        </w:rPr>
+        <w:t xml:space="preserve">.</w:t>
+      </w:r>
+    </w:p>
+    <w:p>
+      <w:r>
+        <w:pict>
+          <v:rect style="width:0;height:1.5pt" o:hralign="center" o:hrstd="t" o:hr="t"/>
+        </w:pict>
+      </w:r>
+    </w:p>
+    <w:bookmarkEnd w:id="27"/>
+    <w:bookmarkStart w:id="28" w:name="design-system"/>
+    <w:p>
+      <w:pPr>
+        <w:pStyle w:val="Heading2"/>
+      </w:pPr>
+      <w:r>
+        <w:t xml:space="preserve">5. Design System</w:t>
       </w:r>
     </w:p>
     <w:p>
@@ -6236,68 +7430,37 @@
         <w:pStyle w:val="Compact"/>
       </w:pPr>
       <w:r>
-        <w:rPr>
-          <w:rStyle w:val="VerbatimChar"/>
-        </w:rPr>
-        <w:t xml:space="preserve">AppState</w:t>
-      </w:r>
-      <w:r>
-        <w:t xml:space="preserve"> </w:t>
-      </w:r>
-      <w:r>
-        <w:t xml:space="preserve">→</w:t>
-      </w:r>
-      <w:r>
-        <w:t xml:space="preserve"> </w:t>
-      </w:r>
-      <w:r>
-        <w:rPr>
-          <w:bCs/>
-          <w:b/>
-        </w:rPr>
-        <w:t xml:space="preserve">URL como fonte de verdade</w:t>
-      </w:r>
-      <w:r>
-        <w:t xml:space="preserve">, via</w:t>
-      </w:r>
-      <w:r>
-        <w:t xml:space="preserve"> </w:t>
-      </w:r>
-      <w:r>
-        <w:rPr>
-          <w:rStyle w:val="VerbatimChar"/>
-        </w:rPr>
-        <w:t xml:space="preserve">nuqs</w:t>
-      </w:r>
-      <w:r>
-        <w:t xml:space="preserve">. Entrega o que</w:t>
-      </w:r>
-      <w:r>
-        <w:t xml:space="preserve"> </w:t>
-      </w:r>
-      <w:r>
-        <w:rPr>
-          <w:rStyle w:val="VerbatimChar"/>
-        </w:rPr>
-        <w:t xml:space="preserve">RF-NAV</w:t>
-      </w:r>
-      <w:r>
-        <w:t xml:space="preserve"> </w:t>
-      </w:r>
-      <w:r>
-        <w:t xml:space="preserve">pedia e o Apps</w:t>
-      </w:r>
-      <w:r>
-        <w:t xml:space="preserve"> </w:t>
-      </w:r>
-      <w:r>
-        <w:t xml:space="preserve">Script não permitia: histórico do navegador, voltar/avançar, link compartilhável, recarregar sem</w:t>
-      </w:r>
-      <w:r>
-        <w:t xml:space="preserve"> </w:t>
-      </w:r>
-      <w:r>
-        <w:t xml:space="preserve">perder contexto.</w:t>
+        <w:t xml:space="preserve">Tokens CIAARA como CSS custom properties em</w:t>
+      </w:r>
+      <w:r>
+        <w:t xml:space="preserve"> </w:t>
+      </w:r>
+      <w:r>
+        <w:rPr>
+          <w:rStyle w:val="VerbatimChar"/>
+        </w:rPr>
+        <w:t xml:space="preserve">app/globals.css</w:t>
+      </w:r>
+      <w:r>
+        <w:t xml:space="preserve"> </w:t>
+      </w:r>
+      <w:r>
+        <w:t xml:space="preserve">sob</w:t>
+      </w:r>
+      <w:r>
+        <w:t xml:space="preserve"> </w:t>
+      </w:r>
+      <w:r>
+        <w:rPr>
+          <w:rStyle w:val="VerbatimChar"/>
+        </w:rPr>
+        <w:t xml:space="preserve">@theme</w:t>
+      </w:r>
+      <w:r>
+        <w:t xml:space="preserve"> </w:t>
+      </w:r>
+      <w:r>
+        <w:t xml:space="preserve">(Tailwind v4).</w:t>
       </w:r>
     </w:p>
     <w:p>
@@ -6309,25 +7472,40 @@
         <w:pStyle w:val="Compact"/>
       </w:pPr>
       <w:r>
-        <w:t xml:space="preserve">Estado de servidor: Server Components + Server Actions com</w:t>
-      </w:r>
-      <w:r>
-        <w:t xml:space="preserve"> </w:t>
-      </w:r>
-      <w:r>
-        <w:rPr>
-          <w:rStyle w:val="VerbatimChar"/>
-        </w:rPr>
-        <w:t xml:space="preserve">revalidatePath</w:t>
-      </w:r>
-      <w:r>
-        <w:t xml:space="preserve">/</w:t>
-      </w:r>
-      <w:r>
-        <w:rPr>
-          <w:rStyle w:val="VerbatimChar"/>
-        </w:rPr>
-        <w:t xml:space="preserve">revalidateTag</w:t>
+        <w:t xml:space="preserve">Tema claro e modo noturno via</w:t>
+      </w:r>
+      <w:r>
+        <w:t xml:space="preserve"> </w:t>
+      </w:r>
+      <w:r>
+        <w:rPr>
+          <w:rStyle w:val="VerbatimChar"/>
+        </w:rPr>
+        <w:t xml:space="preserve">next-themes</w:t>
+      </w:r>
+      <w:r>
+        <w:t xml:space="preserve">, estratégia</w:t>
+      </w:r>
+      <w:r>
+        <w:t xml:space="preserve"> </w:t>
+      </w:r>
+      <w:r>
+        <w:rPr>
+          <w:rStyle w:val="VerbatimChar"/>
+        </w:rPr>
+        <w:t xml:space="preserve">class</w:t>
+      </w:r>
+      <w:r>
+        <w:t xml:space="preserve">, persistido — preserva</w:t>
+      </w:r>
+      <w:r>
+        <w:t xml:space="preserve"> </w:t>
+      </w:r>
+      <w:r>
+        <w:rPr>
+          <w:rStyle w:val="VerbatimChar"/>
+        </w:rPr>
+        <w:t xml:space="preserve">RNF-USA-05</w:t>
       </w:r>
       <w:r>
         <w:t xml:space="preserve">.</w:t>
@@ -6342,7 +7520,77 @@
         <w:pStyle w:val="Compact"/>
       </w:pPr>
       <w:r>
-        <w:t xml:space="preserve">Zustand apenas para estado efêmero de UI.</w:t>
+        <w:t xml:space="preserve">O objeto global</w:t>
+      </w:r>
+      <w:r>
+        <w:t xml:space="preserve"> </w:t>
+      </w:r>
+      <w:r>
+        <w:rPr>
+          <w:rStyle w:val="VerbatimChar"/>
+        </w:rPr>
+        <w:t xml:space="preserve">UI</w:t>
+      </w:r>
+      <w:r>
+        <w:t xml:space="preserve"> </w:t>
+      </w:r>
+      <w:r>
+        <w:t xml:space="preserve">da v2.0 deixa de existir: vira</w:t>
+      </w:r>
+      <w:r>
+        <w:t xml:space="preserve"> </w:t>
+      </w:r>
+      <w:r>
+        <w:rPr>
+          <w:bCs/>
+          <w:b/>
+        </w:rPr>
+        <w:t xml:space="preserve">tokens + biblioteca de componentes</w:t>
+      </w:r>
+      <w:r>
+        <w:rPr>
+          <w:bCs/>
+          <w:b/>
+        </w:rPr>
+        <w:t xml:space="preserve"> </w:t>
+      </w:r>
+      <w:r>
+        <w:rPr>
+          <w:bCs/>
+          <w:b/>
+        </w:rPr>
+        <w:t xml:space="preserve">tipada</w:t>
+      </w:r>
+      <w:r>
+        <w:t xml:space="preserve">. O requisito</w:t>
+      </w:r>
+      <w:r>
+        <w:t xml:space="preserve"> </w:t>
+      </w:r>
+      <w:r>
+        <w:rPr>
+          <w:rStyle w:val="VerbatimChar"/>
+        </w:rPr>
+        <w:t xml:space="preserve">RF-DS</w:t>
+      </w:r>
+      <w:r>
+        <w:t xml:space="preserve"> </w:t>
+      </w:r>
+      <w:r>
+        <w:t xml:space="preserve">é</w:t>
+      </w:r>
+      <w:r>
+        <w:t xml:space="preserve"> </w:t>
+      </w:r>
+      <w:r>
+        <w:rPr>
+          <w:bCs/>
+          <w:b/>
+        </w:rPr>
+        <w:t xml:space="preserve">preservado</w:t>
+      </w:r>
+      <w:r>
+        <w:t xml:space="preserve">; o mecanismo muda.</w:t>
       </w:r>
     </w:p>
     <w:p>
@@ -6355,42 +7603,70 @@
       </w:pPr>
       <w:r>
         <w:rPr>
-          <w:rStyle w:val="VerbatimChar"/>
-        </w:rPr>
-        <w:t xml:space="preserve">loading.tsx</w:t>
-      </w:r>
-      <w:r>
-        <w:t xml:space="preserve"> </w:t>
-      </w:r>
-      <w:r>
-        <w:t xml:space="preserve">+ Suspense por segmento;</w:t>
-      </w:r>
-      <w:r>
-        <w:t xml:space="preserve"> </w:t>
-      </w:r>
-      <w:r>
-        <w:rPr>
-          <w:rStyle w:val="VerbatimChar"/>
-        </w:rPr>
-        <w:t xml:space="preserve">error.tsx</w:t>
-      </w:r>
-      <w:r>
-        <w:t xml:space="preserve"> </w:t>
-      </w:r>
-      <w:r>
-        <w:t xml:space="preserve">por segmento (degradação segura,</w:t>
-      </w:r>
-      <w:r>
-        <w:t xml:space="preserve"> </w:t>
-      </w:r>
-      <w:r>
-        <w:rPr>
-          <w:rStyle w:val="VerbatimChar"/>
-        </w:rPr>
-        <w:t xml:space="preserve">RN-DEG-01</w:t>
-      </w:r>
-      <w:r>
-        <w:t xml:space="preserve">).</w:t>
+          <w:bCs/>
+          <w:b/>
+        </w:rPr>
+        <w:t xml:space="preserve">Impressão é requisito, não detalhe</w:t>
+      </w:r>
+      <w:r>
+        <w:t xml:space="preserve"> </w:t>
+      </w:r>
+      <w:r>
+        <w:t xml:space="preserve">(</w:t>
+      </w:r>
+      <w:r>
+        <w:rPr>
+          <w:rStyle w:val="VerbatimChar"/>
+        </w:rPr>
+        <w:t xml:space="preserve">RNF-COMP-01</w:t>
+      </w:r>
+      <w:r>
+        <w:t xml:space="preserve">): DSA, Relatório, Cronograma, Ficha do</w:t>
+      </w:r>
+      <w:r>
+        <w:t xml:space="preserve"> </w:t>
+      </w:r>
+      <w:r>
+        <w:t xml:space="preserve">Instrutor, LIQ e OS de Instrutoria mantêm paridade. Rotas</w:t>
+      </w:r>
+      <w:r>
+        <w:t xml:space="preserve"> </w:t>
+      </w:r>
+      <w:r>
+        <w:rPr>
+          <w:rStyle w:val="VerbatimChar"/>
+        </w:rPr>
+        <w:t xml:space="preserve">/print/*</w:t>
+      </w:r>
+      <w:r>
+        <w:t xml:space="preserve"> </w:t>
+      </w:r>
+      <w:r>
+        <w:t xml:space="preserve">sem shell.</w:t>
+      </w:r>
+    </w:p>
+    <w:p>
+      <w:pPr>
+        <w:numPr>
+          <w:ilvl w:val="0"/>
+          <w:numId w:val="1005"/>
+        </w:numPr>
+        <w:pStyle w:val="Compact"/>
+      </w:pPr>
+      <w:r>
+        <w:t xml:space="preserve">Densidade antes de beleza: é sistema de gestão, com tabelas de centenas de linhas.</w:t>
+      </w:r>
+    </w:p>
+    <w:p>
+      <w:pPr>
+        <w:numPr>
+          <w:ilvl w:val="0"/>
+          <w:numId w:val="1005"/>
+        </w:numPr>
+        <w:pStyle w:val="Compact"/>
+      </w:pPr>
+      <w:r>
+        <w:t xml:space="preserve">Acessibilidade AA; nenhuma cor entra fora dos tokens.</w:t>
       </w:r>
     </w:p>
     <w:p>
@@ -6400,38 +7676,14 @@
         </w:pict>
       </w:r>
     </w:p>
-    <w:bookmarkEnd w:id="27"/>
-    <w:bookmarkStart w:id="28" w:name="testes-e-definition-of-done"/>
+    <w:bookmarkEnd w:id="28"/>
+    <w:bookmarkStart w:id="29" w:name="estado-e-navegação"/>
     <w:p>
       <w:pPr>
         <w:pStyle w:val="Heading2"/>
       </w:pPr>
       <w:r>
-        <w:t xml:space="preserve">7. Testes e Definition of Done</w:t>
-      </w:r>
-    </w:p>
-    <w:p>
-      <w:pPr>
-        <w:pStyle w:val="FirstParagraph"/>
-      </w:pPr>
-      <w:r>
-        <w:t xml:space="preserve">Uma fatia só está pronta quando</w:t>
-      </w:r>
-      <w:r>
-        <w:t xml:space="preserve"> </w:t>
-      </w:r>
-      <w:r>
-        <w:rPr>
-          <w:bCs/>
-          <w:b/>
-        </w:rPr>
-        <w:t xml:space="preserve">todos</w:t>
-      </w:r>
-      <w:r>
-        <w:t xml:space="preserve"> </w:t>
-      </w:r>
-      <w:r>
-        <w:t xml:space="preserve">passam:</w:t>
+        <w:t xml:space="preserve">6. Estado e navegação</w:t>
       </w:r>
     </w:p>
     <w:p>
@@ -6446,28 +7698,65 @@
         <w:rPr>
           <w:rStyle w:val="VerbatimChar"/>
         </w:rPr>
-        <w:t xml:space="preserve">tsc --noEmit</w:t>
-      </w:r>
-      <w:r>
-        <w:t xml:space="preserve"> </w:t>
-      </w:r>
-      <w:r>
-        <w:t xml:space="preserve">sem erro e</w:t>
-      </w:r>
-      <w:r>
-        <w:t xml:space="preserve"> </w:t>
-      </w:r>
-      <w:r>
-        <w:rPr>
-          <w:rStyle w:val="VerbatimChar"/>
-        </w:rPr>
-        <w:t xml:space="preserve">eslint</w:t>
-      </w:r>
-      <w:r>
-        <w:t xml:space="preserve"> </w:t>
-      </w:r>
-      <w:r>
-        <w:t xml:space="preserve">sem aviso novo.</w:t>
+        <w:t xml:space="preserve">AppState</w:t>
+      </w:r>
+      <w:r>
+        <w:t xml:space="preserve"> </w:t>
+      </w:r>
+      <w:r>
+        <w:t xml:space="preserve">→</w:t>
+      </w:r>
+      <w:r>
+        <w:t xml:space="preserve"> </w:t>
+      </w:r>
+      <w:r>
+        <w:rPr>
+          <w:bCs/>
+          <w:b/>
+        </w:rPr>
+        <w:t xml:space="preserve">URL como fonte de verdade</w:t>
+      </w:r>
+      <w:r>
+        <w:t xml:space="preserve">, via</w:t>
+      </w:r>
+      <w:r>
+        <w:t xml:space="preserve"> </w:t>
+      </w:r>
+      <w:r>
+        <w:rPr>
+          <w:rStyle w:val="VerbatimChar"/>
+        </w:rPr>
+        <w:t xml:space="preserve">nuqs</w:t>
+      </w:r>
+      <w:r>
+        <w:t xml:space="preserve">. Entrega o que</w:t>
+      </w:r>
+      <w:r>
+        <w:t xml:space="preserve"> </w:t>
+      </w:r>
+      <w:r>
+        <w:rPr>
+          <w:rStyle w:val="VerbatimChar"/>
+        </w:rPr>
+        <w:t xml:space="preserve">RF-NAV</w:t>
+      </w:r>
+      <w:r>
+        <w:t xml:space="preserve"> </w:t>
+      </w:r>
+      <w:r>
+        <w:t xml:space="preserve">pedia e o Apps</w:t>
+      </w:r>
+      <w:r>
+        <w:t xml:space="preserve"> </w:t>
+      </w:r>
+      <w:r>
+        <w:t xml:space="preserve">Script não permitia: histórico do navegador, voltar/avançar, link compartilhável, recarregar sem</w:t>
+      </w:r>
+      <w:r>
+        <w:t xml:space="preserve"> </w:t>
+      </w:r>
+      <w:r>
+        <w:t xml:space="preserve">perder contexto.</w:t>
       </w:r>
     </w:p>
     <w:p>
@@ -6479,32 +7768,28 @@
         <w:pStyle w:val="Compact"/>
       </w:pPr>
       <w:r>
-        <w:rPr>
-          <w:bCs/>
-          <w:b/>
-        </w:rPr>
-        <w:t xml:space="preserve">Unidade (Vitest):</w:t>
-      </w:r>
-      <w:r>
-        <w:t xml:space="preserve"> </w:t>
-      </w:r>
-      <w:r>
-        <w:t xml:space="preserve">toda função de</w:t>
-      </w:r>
-      <w:r>
-        <w:t xml:space="preserve"> </w:t>
-      </w:r>
-      <w:r>
-        <w:rPr>
-          <w:rStyle w:val="VerbatimChar"/>
-        </w:rPr>
-        <w:t xml:space="preserve">lib/dominio/</w:t>
-      </w:r>
-      <w:r>
-        <w:t xml:space="preserve"> </w:t>
-      </w:r>
-      <w:r>
-        <w:t xml:space="preserve">tocada, com casos sintéticos.</w:t>
+        <w:t xml:space="preserve">Estado de servidor: Server Components + Server Actions com</w:t>
+      </w:r>
+      <w:r>
+        <w:t xml:space="preserve"> </w:t>
+      </w:r>
+      <w:r>
+        <w:rPr>
+          <w:rStyle w:val="VerbatimChar"/>
+        </w:rPr>
+        <w:t xml:space="preserve">revalidatePath</w:t>
+      </w:r>
+      <w:r>
+        <w:t xml:space="preserve">/</w:t>
+      </w:r>
+      <w:r>
+        <w:rPr>
+          <w:rStyle w:val="VerbatimChar"/>
+        </w:rPr>
+        <w:t xml:space="preserve">revalidateTag</w:t>
+      </w:r>
+      <w:r>
+        <w:t xml:space="preserve">.</w:t>
       </w:r>
     </w:p>
     <w:p>
@@ -6516,73 +7801,7 @@
         <w:pStyle w:val="Compact"/>
       </w:pPr>
       <w:r>
-        <w:rPr>
-          <w:bCs/>
-          <w:b/>
-        </w:rPr>
-        <w:t xml:space="preserve">Invariantes (pgTAP):</w:t>
-      </w:r>
-      <w:r>
-        <w:t xml:space="preserve"> </w:t>
-      </w:r>
-      <w:r>
-        <w:t xml:space="preserve">contagens, integridade referencial, e uma asserção</w:t>
-      </w:r>
-      <w:r>
-        <w:t xml:space="preserve"> </w:t>
-      </w:r>
-      <w:r>
-        <w:rPr>
-          <w:bCs/>
-          <w:b/>
-        </w:rPr>
-        <w:t xml:space="preserve">nomeada</w:t>
-      </w:r>
-      <w:r>
-        <w:t xml:space="preserve"> </w:t>
-      </w:r>
-      <w:r>
-        <w:t xml:space="preserve">por</w:t>
-      </w:r>
-      <w:r>
-        <w:t xml:space="preserve"> </w:t>
-      </w:r>
-      <w:r>
-        <w:t xml:space="preserve">regra</w:t>
-      </w:r>
-      <w:r>
-        <w:t xml:space="preserve"> </w:t>
-      </w:r>
-      <w:r>
-        <w:rPr>
-          <w:rStyle w:val="VerbatimChar"/>
-        </w:rPr>
-        <w:t xml:space="preserve">RN-</w:t>
-      </w:r>
-      <w:r>
-        <w:t xml:space="preserve"> </w:t>
-      </w:r>
-      <w:r>
-        <w:t xml:space="preserve">de</w:t>
-      </w:r>
-      <w:r>
-        <w:t xml:space="preserve"> </w:t>
-      </w:r>
-      <w:r>
-        <w:rPr>
-          <w:iCs/>
-          <w:i/>
-        </w:rPr>
-        <w:t xml:space="preserve">Risco: Alto</w:t>
-      </w:r>
-      <w:r>
-        <w:t xml:space="preserve">. Stub rastreável e explicitamente pendente é melhor que cobertura</w:t>
-      </w:r>
-      <w:r>
-        <w:t xml:space="preserve"> </w:t>
-      </w:r>
-      <w:r>
-        <w:t xml:space="preserve">fingida (Princípio VIII).</w:t>
+        <w:t xml:space="preserve">Zustand apenas para estado efêmero de UI.</w:t>
       </w:r>
     </w:p>
     <w:p>
@@ -6595,133 +7814,42 @@
       </w:pPr>
       <w:r>
         <w:rPr>
-          <w:bCs/>
-          <w:b/>
-        </w:rPr>
-        <w:t xml:space="preserve">RLS — teste negativo por perfil:</w:t>
-      </w:r>
-      <w:r>
-        <w:t xml:space="preserve"> </w:t>
-      </w:r>
-      <w:r>
-        <w:t xml:space="preserve">o que cada perfil</w:t>
-      </w:r>
-      <w:r>
-        <w:t xml:space="preserve"> </w:t>
-      </w:r>
-      <w:r>
-        <w:rPr>
-          <w:bCs/>
-          <w:b/>
-        </w:rPr>
-        <w:t xml:space="preserve">não</w:t>
-      </w:r>
-      <w:r>
-        <w:t xml:space="preserve"> </w:t>
-      </w:r>
-      <w:r>
-        <w:t xml:space="preserve">pode ler ou escrever é negado</w:t>
-      </w:r>
-      <w:r>
-        <w:t xml:space="preserve"> </w:t>
-      </w:r>
-      <w:r>
-        <w:rPr>
-          <w:bCs/>
-          <w:b/>
-        </w:rPr>
-        <w:t xml:space="preserve">pelo banco</w:t>
-      </w:r>
-      <w:r>
-        <w:t xml:space="preserve">. Testar só o caminho feliz aprovaria uma RLS desligada.</w:t>
-      </w:r>
-    </w:p>
-    <w:p>
-      <w:pPr>
-        <w:numPr>
-          <w:ilvl w:val="0"/>
-          <w:numId w:val="1006"/>
-        </w:numPr>
-        <w:pStyle w:val="Compact"/>
-      </w:pPr>
-      <w:r>
-        <w:rPr>
-          <w:bCs/>
-          <w:b/>
-        </w:rPr>
-        <w:t xml:space="preserve">E2E (Playwright):</w:t>
-      </w:r>
-      <w:r>
-        <w:t xml:space="preserve"> </w:t>
-      </w:r>
-      <w:r>
-        <w:t xml:space="preserve">o percurso principal, incluindo a rota de impressão quando houver.</w:t>
-      </w:r>
-    </w:p>
-    <w:p>
-      <w:pPr>
-        <w:numPr>
-          <w:ilvl w:val="0"/>
-          <w:numId w:val="1006"/>
-        </w:numPr>
-        <w:pStyle w:val="Compact"/>
-      </w:pPr>
-      <w:r>
-        <w:t xml:space="preserve">Migration aplicada em preview e revertível.</w:t>
-      </w:r>
-    </w:p>
-    <w:p>
-      <w:pPr>
-        <w:numPr>
-          <w:ilvl w:val="0"/>
-          <w:numId w:val="1006"/>
-        </w:numPr>
-        <w:pStyle w:val="Compact"/>
-      </w:pPr>
-      <w:r>
-        <w:t xml:space="preserve">Commit no padrão</w:t>
-      </w:r>
-      <w:r>
-        <w:t xml:space="preserve"> </w:t>
-      </w:r>
-      <w:r>
-        <w:rPr>
-          <w:rStyle w:val="VerbatimChar"/>
-        </w:rPr>
-        <w:t xml:space="preserve">feat(RF-DSA-08): …</w:t>
-      </w:r>
-      <w:r>
-        <w:t xml:space="preserve"> </w:t>
-      </w:r>
-      <w:r>
-        <w:t xml:space="preserve">citando o identificador de origem.</w:t>
-      </w:r>
-    </w:p>
-    <w:p>
-      <w:pPr>
-        <w:pStyle w:val="FirstParagraph"/>
-      </w:pPr>
-      <w:r>
-        <w:rPr>
-          <w:bCs/>
-          <w:b/>
-        </w:rPr>
-        <w:t xml:space="preserve">Validação de não regressão por invariantes estruturais e matemáticos</w:t>
-      </w:r>
-      <w:r>
-        <w:t xml:space="preserve">, nunca por diff com a</w:t>
-      </w:r>
-      <w:r>
-        <w:t xml:space="preserve"> </w:t>
-      </w:r>
-      <w:r>
-        <w:t xml:space="preserve">saída histórica de um curso — a CAHO 2026 foi rejeitada como padrão-ouro pelo Bernardo em</w:t>
-      </w:r>
-      <w:r>
-        <w:t xml:space="preserve"> </w:t>
-      </w:r>
-      <w:r>
-        <w:t xml:space="preserve">2026-08-10.</w:t>
+          <w:rStyle w:val="VerbatimChar"/>
+        </w:rPr>
+        <w:t xml:space="preserve">loading.tsx</w:t>
+      </w:r>
+      <w:r>
+        <w:t xml:space="preserve"> </w:t>
+      </w:r>
+      <w:r>
+        <w:t xml:space="preserve">+ Suspense por segmento;</w:t>
+      </w:r>
+      <w:r>
+        <w:t xml:space="preserve"> </w:t>
+      </w:r>
+      <w:r>
+        <w:rPr>
+          <w:rStyle w:val="VerbatimChar"/>
+        </w:rPr>
+        <w:t xml:space="preserve">error.tsx</w:t>
+      </w:r>
+      <w:r>
+        <w:t xml:space="preserve"> </w:t>
+      </w:r>
+      <w:r>
+        <w:t xml:space="preserve">por segmento (degradação segura,</w:t>
+      </w:r>
+      <w:r>
+        <w:t xml:space="preserve"> </w:t>
+      </w:r>
+      <w:r>
+        <w:rPr>
+          <w:rStyle w:val="VerbatimChar"/>
+        </w:rPr>
+        <w:t xml:space="preserve">RN-DEG-01</w:t>
+      </w:r>
+      <w:r>
+        <w:t xml:space="preserve">).</w:t>
       </w:r>
     </w:p>
     <w:p>
@@ -6731,8 +7859,339 @@
         </w:pict>
       </w:r>
     </w:p>
-    <w:bookmarkEnd w:id="28"/>
-    <w:bookmarkStart w:id="29" w:name="épicos-da-v2.1"/>
+    <w:bookmarkEnd w:id="29"/>
+    <w:bookmarkStart w:id="30" w:name="testes-e-definition-of-done"/>
+    <w:p>
+      <w:pPr>
+        <w:pStyle w:val="Heading2"/>
+      </w:pPr>
+      <w:r>
+        <w:t xml:space="preserve">7. Testes e Definition of Done</w:t>
+      </w:r>
+    </w:p>
+    <w:p>
+      <w:pPr>
+        <w:pStyle w:val="FirstParagraph"/>
+      </w:pPr>
+      <w:r>
+        <w:t xml:space="preserve">Uma fatia só está pronta quando</w:t>
+      </w:r>
+      <w:r>
+        <w:t xml:space="preserve"> </w:t>
+      </w:r>
+      <w:r>
+        <w:rPr>
+          <w:bCs/>
+          <w:b/>
+        </w:rPr>
+        <w:t xml:space="preserve">todos</w:t>
+      </w:r>
+      <w:r>
+        <w:t xml:space="preserve"> </w:t>
+      </w:r>
+      <w:r>
+        <w:t xml:space="preserve">passam:</w:t>
+      </w:r>
+    </w:p>
+    <w:p>
+      <w:pPr>
+        <w:numPr>
+          <w:ilvl w:val="0"/>
+          <w:numId w:val="1007"/>
+        </w:numPr>
+        <w:pStyle w:val="Compact"/>
+      </w:pPr>
+      <w:r>
+        <w:rPr>
+          <w:rStyle w:val="VerbatimChar"/>
+        </w:rPr>
+        <w:t xml:space="preserve">tsc --noEmit</w:t>
+      </w:r>
+      <w:r>
+        <w:t xml:space="preserve"> </w:t>
+      </w:r>
+      <w:r>
+        <w:t xml:space="preserve">sem erro e</w:t>
+      </w:r>
+      <w:r>
+        <w:t xml:space="preserve"> </w:t>
+      </w:r>
+      <w:r>
+        <w:rPr>
+          <w:rStyle w:val="VerbatimChar"/>
+        </w:rPr>
+        <w:t xml:space="preserve">eslint</w:t>
+      </w:r>
+      <w:r>
+        <w:t xml:space="preserve"> </w:t>
+      </w:r>
+      <w:r>
+        <w:t xml:space="preserve">sem aviso novo.</w:t>
+      </w:r>
+    </w:p>
+    <w:p>
+      <w:pPr>
+        <w:numPr>
+          <w:ilvl w:val="0"/>
+          <w:numId w:val="1007"/>
+        </w:numPr>
+        <w:pStyle w:val="Compact"/>
+      </w:pPr>
+      <w:r>
+        <w:rPr>
+          <w:bCs/>
+          <w:b/>
+        </w:rPr>
+        <w:t xml:space="preserve">Unidade (Vitest):</w:t>
+      </w:r>
+      <w:r>
+        <w:t xml:space="preserve"> </w:t>
+      </w:r>
+      <w:r>
+        <w:t xml:space="preserve">toda função de</w:t>
+      </w:r>
+      <w:r>
+        <w:t xml:space="preserve"> </w:t>
+      </w:r>
+      <w:r>
+        <w:rPr>
+          <w:rStyle w:val="VerbatimChar"/>
+        </w:rPr>
+        <w:t xml:space="preserve">lib/dominio/</w:t>
+      </w:r>
+      <w:r>
+        <w:t xml:space="preserve"> </w:t>
+      </w:r>
+      <w:r>
+        <w:t xml:space="preserve">tocada, com casos sintéticos.</w:t>
+      </w:r>
+    </w:p>
+    <w:p>
+      <w:pPr>
+        <w:numPr>
+          <w:ilvl w:val="0"/>
+          <w:numId w:val="1007"/>
+        </w:numPr>
+        <w:pStyle w:val="Compact"/>
+      </w:pPr>
+      <w:r>
+        <w:rPr>
+          <w:bCs/>
+          <w:b/>
+        </w:rPr>
+        <w:t xml:space="preserve">Invariantes (pgTAP):</w:t>
+      </w:r>
+      <w:r>
+        <w:t xml:space="preserve"> </w:t>
+      </w:r>
+      <w:r>
+        <w:t xml:space="preserve">contagens, integridade referencial, e uma asserção</w:t>
+      </w:r>
+      <w:r>
+        <w:t xml:space="preserve"> </w:t>
+      </w:r>
+      <w:r>
+        <w:rPr>
+          <w:bCs/>
+          <w:b/>
+        </w:rPr>
+        <w:t xml:space="preserve">nomeada</w:t>
+      </w:r>
+      <w:r>
+        <w:t xml:space="preserve"> </w:t>
+      </w:r>
+      <w:r>
+        <w:t xml:space="preserve">por</w:t>
+      </w:r>
+      <w:r>
+        <w:t xml:space="preserve"> </w:t>
+      </w:r>
+      <w:r>
+        <w:t xml:space="preserve">regra</w:t>
+      </w:r>
+      <w:r>
+        <w:t xml:space="preserve"> </w:t>
+      </w:r>
+      <w:r>
+        <w:rPr>
+          <w:rStyle w:val="VerbatimChar"/>
+        </w:rPr>
+        <w:t xml:space="preserve">RN-</w:t>
+      </w:r>
+      <w:r>
+        <w:t xml:space="preserve"> </w:t>
+      </w:r>
+      <w:r>
+        <w:t xml:space="preserve">de</w:t>
+      </w:r>
+      <w:r>
+        <w:t xml:space="preserve"> </w:t>
+      </w:r>
+      <w:r>
+        <w:rPr>
+          <w:iCs/>
+          <w:i/>
+        </w:rPr>
+        <w:t xml:space="preserve">Risco: Alto</w:t>
+      </w:r>
+      <w:r>
+        <w:t xml:space="preserve">. Stub rastreável e explicitamente pendente é melhor que cobertura</w:t>
+      </w:r>
+      <w:r>
+        <w:t xml:space="preserve"> </w:t>
+      </w:r>
+      <w:r>
+        <w:t xml:space="preserve">fingida (Princípio VIII).</w:t>
+      </w:r>
+    </w:p>
+    <w:p>
+      <w:pPr>
+        <w:numPr>
+          <w:ilvl w:val="0"/>
+          <w:numId w:val="1007"/>
+        </w:numPr>
+        <w:pStyle w:val="Compact"/>
+      </w:pPr>
+      <w:r>
+        <w:rPr>
+          <w:bCs/>
+          <w:b/>
+        </w:rPr>
+        <w:t xml:space="preserve">RLS — teste negativo por perfil:</w:t>
+      </w:r>
+      <w:r>
+        <w:t xml:space="preserve"> </w:t>
+      </w:r>
+      <w:r>
+        <w:t xml:space="preserve">o que cada perfil</w:t>
+      </w:r>
+      <w:r>
+        <w:t xml:space="preserve"> </w:t>
+      </w:r>
+      <w:r>
+        <w:rPr>
+          <w:bCs/>
+          <w:b/>
+        </w:rPr>
+        <w:t xml:space="preserve">não</w:t>
+      </w:r>
+      <w:r>
+        <w:t xml:space="preserve"> </w:t>
+      </w:r>
+      <w:r>
+        <w:t xml:space="preserve">pode ler ou escrever é negado</w:t>
+      </w:r>
+      <w:r>
+        <w:t xml:space="preserve"> </w:t>
+      </w:r>
+      <w:r>
+        <w:rPr>
+          <w:bCs/>
+          <w:b/>
+        </w:rPr>
+        <w:t xml:space="preserve">pelo banco</w:t>
+      </w:r>
+      <w:r>
+        <w:t xml:space="preserve">. Testar só o caminho feliz aprovaria uma RLS desligada.</w:t>
+      </w:r>
+    </w:p>
+    <w:p>
+      <w:pPr>
+        <w:numPr>
+          <w:ilvl w:val="0"/>
+          <w:numId w:val="1007"/>
+        </w:numPr>
+        <w:pStyle w:val="Compact"/>
+      </w:pPr>
+      <w:r>
+        <w:rPr>
+          <w:bCs/>
+          <w:b/>
+        </w:rPr>
+        <w:t xml:space="preserve">E2E (Playwright):</w:t>
+      </w:r>
+      <w:r>
+        <w:t xml:space="preserve"> </w:t>
+      </w:r>
+      <w:r>
+        <w:t xml:space="preserve">o percurso principal, incluindo a rota de impressão quando houver.</w:t>
+      </w:r>
+    </w:p>
+    <w:p>
+      <w:pPr>
+        <w:numPr>
+          <w:ilvl w:val="0"/>
+          <w:numId w:val="1007"/>
+        </w:numPr>
+        <w:pStyle w:val="Compact"/>
+      </w:pPr>
+      <w:r>
+        <w:t xml:space="preserve">Migration aplicada em preview e revertível.</w:t>
+      </w:r>
+    </w:p>
+    <w:p>
+      <w:pPr>
+        <w:numPr>
+          <w:ilvl w:val="0"/>
+          <w:numId w:val="1007"/>
+        </w:numPr>
+        <w:pStyle w:val="Compact"/>
+      </w:pPr>
+      <w:r>
+        <w:t xml:space="preserve">Commit no padrão</w:t>
+      </w:r>
+      <w:r>
+        <w:t xml:space="preserve"> </w:t>
+      </w:r>
+      <w:r>
+        <w:rPr>
+          <w:rStyle w:val="VerbatimChar"/>
+        </w:rPr>
+        <w:t xml:space="preserve">feat(RF-DSA-08): …</w:t>
+      </w:r>
+      <w:r>
+        <w:t xml:space="preserve"> </w:t>
+      </w:r>
+      <w:r>
+        <w:t xml:space="preserve">citando o identificador de origem.</w:t>
+      </w:r>
+    </w:p>
+    <w:p>
+      <w:pPr>
+        <w:pStyle w:val="FirstParagraph"/>
+      </w:pPr>
+      <w:r>
+        <w:rPr>
+          <w:bCs/>
+          <w:b/>
+        </w:rPr>
+        <w:t xml:space="preserve">Validação de não regressão por invariantes estruturais e matemáticos</w:t>
+      </w:r>
+      <w:r>
+        <w:t xml:space="preserve">, nunca por diff com a</w:t>
+      </w:r>
+      <w:r>
+        <w:t xml:space="preserve"> </w:t>
+      </w:r>
+      <w:r>
+        <w:t xml:space="preserve">saída histórica de um curso — a CAHO 2026 foi rejeitada como padrão-ouro pelo Bernardo em</w:t>
+      </w:r>
+      <w:r>
+        <w:t xml:space="preserve"> </w:t>
+      </w:r>
+      <w:r>
+        <w:t xml:space="preserve">2026-08-10.</w:t>
+      </w:r>
+    </w:p>
+    <w:p>
+      <w:r>
+        <w:pict>
+          <v:rect style="width:0;height:1.5pt" o:hralign="center" o:hrstd="t" o:hr="t"/>
+        </w:pict>
+      </w:r>
+    </w:p>
+    <w:bookmarkEnd w:id="30"/>
+    <w:bookmarkStart w:id="31" w:name="épicos-da-v2.1"/>
     <w:p>
       <w:pPr>
         <w:pStyle w:val="Heading2"/>
@@ -7376,8 +8835,8 @@
         </w:pict>
       </w:r>
     </w:p>
-    <w:bookmarkEnd w:id="29"/>
-    <w:bookmarkStart w:id="30" w:name="o-que-não-muda-invariável"/>
+    <w:bookmarkEnd w:id="31"/>
+    <w:bookmarkStart w:id="32" w:name="o-que-não-muda-invariável"/>
     <w:p>
       <w:pPr>
         <w:pStyle w:val="Heading2"/>
@@ -7390,7 +8849,7 @@
       <w:pPr>
         <w:numPr>
           <w:ilvl w:val="0"/>
-          <w:numId w:val="1007"/>
+          <w:numId w:val="1008"/>
         </w:numPr>
         <w:pStyle w:val="Compact"/>
       </w:pPr>
@@ -7408,7 +8867,7 @@
       <w:pPr>
         <w:numPr>
           <w:ilvl w:val="0"/>
-          <w:numId w:val="1007"/>
+          <w:numId w:val="1008"/>
         </w:numPr>
         <w:pStyle w:val="Compact"/>
       </w:pPr>
@@ -7447,7 +8906,7 @@
       <w:pPr>
         <w:numPr>
           <w:ilvl w:val="0"/>
-          <w:numId w:val="1007"/>
+          <w:numId w:val="1008"/>
         </w:numPr>
         <w:pStyle w:val="Compact"/>
       </w:pPr>
@@ -7504,7 +8963,7 @@
       <w:pPr>
         <w:numPr>
           <w:ilvl w:val="0"/>
-          <w:numId w:val="1007"/>
+          <w:numId w:val="1008"/>
         </w:numPr>
         <w:pStyle w:val="Compact"/>
       </w:pPr>
@@ -7516,7 +8975,7 @@
       <w:pPr>
         <w:numPr>
           <w:ilvl w:val="0"/>
-          <w:numId w:val="1007"/>
+          <w:numId w:val="1008"/>
         </w:numPr>
         <w:pStyle w:val="Compact"/>
       </w:pPr>
@@ -7528,7 +8987,7 @@
       <w:pPr>
         <w:numPr>
           <w:ilvl w:val="0"/>
-          <w:numId w:val="1007"/>
+          <w:numId w:val="1008"/>
         </w:numPr>
         <w:pStyle w:val="Compact"/>
       </w:pPr>
@@ -7562,7 +9021,7 @@
       <w:pPr>
         <w:numPr>
           <w:ilvl w:val="0"/>
-          <w:numId w:val="1007"/>
+          <w:numId w:val="1008"/>
         </w:numPr>
         <w:pStyle w:val="Compact"/>
       </w:pPr>
@@ -7596,7 +9055,7 @@
       <w:pPr>
         <w:numPr>
           <w:ilvl w:val="0"/>
-          <w:numId w:val="1007"/>
+          <w:numId w:val="1008"/>
         </w:numPr>
         <w:pStyle w:val="Compact"/>
       </w:pPr>
@@ -7636,7 +9095,7 @@
       <w:pPr>
         <w:numPr>
           <w:ilvl w:val="0"/>
-          <w:numId w:val="1007"/>
+          <w:numId w:val="1008"/>
         </w:numPr>
         <w:pStyle w:val="Compact"/>
       </w:pPr>
@@ -7678,7 +9137,7 @@
       <w:pPr>
         <w:numPr>
           <w:ilvl w:val="0"/>
-          <w:numId w:val="1007"/>
+          <w:numId w:val="1008"/>
         </w:numPr>
         <w:pStyle w:val="Compact"/>
       </w:pPr>
@@ -7708,7 +9167,7 @@
       <w:pPr>
         <w:numPr>
           <w:ilvl w:val="0"/>
-          <w:numId w:val="1007"/>
+          <w:numId w:val="1008"/>
         </w:numPr>
         <w:pStyle w:val="Compact"/>
       </w:pPr>
@@ -7735,7 +9194,7 @@
       <w:pPr>
         <w:numPr>
           <w:ilvl w:val="0"/>
-          <w:numId w:val="1007"/>
+          <w:numId w:val="1008"/>
         </w:numPr>
         <w:pStyle w:val="Compact"/>
       </w:pPr>
@@ -7750,8 +9209,8 @@
         </w:pict>
       </w:r>
     </w:p>
-    <w:bookmarkEnd w:id="30"/>
-    <w:bookmarkStart w:id="31" w:name="X4fb25a3db543abf83bb56723f8c87052d053ee0"/>
+    <w:bookmarkEnd w:id="32"/>
+    <w:bookmarkStart w:id="33" w:name="X4fb25a3db543abf83bb56723f8c87052d053ee0"/>
     <w:p>
       <w:pPr>
         <w:pStyle w:val="Heading2"/>
@@ -8383,14 +9842,424 @@
         </w:pict>
       </w:r>
     </w:p>
-    <w:bookmarkEnd w:id="31"/>
-    <w:bookmarkStart w:id="32" w:name="estado-verificado-do-schema"/>
+    <w:bookmarkEnd w:id="33"/>
+    <w:bookmarkStart w:id="35" w:name="estado-verificado-do-schema"/>
     <w:p>
       <w:pPr>
         <w:pStyle w:val="Heading2"/>
       </w:pPr>
       <w:r>
         <w:t xml:space="preserve">11. Estado verificado do schema</w:t>
+      </w:r>
+    </w:p>
+    <w:p>
+      <w:pPr>
+        <w:pStyle w:val="Heading3"/>
+      </w:pPr>
+      <w:bookmarkStart w:id="34" w:name="Xb1b43fc7e780fb43c056ecdd8ee43808dd26a27"/>
+      <w:r>
+        <w:t xml:space="preserve">⚠️</w:t>
+      </w:r>
+      <w:r>
+        <w:t xml:space="preserve"> </w:t>
+      </w:r>
+      <w:r>
+        <w:rPr>
+          <w:rStyle w:val="VerbatimChar"/>
+        </w:rPr>
+        <w:t xml:space="preserve">docs/sql-referencia/</w:t>
+      </w:r>
+      <w:r>
+        <w:t xml:space="preserve"> </w:t>
+      </w:r>
+      <w:r>
+        <w:t xml:space="preserve">é REFERÊNCIA, não é a migration do Épico 1</w:t>
+      </w:r>
+      <w:bookmarkEnd w:id="34"/>
+    </w:p>
+    <w:p>
+      <w:pPr>
+        <w:pStyle w:val="BlockText"/>
+      </w:pPr>
+      <w:r>
+        <w:t xml:space="preserve">Os números abaixo são reais e foram medidos — mas</w:t>
+      </w:r>
+      <w:r>
+        <w:t xml:space="preserve"> </w:t>
+      </w:r>
+      <w:r>
+        <w:rPr>
+          <w:bCs/>
+          <w:b/>
+        </w:rPr>
+        <w:t xml:space="preserve">datam de antes da decisão UE-1</w:t>
+      </w:r>
+      <w:r>
+        <w:t xml:space="preserve">, tomada em</w:t>
+      </w:r>
+      <w:r>
+        <w:t xml:space="preserve"> </w:t>
+      </w:r>
+      <w:r>
+        <w:t xml:space="preserve">26/08/2026. Duas divergências conhecidas, e nenhuma delas é erro do script: são o schema anterior</w:t>
+      </w:r>
+      <w:r>
+        <w:t xml:space="preserve"> </w:t>
+      </w:r>
+      <w:r>
+        <w:t xml:space="preserve">a uma decisão que veio depois.</w:t>
+      </w:r>
+    </w:p>
+    <w:tbl>
+      <w:tblPr>
+        <w:tblStyle w:val="Table"/>
+        <w:tblW w:type="pct" w:w="5000"/>
+        <w:tblLook w:firstRow="1" w:lastRow="0" w:firstColumn="0" w:lastColumn="0" w:noHBand="0" w:noVBand="0" w:val="0020"/>
+        <w:jc w:val="start"/>
+      </w:tblPr>
+      <w:tblGrid>
+        <w:gridCol w:w="2640"/>
+        <w:gridCol w:w="2640"/>
+        <w:gridCol w:w="2640"/>
+      </w:tblGrid>
+      <w:tr>
+        <w:trPr>
+          <w:tblHeader w:val="true"/>
+        </w:trPr>
+        <w:tc>
+          <w:tcPr/>
+          <w:p>
+            <w:pPr>
+              <w:pStyle w:val="Compact"/>
+              <w:jc w:val="left"/>
+            </w:pPr>
+            <w:r>
+              <w:t xml:space="preserve">Ponto</w:t>
+            </w:r>
+          </w:p>
+        </w:tc>
+        <w:tc>
+          <w:tcPr/>
+          <w:p>
+            <w:pPr>
+              <w:pStyle w:val="Compact"/>
+              <w:jc w:val="left"/>
+            </w:pPr>
+            <w:r>
+              <w:rPr>
+                <w:rStyle w:val="VerbatimChar"/>
+              </w:rPr>
+              <w:t xml:space="preserve">docs/sql-referencia/</w:t>
+            </w:r>
+          </w:p>
+        </w:tc>
+        <w:tc>
+          <w:tcPr/>
+          <w:p>
+            <w:pPr>
+              <w:pStyle w:val="Compact"/>
+              <w:jc w:val="left"/>
+            </w:pPr>
+            <w:r>
+              <w:t xml:space="preserve">O que o Épico 1 deve implementar</w:t>
+            </w:r>
+          </w:p>
+        </w:tc>
+      </w:tr>
+      <w:tr>
+        <w:tc>
+          <w:tcPr/>
+          <w:p>
+            <w:pPr>
+              <w:pStyle w:val="Compact"/>
+              <w:jc w:val="left"/>
+            </w:pPr>
+            <w:r>
+              <w:t xml:space="preserve">Tabelas</w:t>
+            </w:r>
+          </w:p>
+        </w:tc>
+        <w:tc>
+          <w:tcPr/>
+          <w:p>
+            <w:pPr>
+              <w:pStyle w:val="Compact"/>
+              <w:jc w:val="left"/>
+            </w:pPr>
+            <w:r>
+              <w:t xml:space="preserve">26</w:t>
+            </w:r>
+          </w:p>
+        </w:tc>
+        <w:tc>
+          <w:tcPr/>
+          <w:p>
+            <w:pPr>
+              <w:pStyle w:val="Compact"/>
+              <w:jc w:val="left"/>
+            </w:pPr>
+            <w:r>
+              <w:rPr>
+                <w:bCs/>
+                <w:b/>
+              </w:rPr>
+              <w:t xml:space="preserve">27</w:t>
+            </w:r>
+            <w:r>
+              <w:t xml:space="preserve"> </w:t>
+            </w:r>
+            <w:r>
+              <w:t xml:space="preserve">— falta</w:t>
+            </w:r>
+            <w:r>
+              <w:t xml:space="preserve"> </w:t>
+            </w:r>
+            <w:r>
+              <w:rPr>
+                <w:rStyle w:val="VerbatimChar"/>
+              </w:rPr>
+              <w:t xml:space="preserve">unidades_ensino</w:t>
+            </w:r>
+            <w:r>
+              <w:t xml:space="preserve"> </w:t>
+            </w:r>
+            <w:r>
+              <w:t xml:space="preserve">(§2.1)</w:t>
+            </w:r>
+          </w:p>
+        </w:tc>
+      </w:tr>
+      <w:tr>
+        <w:tc>
+          <w:tcPr/>
+          <w:p>
+            <w:pPr>
+              <w:pStyle w:val="Compact"/>
+              <w:jc w:val="left"/>
+            </w:pPr>
+            <w:r>
+              <w:t xml:space="preserve">Grão de</w:t>
+            </w:r>
+            <w:r>
+              <w:t xml:space="preserve"> </w:t>
+            </w:r>
+            <w:r>
+              <w:rPr>
+                <w:rStyle w:val="VerbatimChar"/>
+              </w:rPr>
+              <w:t xml:space="preserve">registros_aula</w:t>
+            </w:r>
+          </w:p>
+        </w:tc>
+        <w:tc>
+          <w:tcPr/>
+          <w:p>
+            <w:pPr>
+              <w:pStyle w:val="Compact"/>
+              <w:jc w:val="left"/>
+            </w:pPr>
+            <w:r>
+              <w:rPr>
+                <w:rStyle w:val="VerbatimChar"/>
+              </w:rPr>
+              <w:t xml:space="preserve">disciplina_id NOT NULL</w:t>
+            </w:r>
+          </w:p>
+        </w:tc>
+        <w:tc>
+          <w:tcPr/>
+          <w:p>
+            <w:pPr>
+              <w:pStyle w:val="Compact"/>
+              <w:jc w:val="left"/>
+            </w:pPr>
+            <w:r>
+              <w:rPr>
+                <w:rStyle w:val="VerbatimChar"/>
+                <w:bCs/>
+                <w:b/>
+              </w:rPr>
+              <w:t xml:space="preserve">unidade_ensino_id</w:t>
+            </w:r>
+            <w:r>
+              <w:t xml:space="preserve"> </w:t>
+            </w:r>
+            <w:r>
+              <w:t xml:space="preserve">— grão de UE (§2.2)</w:t>
+            </w:r>
+          </w:p>
+        </w:tc>
+      </w:tr>
+      <w:tr>
+        <w:tc>
+          <w:tcPr/>
+          <w:p>
+            <w:pPr>
+              <w:pStyle w:val="Compact"/>
+              <w:jc w:val="left"/>
+            </w:pPr>
+            <w:r>
+              <w:t xml:space="preserve">CH executada da disciplina</w:t>
+            </w:r>
+          </w:p>
+        </w:tc>
+        <w:tc>
+          <w:tcPr/>
+          <w:p>
+            <w:pPr>
+              <w:pStyle w:val="Compact"/>
+              <w:jc w:val="left"/>
+            </w:pPr>
+            <w:r>
+              <w:t xml:space="preserve">coluna do próprio fato</w:t>
+            </w:r>
+          </w:p>
+        </w:tc>
+        <w:tc>
+          <w:tcPr/>
+          <w:p>
+            <w:pPr>
+              <w:pStyle w:val="Compact"/>
+              <w:jc w:val="left"/>
+            </w:pPr>
+            <w:r>
+              <w:rPr>
+                <w:bCs/>
+                <w:b/>
+              </w:rPr>
+              <w:t xml:space="preserve">VIEW/</w:t>
+            </w:r>
+            <w:r>
+              <w:rPr>
+                <w:rStyle w:val="VerbatimChar"/>
+                <w:bCs/>
+                <w:b/>
+              </w:rPr>
+              <w:t xml:space="preserve">GENERATED</w:t>
+            </w:r>
+            <w:r>
+              <w:t xml:space="preserve"> </w:t>
+            </w:r>
+            <w:r>
+              <w:t xml:space="preserve">sobre as UEs (§2.2)</w:t>
+            </w:r>
+          </w:p>
+        </w:tc>
+      </w:tr>
+    </w:tbl>
+    <w:p>
+      <w:pPr>
+        <w:pStyle w:val="BlockText"/>
+      </w:pPr>
+      <w:r>
+        <w:rPr>
+          <w:bCs/>
+          <w:b/>
+        </w:rPr>
+        <w:t xml:space="preserve">Tudo o mais permanece válido e vale a pena reaproveitar</w:t>
+      </w:r>
+      <w:r>
+        <w:t xml:space="preserve">: os 27 ENUMs, as funções do schema</w:t>
+      </w:r>
+      <w:r>
+        <w:t xml:space="preserve"> </w:t>
+      </w:r>
+      <w:r>
+        <w:rPr>
+          <w:rStyle w:val="VerbatimChar"/>
+        </w:rPr>
+        <w:t xml:space="preserve">app</w:t>
+      </w:r>
+      <w:r>
+        <w:t xml:space="preserve">, as 74 policies, a matriz</w:t>
+      </w:r>
+      <w:r>
+        <w:t xml:space="preserve"> </w:t>
+      </w:r>
+      <w:r>
+        <w:rPr>
+          <w:rStyle w:val="VerbatimChar"/>
+        </w:rPr>
+        <w:t xml:space="preserve">perfil_permissao</w:t>
+      </w:r>
+      <w:r>
+        <w:t xml:space="preserve"> </w:t>
+      </w:r>
+      <w:r>
+        <w:t xml:space="preserve">semeada, os gatilhos de auditoria e as duas</w:t>
+      </w:r>
+      <w:r>
+        <w:t xml:space="preserve"> </w:t>
+      </w:r>
+      <w:r>
+        <w:t xml:space="preserve">correções de produção do fim desta seção não são afetados pela mudança de grão.</w:t>
+      </w:r>
+    </w:p>
+    <w:p>
+      <w:pPr>
+        <w:pStyle w:val="BlockText"/>
+      </w:pPr>
+      <w:r>
+        <w:rPr>
+          <w:bCs/>
+          <w:b/>
+        </w:rPr>
+        <w:t xml:space="preserve">Regra para o agente do Épico 1:</w:t>
+      </w:r>
+      <w:r>
+        <w:t xml:space="preserve"> </w:t>
+      </w:r>
+      <w:r>
+        <w:t xml:space="preserve">o script de referência é ponto de partida revisável,</w:t>
+      </w:r>
+      <w:r>
+        <w:t xml:space="preserve"> </w:t>
+      </w:r>
+      <w:r>
+        <w:rPr>
+          <w:bCs/>
+          <w:b/>
+        </w:rPr>
+        <w:t xml:space="preserve">não é</w:t>
+      </w:r>
+      <w:r>
+        <w:rPr>
+          <w:bCs/>
+          <w:b/>
+        </w:rPr>
+        <w:t xml:space="preserve"> </w:t>
+      </w:r>
+      <w:r>
+        <w:rPr>
+          <w:bCs/>
+          <w:b/>
+        </w:rPr>
+        <w:t xml:space="preserve">cópia</w:t>
+      </w:r>
+      <w:r>
+        <w:t xml:space="preserve">. Onde §2.1 ou §2.2 divergirem dele,</w:t>
+      </w:r>
+      <w:r>
+        <w:t xml:space="preserve"> </w:t>
+      </w:r>
+      <w:r>
+        <w:rPr>
+          <w:bCs/>
+          <w:b/>
+        </w:rPr>
+        <w:t xml:space="preserve">o BRIEF vence</w:t>
+      </w:r>
+      <w:r>
+        <w:t xml:space="preserve"> </w:t>
+      </w:r>
+      <w:r>
+        <w:t xml:space="preserve">— e a divergência é do script, que</w:t>
+      </w:r>
+      <w:r>
+        <w:t xml:space="preserve"> </w:t>
+      </w:r>
+      <w:r>
+        <w:t xml:space="preserve">nasceu antes da decisão.</w:t>
       </w:r>
     </w:p>
     <w:p>
@@ -8549,7 +10418,7 @@
               <w:jc w:val="left"/>
             </w:pPr>
             <w:r>
-              <w:t xml:space="preserve">Tabelas</w:t>
+              <w:t xml:space="preserve">Tabelas (no script de referência)</w:t>
             </w:r>
           </w:p>
         </w:tc>
@@ -8567,6 +10436,12 @@
               </w:rPr>
               <w:t xml:space="preserve">26</w:t>
             </w:r>
+            <w:r>
+              <w:t xml:space="preserve"> </w:t>
+            </w:r>
+            <w:r>
+              <w:t xml:space="preserve">— o alvo é 27, §2.1</w:t>
+            </w:r>
           </w:p>
         </w:tc>
       </w:tr>
@@ -8904,135 +10779,6 @@
       </w:r>
       <w:r>
         <w:t xml:space="preserve">nenhum apareceria em revisão de código, e ambos estão no caminho menos testado, o de servidor:</w:t>
-      </w:r>
-    </w:p>
-    <w:p>
-      <w:pPr>
-        <w:numPr>
-          <w:ilvl w:val="0"/>
-          <w:numId w:val="1008"/>
-        </w:numPr>
-        <w:pStyle w:val="Compact"/>
-      </w:pPr>
-      <w:r>
-        <w:rPr>
-          <w:rStyle w:val="VerbatimChar"/>
-          <w:bCs/>
-          <w:b/>
-        </w:rPr>
-        <w:t xml:space="preserve">permission denied for schema extensions</w:t>
-      </w:r>
-      <w:r>
-        <w:t xml:space="preserve"> </w:t>
-      </w:r>
-      <w:r>
-        <w:t xml:space="preserve">—</w:t>
-      </w:r>
-      <w:r>
-        <w:t xml:space="preserve"> </w:t>
-      </w:r>
-      <w:r>
-        <w:rPr>
-          <w:rStyle w:val="VerbatimChar"/>
-        </w:rPr>
-        <w:t xml:space="preserve">app.normalizar_texto()</w:t>
-      </w:r>
-      <w:r>
-        <w:t xml:space="preserve"> </w:t>
-      </w:r>
-      <w:r>
-        <w:t xml:space="preserve">chama</w:t>
-      </w:r>
-      <w:r>
-        <w:t xml:space="preserve"> </w:t>
-      </w:r>
-      <w:r>
-        <w:rPr>
-          <w:rStyle w:val="VerbatimChar"/>
-        </w:rPr>
-        <w:t xml:space="preserve">extensions.unaccent()</w:t>
-      </w:r>
-      <w:r>
-        <w:t xml:space="preserve"> </w:t>
-      </w:r>
-      <w:r>
-        <w:t xml:space="preserve">no contexto de quem faz o INSERT. Sem</w:t>
-      </w:r>
-      <w:r>
-        <w:t xml:space="preserve"> </w:t>
-      </w:r>
-      <w:r>
-        <w:rPr>
-          <w:rStyle w:val="VerbatimChar"/>
-        </w:rPr>
-        <w:t xml:space="preserve">grant usage on schema extensions to authenticated</w:t>
-      </w:r>
-      <w:r>
-        <w:t xml:space="preserve">,</w:t>
-      </w:r>
-      <w:r>
-        <w:t xml:space="preserve"> </w:t>
-      </w:r>
-      <w:r>
-        <w:rPr>
-          <w:bCs/>
-          <w:b/>
-        </w:rPr>
-        <w:t xml:space="preserve">todo INSERT de usuário real falha</w:t>
-      </w:r>
-      <w:r>
-        <w:t xml:space="preserve">,</w:t>
-      </w:r>
-      <w:r>
-        <w:t xml:space="preserve"> </w:t>
-      </w:r>
-      <w:r>
-        <w:t xml:space="preserve">enquanto ETL, migration e seed passam por rodarem como dono do schema.</w:t>
-      </w:r>
-    </w:p>
-    <w:p>
-      <w:pPr>
-        <w:numPr>
-          <w:ilvl w:val="0"/>
-          <w:numId w:val="1008"/>
-        </w:numPr>
-        <w:pStyle w:val="Compact"/>
-      </w:pPr>
-      <w:r>
-        <w:rPr>
-          <w:bCs/>
-          <w:b/>
-        </w:rPr>
-        <w:t xml:space="preserve">Gatilho anti-escalonamento bloqueando o ETL e o painel administrativo</w:t>
-      </w:r>
-      <w:r>
-        <w:t xml:space="preserve"> </w:t>
-      </w:r>
-      <w:r>
-        <w:t xml:space="preserve">— impedia a carga dos</w:t>
-      </w:r>
-      <w:r>
-        <w:t xml:space="preserve"> </w:t>
-      </w:r>
-      <w:r>
-        <w:t xml:space="preserve">usuários migrados e a desativação de conta pelo Supabase Studio.</w:t>
-      </w:r>
-    </w:p>
-    <w:p>
-      <w:r>
-        <w:pict>
-          <v:rect style="width:0;height:1.5pt" o:hralign="center" o:hrstd="t" o:hr="t"/>
-        </w:pict>
-      </w:r>
-    </w:p>
-    <w:bookmarkEnd w:id="32"/>
-    <w:bookmarkStart w:id="33" w:name="estilo-de-redação-dos-documentos"/>
-    <w:p>
-      <w:pPr>
-        <w:pStyle w:val="Heading2"/>
-      </w:pPr>
-      <w:r>
-        <w:t xml:space="preserve">12. Estilo de redação dos documentos</w:t>
       </w:r>
     </w:p>
     <w:p>
@@ -9044,7 +10790,79 @@
         <w:pStyle w:val="Compact"/>
       </w:pPr>
       <w:r>
-        <w:t xml:space="preserve">Português do Brasil, tom técnico e direto.</w:t>
+        <w:rPr>
+          <w:rStyle w:val="VerbatimChar"/>
+          <w:bCs/>
+          <w:b/>
+        </w:rPr>
+        <w:t xml:space="preserve">permission denied for schema extensions</w:t>
+      </w:r>
+      <w:r>
+        <w:t xml:space="preserve"> </w:t>
+      </w:r>
+      <w:r>
+        <w:t xml:space="preserve">—</w:t>
+      </w:r>
+      <w:r>
+        <w:t xml:space="preserve"> </w:t>
+      </w:r>
+      <w:r>
+        <w:rPr>
+          <w:rStyle w:val="VerbatimChar"/>
+        </w:rPr>
+        <w:t xml:space="preserve">app.normalizar_texto()</w:t>
+      </w:r>
+      <w:r>
+        <w:t xml:space="preserve"> </w:t>
+      </w:r>
+      <w:r>
+        <w:t xml:space="preserve">chama</w:t>
+      </w:r>
+      <w:r>
+        <w:t xml:space="preserve"> </w:t>
+      </w:r>
+      <w:r>
+        <w:rPr>
+          <w:rStyle w:val="VerbatimChar"/>
+        </w:rPr>
+        <w:t xml:space="preserve">extensions.unaccent()</w:t>
+      </w:r>
+      <w:r>
+        <w:t xml:space="preserve"> </w:t>
+      </w:r>
+      <w:r>
+        <w:t xml:space="preserve">no contexto de quem faz o INSERT. Sem</w:t>
+      </w:r>
+      <w:r>
+        <w:t xml:space="preserve"> </w:t>
+      </w:r>
+      <w:r>
+        <w:rPr>
+          <w:rStyle w:val="VerbatimChar"/>
+        </w:rPr>
+        <w:t xml:space="preserve">grant usage on schema extensions to authenticated</w:t>
+      </w:r>
+      <w:r>
+        <w:t xml:space="preserve">,</w:t>
+      </w:r>
+      <w:r>
+        <w:t xml:space="preserve"> </w:t>
+      </w:r>
+      <w:r>
+        <w:rPr>
+          <w:bCs/>
+          <w:b/>
+        </w:rPr>
+        <w:t xml:space="preserve">todo INSERT de usuário real falha</w:t>
+      </w:r>
+      <w:r>
+        <w:t xml:space="preserve">,</w:t>
+      </w:r>
+      <w:r>
+        <w:t xml:space="preserve"> </w:t>
+      </w:r>
+      <w:r>
+        <w:t xml:space="preserve">enquanto ETL, migration e seed passam por rodarem como dono do schema.</w:t>
       </w:r>
     </w:p>
     <w:p>
@@ -9056,187 +10874,244 @@
         <w:pStyle w:val="Compact"/>
       </w:pPr>
       <w:r>
-        <w:t xml:space="preserve">Frontmatter YAML:</w:t>
-      </w:r>
-      <w:r>
-        <w:t xml:space="preserve"> </w:t>
-      </w:r>
-      <w:r>
-        <w:rPr>
-          <w:rStyle w:val="VerbatimChar"/>
-        </w:rPr>
-        <w:t xml:space="preserve">title</w:t>
-      </w:r>
-      <w:r>
-        <w:t xml:space="preserve">,</w:t>
-      </w:r>
-      <w:r>
-        <w:t xml:space="preserve"> </w:t>
-      </w:r>
-      <w:r>
-        <w:rPr>
-          <w:rStyle w:val="VerbatimChar"/>
-        </w:rPr>
-        <w:t xml:space="preserve">author</w:t>
-      </w:r>
-      <w:r>
-        <w:t xml:space="preserve">,</w:t>
-      </w:r>
-      <w:r>
-        <w:t xml:space="preserve"> </w:t>
-      </w:r>
-      <w:r>
-        <w:rPr>
-          <w:rStyle w:val="VerbatimChar"/>
-        </w:rPr>
-        <w:t xml:space="preserve">date</w:t>
-      </w:r>
-      <w:r>
-        <w:t xml:space="preserve">,</w:t>
-      </w:r>
-      <w:r>
-        <w:t xml:space="preserve"> </w:t>
-      </w:r>
-      <w:r>
-        <w:rPr>
-          <w:rStyle w:val="VerbatimChar"/>
-        </w:rPr>
-        <w:t xml:space="preserve">version</w:t>
-      </w:r>
-      <w:r>
-        <w:t xml:space="preserve">.</w:t>
+        <w:rPr>
+          <w:bCs/>
+          <w:b/>
+        </w:rPr>
+        <w:t xml:space="preserve">Gatilho anti-escalonamento bloqueando o ETL e o painel administrativo</w:t>
+      </w:r>
+      <w:r>
+        <w:t xml:space="preserve"> </w:t>
+      </w:r>
+      <w:r>
+        <w:t xml:space="preserve">— impedia a carga dos</w:t>
+      </w:r>
+      <w:r>
+        <w:t xml:space="preserve"> </w:t>
+      </w:r>
+      <w:r>
+        <w:t xml:space="preserve">usuários migrados e a desativação de conta pelo Supabase Studio.</w:t>
+      </w:r>
+    </w:p>
+    <w:p>
+      <w:r>
+        <w:pict>
+          <v:rect style="width:0;height:1.5pt" o:hralign="center" o:hrstd="t" o:hr="t"/>
+        </w:pict>
+      </w:r>
+    </w:p>
+    <w:bookmarkEnd w:id="35"/>
+    <w:bookmarkStart w:id="36" w:name="estilo-de-redação-dos-documentos"/>
+    <w:p>
+      <w:pPr>
+        <w:pStyle w:val="Heading2"/>
+      </w:pPr>
+      <w:r>
+        <w:t xml:space="preserve">12. Estilo de redação dos documentos</w:t>
       </w:r>
     </w:p>
     <w:p>
       <w:pPr>
         <w:numPr>
           <w:ilvl w:val="0"/>
-          <w:numId w:val="1009"/>
+          <w:numId w:val="1010"/>
         </w:numPr>
         <w:pStyle w:val="Compact"/>
       </w:pPr>
       <w:r>
-        <w:t xml:space="preserve">Toda mudança em relação à v2.0 marcada inline:</w:t>
-      </w:r>
-      <w:r>
-        <w:t xml:space="preserve"> </w:t>
-      </w:r>
-      <w:r>
-        <w:rPr>
-          <w:rStyle w:val="VerbatimChar"/>
-        </w:rPr>
-        <w:t xml:space="preserve">**[MIGRAÇÃO v2.1]**</w:t>
-      </w:r>
-      <w:r>
-        <w:t xml:space="preserve">,</w:t>
-      </w:r>
-      <w:r>
-        <w:t xml:space="preserve"> </w:t>
-      </w:r>
-      <w:r>
-        <w:rPr>
-          <w:rStyle w:val="VerbatimChar"/>
-        </w:rPr>
-        <w:t xml:space="preserve">**[REVOGADO — v2.1]**</w:t>
-      </w:r>
-      <w:r>
-        <w:t xml:space="preserve">,</w:t>
-      </w:r>
-      <w:r>
-        <w:t xml:space="preserve"> </w:t>
-      </w:r>
-      <w:r>
-        <w:rPr>
-          <w:rStyle w:val="VerbatimChar"/>
-        </w:rPr>
-        <w:t xml:space="preserve">**[PRESERVADO]**</w:t>
-      </w:r>
-      <w:r>
-        <w:t xml:space="preserve">,</w:t>
-      </w:r>
-      <w:r>
-        <w:t xml:space="preserve"> </w:t>
-      </w:r>
-      <w:r>
-        <w:rPr>
-          <w:rStyle w:val="VerbatimChar"/>
-        </w:rPr>
-        <w:t xml:space="preserve">**[ABSORVIDO PELA PLATAFORMA]**</w:t>
-      </w:r>
-      <w:r>
-        <w:t xml:space="preserve">,</w:t>
-      </w:r>
-      <w:r>
-        <w:t xml:space="preserve"> </w:t>
-      </w:r>
-      <w:r>
-        <w:rPr>
-          <w:rStyle w:val="VerbatimChar"/>
-        </w:rPr>
-        <w:t xml:space="preserve">**[NOVO — v2.1]**</w:t>
-      </w:r>
-      <w:r>
-        <w:t xml:space="preserve">.</w:t>
+        <w:t xml:space="preserve">Português do Brasil, tom técnico e direto.</w:t>
       </w:r>
     </w:p>
     <w:p>
       <w:pPr>
         <w:numPr>
           <w:ilvl w:val="0"/>
-          <w:numId w:val="1009"/>
+          <w:numId w:val="1010"/>
         </w:numPr>
         <w:pStyle w:val="Compact"/>
       </w:pPr>
       <w:r>
-        <w:t xml:space="preserve">Rastreabilidade obrigatória: todo item cita seu identificador de origem.</w:t>
+        <w:t xml:space="preserve">Frontmatter YAML:</w:t>
+      </w:r>
+      <w:r>
+        <w:t xml:space="preserve"> </w:t>
+      </w:r>
+      <w:r>
+        <w:rPr>
+          <w:rStyle w:val="VerbatimChar"/>
+        </w:rPr>
+        <w:t xml:space="preserve">title</w:t>
+      </w:r>
+      <w:r>
+        <w:t xml:space="preserve">,</w:t>
+      </w:r>
+      <w:r>
+        <w:t xml:space="preserve"> </w:t>
+      </w:r>
+      <w:r>
+        <w:rPr>
+          <w:rStyle w:val="VerbatimChar"/>
+        </w:rPr>
+        <w:t xml:space="preserve">author</w:t>
+      </w:r>
+      <w:r>
+        <w:t xml:space="preserve">,</w:t>
+      </w:r>
+      <w:r>
+        <w:t xml:space="preserve"> </w:t>
+      </w:r>
+      <w:r>
+        <w:rPr>
+          <w:rStyle w:val="VerbatimChar"/>
+        </w:rPr>
+        <w:t xml:space="preserve">date</w:t>
+      </w:r>
+      <w:r>
+        <w:t xml:space="preserve">,</w:t>
+      </w:r>
+      <w:r>
+        <w:t xml:space="preserve"> </w:t>
+      </w:r>
+      <w:r>
+        <w:rPr>
+          <w:rStyle w:val="VerbatimChar"/>
+        </w:rPr>
+        <w:t xml:space="preserve">version</w:t>
+      </w:r>
+      <w:r>
+        <w:t xml:space="preserve">.</w:t>
       </w:r>
     </w:p>
     <w:p>
       <w:pPr>
         <w:numPr>
           <w:ilvl w:val="0"/>
-          <w:numId w:val="1009"/>
+          <w:numId w:val="1010"/>
         </w:numPr>
         <w:pStyle w:val="Compact"/>
       </w:pPr>
       <w:r>
-        <w:rPr>
-          <w:bCs/>
-          <w:b/>
-        </w:rPr>
-        <w:t xml:space="preserve">Nunca apagar um requisito.</w:t>
-      </w:r>
-      <w:r>
-        <w:t xml:space="preserve"> </w:t>
-      </w:r>
-      <w:r>
-        <w:t xml:space="preserve">Um requisito que perdeu sentido é marcado</w:t>
-      </w:r>
-      <w:r>
-        <w:t xml:space="preserve"> </w:t>
-      </w:r>
-      <w:r>
-        <w:rPr>
-          <w:rStyle w:val="VerbatimChar"/>
-        </w:rPr>
-        <w:t xml:space="preserve">[REVOGADO — v2.1]</w:t>
-      </w:r>
-      <w:r>
-        <w:t xml:space="preserve"> </w:t>
-      </w:r>
-      <w:r>
-        <w:t xml:space="preserve">com o motivo e o que ficou no lugar.</w:t>
+        <w:t xml:space="preserve">Toda mudança em relação à v2.0 marcada inline:</w:t>
+      </w:r>
+      <w:r>
+        <w:t xml:space="preserve"> </w:t>
+      </w:r>
+      <w:r>
+        <w:rPr>
+          <w:rStyle w:val="VerbatimChar"/>
+        </w:rPr>
+        <w:t xml:space="preserve">**[MIGRAÇÃO v2.1]**</w:t>
+      </w:r>
+      <w:r>
+        <w:t xml:space="preserve">,</w:t>
+      </w:r>
+      <w:r>
+        <w:t xml:space="preserve"> </w:t>
+      </w:r>
+      <w:r>
+        <w:rPr>
+          <w:rStyle w:val="VerbatimChar"/>
+        </w:rPr>
+        <w:t xml:space="preserve">**[REVOGADO — v2.1]**</w:t>
+      </w:r>
+      <w:r>
+        <w:t xml:space="preserve">,</w:t>
+      </w:r>
+      <w:r>
+        <w:t xml:space="preserve"> </w:t>
+      </w:r>
+      <w:r>
+        <w:rPr>
+          <w:rStyle w:val="VerbatimChar"/>
+        </w:rPr>
+        <w:t xml:space="preserve">**[PRESERVADO]**</w:t>
+      </w:r>
+      <w:r>
+        <w:t xml:space="preserve">,</w:t>
+      </w:r>
+      <w:r>
+        <w:t xml:space="preserve"> </w:t>
+      </w:r>
+      <w:r>
+        <w:rPr>
+          <w:rStyle w:val="VerbatimChar"/>
+        </w:rPr>
+        <w:t xml:space="preserve">**[ABSORVIDO PELA PLATAFORMA]**</w:t>
+      </w:r>
+      <w:r>
+        <w:t xml:space="preserve">,</w:t>
+      </w:r>
+      <w:r>
+        <w:t xml:space="preserve"> </w:t>
+      </w:r>
+      <w:r>
+        <w:rPr>
+          <w:rStyle w:val="VerbatimChar"/>
+        </w:rPr>
+        <w:t xml:space="preserve">**[NOVO — v2.1]**</w:t>
+      </w:r>
+      <w:r>
+        <w:t xml:space="preserve">.</w:t>
       </w:r>
     </w:p>
     <w:p>
       <w:pPr>
         <w:numPr>
           <w:ilvl w:val="0"/>
-          <w:numId w:val="1009"/>
+          <w:numId w:val="1010"/>
         </w:numPr>
         <w:pStyle w:val="Compact"/>
       </w:pPr>
       <w:r>
+        <w:t xml:space="preserve">Rastreabilidade obrigatória: todo item cita seu identificador de origem.</w:t>
+      </w:r>
+    </w:p>
+    <w:p>
+      <w:pPr>
+        <w:numPr>
+          <w:ilvl w:val="0"/>
+          <w:numId w:val="1010"/>
+        </w:numPr>
+        <w:pStyle w:val="Compact"/>
+      </w:pPr>
+      <w:r>
+        <w:rPr>
+          <w:bCs/>
+          <w:b/>
+        </w:rPr>
+        <w:t xml:space="preserve">Nunca apagar um requisito.</w:t>
+      </w:r>
+      <w:r>
+        <w:t xml:space="preserve"> </w:t>
+      </w:r>
+      <w:r>
+        <w:t xml:space="preserve">Um requisito que perdeu sentido é marcado</w:t>
+      </w:r>
+      <w:r>
+        <w:t xml:space="preserve"> </w:t>
+      </w:r>
+      <w:r>
+        <w:rPr>
+          <w:rStyle w:val="VerbatimChar"/>
+        </w:rPr>
+        <w:t xml:space="preserve">[REVOGADO — v2.1]</w:t>
+      </w:r>
+      <w:r>
+        <w:t xml:space="preserve"> </w:t>
+      </w:r>
+      <w:r>
+        <w:t xml:space="preserve">com o motivo e o que ficou no lugar.</w:t>
+      </w:r>
+    </w:p>
+    <w:p>
+      <w:pPr>
+        <w:numPr>
+          <w:ilvl w:val="0"/>
+          <w:numId w:val="1010"/>
+        </w:numPr>
+        <w:pStyle w:val="Compact"/>
+      </w:pPr>
+      <w:r>
         <w:t xml:space="preserve">Comentários didáticos em código explicando</w:t>
       </w:r>
       <w:r>
@@ -9286,7 +11161,7 @@
       <w:pPr>
         <w:numPr>
           <w:ilvl w:val="0"/>
-          <w:numId w:val="1009"/>
+          <w:numId w:val="1010"/>
         </w:numPr>
         <w:pStyle w:val="Compact"/>
       </w:pPr>
@@ -9294,8 +11169,8 @@
         <w:t xml:space="preserve">Tabelas em vez de listas longas quando houver 3+ atributos por item.</w:t>
       </w:r>
     </w:p>
-    <w:bookmarkEnd w:id="33"/>
-    <w:bookmarkEnd w:id="34"/>
+    <w:bookmarkEnd w:id="36"/>
+    <w:bookmarkEnd w:id="37"/>
     <w:sectPr/>
   </w:body>
 </w:document>
@@ -9573,15 +11448,6 @@
     <w:abstractNumId w:val="991"/>
   </w:num>
   <w:num w:numId="1003">
-    <w:abstractNumId w:val="991"/>
-  </w:num>
-  <w:num w:numId="1004">
-    <w:abstractNumId w:val="991"/>
-  </w:num>
-  <w:num w:numId="1005">
-    <w:abstractNumId w:val="991"/>
-  </w:num>
-  <w:num w:numId="1006">
     <w:abstractNumId w:val="99411"/>
     <w:lvlOverride w:ilvl="0">
       <w:startOverride w:val="1"/>
@@ -9611,10 +11477,16 @@
       <w:startOverride w:val="1"/>
     </w:lvlOverride>
   </w:num>
-  <w:num w:numId="1007">
+  <w:num w:numId="1004">
     <w:abstractNumId w:val="991"/>
   </w:num>
-  <w:num w:numId="1008">
+  <w:num w:numId="1005">
+    <w:abstractNumId w:val="991"/>
+  </w:num>
+  <w:num w:numId="1006">
+    <w:abstractNumId w:val="991"/>
+  </w:num>
+  <w:num w:numId="1007">
     <w:abstractNumId w:val="99411"/>
     <w:lvlOverride w:ilvl="0">
       <w:startOverride w:val="1"/>
@@ -9644,7 +11516,40 @@
       <w:startOverride w:val="1"/>
     </w:lvlOverride>
   </w:num>
+  <w:num w:numId="1008">
+    <w:abstractNumId w:val="991"/>
+  </w:num>
   <w:num w:numId="1009">
+    <w:abstractNumId w:val="99411"/>
+    <w:lvlOverride w:ilvl="0">
+      <w:startOverride w:val="1"/>
+    </w:lvlOverride>
+    <w:lvlOverride w:ilvl="1">
+      <w:startOverride w:val="1"/>
+    </w:lvlOverride>
+    <w:lvlOverride w:ilvl="2">
+      <w:startOverride w:val="1"/>
+    </w:lvlOverride>
+    <w:lvlOverride w:ilvl="3">
+      <w:startOverride w:val="1"/>
+    </w:lvlOverride>
+    <w:lvlOverride w:ilvl="4">
+      <w:startOverride w:val="1"/>
+    </w:lvlOverride>
+    <w:lvlOverride w:ilvl="5">
+      <w:startOverride w:val="1"/>
+    </w:lvlOverride>
+    <w:lvlOverride w:ilvl="6">
+      <w:startOverride w:val="1"/>
+    </w:lvlOverride>
+    <w:lvlOverride w:ilvl="7">
+      <w:startOverride w:val="1"/>
+    </w:lvlOverride>
+    <w:lvlOverride w:ilvl="8">
+      <w:startOverride w:val="1"/>
+    </w:lvlOverride>
+  </w:num>
+  <w:num w:numId="1010">
     <w:abstractNumId w:val="991"/>
   </w:num>
 </w:numbering>
